--- a/docs/Level1/高中英语语法切片-Level1-第02课-主语与谓语.docx
+++ b/docs/Level1/高中英语语法切片-Level1-第02课-主语与谓语.docx
@@ -99,6 +99,90 @@
           <w:sz w:val="24"/>
           <w:szCs w:val="24"/>
         </w:rPr>
+        <w:t xml:space="preserve">不过在开始之前，老师先送你一个特别管用的思路。这个思路今天记住了，后面几节课你会轻松很多。</w:t>
+      </w:r>
+    </w:p>
+    <w:p>
+      <w:pPr>
+        <w:spacing w:after="160" w:line="380"/>
+        <w:ind w:firstLine="480"/>
+      </w:pPr>
+      <w:r>
+        <w:rPr>
+          <w:rFonts w:ascii="SimSun" w:cs="SimSun" w:eastAsia="SimSun" w:hAnsi="SimSun"/>
+          <w:sz w:val="24"/>
+          <w:szCs w:val="24"/>
+        </w:rPr>
+        <w:t xml:space="preserve">句子成分和词性，其实是对得上的。什么意思呢？就是说每一个句子成分，它干的活儿，本质上就是某一类词干的活儿。</w:t>
+      </w:r>
+    </w:p>
+    <w:p>
+      <w:pPr>
+        <w:spacing w:after="160" w:line="380"/>
+        <w:ind w:firstLine="480"/>
+      </w:pPr>
+      <w:r>
+        <w:rPr>
+          <w:rFonts w:ascii="SimSun" w:cs="SimSun" w:eastAsia="SimSun" w:hAnsi="SimSun"/>
+          <w:sz w:val="24"/>
+          <w:szCs w:val="24"/>
+        </w:rPr>
+        <w:t xml:space="preserve">主语、宾语、表语这三个位置，干的是名词的活儿，所以只能放名词性的东西。这个上节课我们已经反复讲过了。</w:t>
+      </w:r>
+    </w:p>
+    <w:p>
+      <w:pPr>
+        <w:spacing w:after="160" w:line="380"/>
+        <w:ind w:firstLine="480"/>
+      </w:pPr>
+      <w:r>
+        <w:rPr>
+          <w:rFonts w:ascii="SimSun" w:cs="SimSun" w:eastAsia="SimSun" w:hAnsi="SimSun"/>
+          <w:sz w:val="24"/>
+          <w:szCs w:val="24"/>
+        </w:rPr>
+        <w:t xml:space="preserve">定语呢？定语是用来修饰名词的。那谁修饰名词？形容词。所以定语干的就是形容词的活儿。你就这么理解：任何东西，只要它在当定语，它本质上就是一个形容词，只不过长得不像形容词而已。</w:t>
+      </w:r>
+    </w:p>
+    <w:p>
+      <w:pPr>
+        <w:spacing w:after="160" w:line="380"/>
+        <w:ind w:firstLine="480"/>
+      </w:pPr>
+      <w:r>
+        <w:rPr>
+          <w:rFonts w:ascii="SimSun" w:cs="SimSun" w:eastAsia="SimSun" w:hAnsi="SimSun"/>
+          <w:sz w:val="24"/>
+          <w:szCs w:val="24"/>
+        </w:rPr>
+        <w:t xml:space="preserve">状语是用来修饰动词、形容词或者整句话的。谁干这个活儿？副词。所以状语干的就是副词的活儿。任何东西，只要它在当状语，它本质上就是一个副词。</w:t>
+      </w:r>
+    </w:p>
+    <w:p>
+      <w:pPr>
+        <w:spacing w:after="160" w:line="380"/>
+        <w:ind w:firstLine="480"/>
+      </w:pPr>
+      <w:r>
+        <w:rPr>
+          <w:rFonts w:ascii="SimSun" w:cs="SimSun" w:eastAsia="SimSun" w:hAnsi="SimSun"/>
+          <w:sz w:val="24"/>
+          <w:szCs w:val="24"/>
+        </w:rPr>
+        <w:t xml:space="preserve">你把这个对应关系记住：主语宾语表语等于名词，定语等于形容词，状语等于副词。以后我们分析任何一个成分，都按这个思路来。</w:t>
+      </w:r>
+    </w:p>
+    <w:p>
+      <w:pPr>
+        <w:spacing w:after="160" w:line="380"/>
+        <w:ind w:firstLine="480"/>
+      </w:pPr>
+      <w:r>
+        <w:rPr>
+          <w:rFonts w:ascii="SimSun" w:cs="SimSun" w:eastAsia="SimSun" w:hAnsi="SimSun"/>
+          <w:sz w:val="24"/>
+          <w:szCs w:val="24"/>
+        </w:rPr>
         <w:t xml:space="preserve">为什么说它俩最重要？因为主语和谓语是一个句子的骨架，剩下的成分全是往这个骨架上挂的东西。你把主语和谓语找出来了，再长的句子你也知道它在说什么。高考阅读里那些三四行长的句子，第一步永远是先找主谓。</w:t>
       </w:r>
     </w:p>
@@ -185,7 +269,21 @@
           <w:sz w:val="24"/>
           <w:szCs w:val="24"/>
         </w:rPr>
-        <w:t xml:space="preserve">主语是 The tall boy in the blue coat。不过这里面真正的核心是 boy，男孩。tall 是形容词在修饰它，in the blue coat 是介词短语也在修饰它。所以我们说，这个主语的中心词是 boy。这个概念待会儿会详细讲。</w:t>
+        <w:t xml:space="preserve">主语是 The tall boy in the blue coat。不过这里面真正的核心是 boy，男孩。前面的 tall 是形容词，在告诉你这是个高个子的男孩。后面的 in the blue coat 呢，它长得是个介词短语，但你别被长相骗了，它干的活儿跟 tall 一模一样，也是在告诉你这是个什么样的男孩——穿蓝外套的那个。</w:t>
+      </w:r>
+    </w:p>
+    <w:p>
+      <w:pPr>
+        <w:spacing w:after="160" w:line="380"/>
+        <w:ind w:firstLine="480"/>
+      </w:pPr>
+      <w:r>
+        <w:rPr>
+          <w:rFonts w:ascii="SimSun" w:cs="SimSun" w:eastAsia="SimSun" w:hAnsi="SimSun"/>
+          <w:sz w:val="24"/>
+          <w:szCs w:val="24"/>
+        </w:rPr>
+        <w:t xml:space="preserve">所以 in the blue coat 在这里就是定语，说白了它就是一个形容词，介词短语版本的形容词。tall 和 in the blue coat，一个在前一个在后，但都是形容词的活儿，都是贴在 boy 身上的。既然它俩都是修饰成分，那中心词就是 boy。</w:t>
       </w:r>
     </w:p>
     <w:p>
@@ -430,7 +528,7 @@
           <w:sz w:val="24"/>
           <w:szCs w:val="24"/>
         </w:rPr>
-        <w:t xml:space="preserve">主语这一块是 The number of the visitors to this museum。把修饰成分一层一层剥掉：to this museum 是介词短语，在修饰 visitors；of the visitors 也是介词短语，在修饰 number。全部剥掉之后剩下什么？The number，数量。</w:t>
+        <w:t xml:space="preserve">主语这一块是 The number of the visitors to this museum。我们一层一层剥。to this museum 修饰的是 visitors，说的是来这个博物馆的参观者，它是 visitors 的定语，也就是 visitors 的形容词。再往前，of the visitors 修饰的是 number，说的是参观者的数量，它是 number 的定语，也就是 number 的形容词。两层形容词全剥掉，剩下什么？The number，数量。</w:t>
       </w:r>
     </w:p>
     <w:p>
@@ -770,21 +868,77 @@
           <w:sz w:val="24"/>
           <w:szCs w:val="24"/>
         </w:rPr>
-        <w:t xml:space="preserve">方法特别简单：主语是有中心的。这个中心词就是那个真正的名词，剩下的都是给它化妆的。The tall boy in the blue coat 这一整块里，核心是 boy，男孩。tall 是形容词，在修饰 boy；in the blue coat 是介词短语，也在修饰 boy。所以中心词是 boy。</w:t>
-      </w:r>
-    </w:p>
-    <w:p>
-      <w:pPr>
-        <w:spacing w:after="160" w:line="380"/>
-        <w:ind w:firstLine="480"/>
-      </w:pPr>
-      <w:r>
-        <w:rPr>
-          <w:rFonts w:ascii="SimSun" w:cs="SimSun" w:eastAsia="SimSun" w:hAnsi="SimSun"/>
-          <w:sz w:val="24"/>
-          <w:szCs w:val="24"/>
-        </w:rPr>
-        <w:t xml:space="preserve">找中心词的操作也简单：把形容词划掉，把介词短语划掉，把后面挂着的定语划掉，剩下的那个光秃秃的名词，就是中心词。</w:t>
+        <w:t xml:space="preserve">方法特别简单：主语是有中心的。这个中心词就是那个真正的名词，剩下的都是给它化妆的。The tall boy in the blue coat 这一整块里，核心是 boy，男孩。tall 在修饰 boy，in the blue coat 也在修饰 boy，两个都是定语，两个说白了都是形容词。所以中心词是 boy。</w:t>
+      </w:r>
+    </w:p>
+    <w:p>
+      <w:pPr>
+        <w:spacing w:after="160" w:line="380"/>
+        <w:ind w:firstLine="480"/>
+      </w:pPr>
+      <w:r>
+        <w:rPr>
+          <w:rFonts w:ascii="SimSun" w:cs="SimSun" w:eastAsia="SimSun" w:hAnsi="SimSun"/>
+          <w:sz w:val="24"/>
+          <w:szCs w:val="24"/>
+        </w:rPr>
+        <w:t xml:space="preserve">这里老师再给你看一组对照，你就彻底通了。同样是介词短语，位置不一样，身份就不一样。</w:t>
+      </w:r>
+    </w:p>
+    <w:p>
+      <w:pPr>
+        <w:spacing w:after="160" w:line="380"/>
+        <w:ind w:firstLine="480"/>
+      </w:pPr>
+      <w:r>
+        <w:rPr>
+          <w:rFonts w:ascii="SimSun" w:cs="SimSun" w:eastAsia="SimSun" w:hAnsi="SimSun"/>
+          <w:sz w:val="24"/>
+          <w:szCs w:val="24"/>
+        </w:rPr>
+        <w:t xml:space="preserve">第一句，The boy in the blue coat is my brother. 这里的 in the blue coat 贴在名词 boy 后面，修饰的是 boy，那它就是定语，说白了就是形容词，告诉你是哪个男孩。</w:t>
+      </w:r>
+    </w:p>
+    <w:p>
+      <w:pPr>
+        <w:spacing w:after="160" w:line="380"/>
+        <w:ind w:firstLine="480"/>
+      </w:pPr>
+      <w:r>
+        <w:rPr>
+          <w:rFonts w:ascii="SimSun" w:cs="SimSun" w:eastAsia="SimSun" w:hAnsi="SimSun"/>
+          <w:sz w:val="24"/>
+          <w:szCs w:val="24"/>
+        </w:rPr>
+        <w:t xml:space="preserve">第二句，He runs in the park every morning. 这里的 in the park 修饰的是 runs 这个动作，说的是他在哪儿跑，那它就是状语，说白了就是副词。后面的 every morning 也一样，说的是什么时候跑，也在修饰 runs，也是状语，也是副词，具体叫时间状语。</w:t>
+      </w:r>
+    </w:p>
+    <w:p>
+      <w:pPr>
+        <w:spacing w:after="160" w:line="380"/>
+        <w:ind w:firstLine="480"/>
+      </w:pPr>
+      <w:r>
+        <w:rPr>
+          <w:rFonts w:ascii="SimSun" w:cs="SimSun" w:eastAsia="SimSun" w:hAnsi="SimSun"/>
+          <w:sz w:val="24"/>
+          <w:szCs w:val="24"/>
+        </w:rPr>
+        <w:t xml:space="preserve">你看，同一个 in the park 这样的介词短语，贴在名词后面修饰名词，它就是定语，相当于形容词；用来修饰动词，它就是状语，相当于副词。所以判断一个成分是什么，不看它长什么样，看它在修饰谁。修饰名词就是形容词的活儿，修饰动词就是副词的活儿。</w:t>
+      </w:r>
+    </w:p>
+    <w:p>
+      <w:pPr>
+        <w:spacing w:after="160" w:line="380"/>
+        <w:ind w:firstLine="480"/>
+      </w:pPr>
+      <w:r>
+        <w:rPr>
+          <w:rFonts w:ascii="SimSun" w:cs="SimSun" w:eastAsia="SimSun" w:hAnsi="SimSun"/>
+          <w:sz w:val="24"/>
+          <w:szCs w:val="24"/>
+        </w:rPr>
+        <w:t xml:space="preserve">所以找中心词的操作就一句话：把所有当定语的东西全划掉。不管它长成形容词，还是长成介词短语，还是长成后面挂着的一长串，只要它在修饰这个名词，它就是形容词的活儿，一律划掉。划完之后剩下的那个光秃秃的名词，就是中心词。</w:t>
       </w:r>
     </w:p>
     <w:p>
@@ -1106,7 +1260,7 @@
           <w:sz w:val="24"/>
           <w:szCs w:val="24"/>
         </w:rPr>
-        <w:t xml:space="preserve">第一个，介词短语里面的名词，永远不可能是主语。The box of books is heavy，主语是 box，箱子，不是 books。只要一个名词前面挂着介词，它就已经掉进修饰成分里去了，跟主语没关系了。这个坑在语法填空里每年都有人踩。</w:t>
+        <w:t xml:space="preserve">第一个，介词短语里面的名词，永远不可能是主语。The box of books is heavy，主语是 box，箱子，不是 books。因为 of books 整个是 box 的定语，是 box 的形容词，说的是装书的那个箱子。既然它是形容词，那它里面的 books 当然就跟主语没关系了。这个坑在语法填空里每年都有人踩。</w:t>
       </w:r>
     </w:p>
     <w:p>
@@ -1405,6 +1559,20 @@
           <w:szCs w:val="24"/>
         </w:rPr>
         <w:t xml:space="preserve">第五，一个简单句只有一个谓语。看见两个带时态的动词，那就是并列句，不是简单句。</w:t>
+      </w:r>
+    </w:p>
+    <w:p>
+      <w:pPr>
+        <w:spacing w:after="160" w:line="380"/>
+        <w:ind w:firstLine="480"/>
+      </w:pPr>
+      <w:r>
+        <w:rPr>
+          <w:rFonts w:ascii="SimSun" w:cs="SimSun" w:eastAsia="SimSun" w:hAnsi="SimSun"/>
+          <w:sz w:val="24"/>
+          <w:szCs w:val="24"/>
+        </w:rPr>
+        <w:t xml:space="preserve">另外今天还给了你一个通用的分析思路，一定要带走：主语宾语表语干的是名词的活儿，定语干的是形容词的活儿，状语干的是副词的活儿。以后碰到任何一块看不懂的成分，就问自己一句，它在修饰谁。修饰名词，它就是形容词；修饰动词，它就是副词。</w:t>
       </w:r>
     </w:p>
     <w:p>
@@ -1476,7 +1644,7 @@
           <w:sz w:val="24"/>
           <w:szCs w:val="24"/>
         </w:rPr>
-        <w:t xml:space="preserve">师：先找带时态的动词。is，be 动词的现在时形式，带时态，所以 is 是谓语。谓语前面那一块 The girl with two big eyes 就是主语。里面的 with two big eyes 是介词短语，在修饰 girl，划掉之后剩下 The girl，所以中心词是 girl，单数。这也正好解释了为什么谓语用的是 is 而不是 are。</w:t>
+        <w:t xml:space="preserve">师：先找带时态的动词。is，be 动词的现在时形式，带时态，所以 is 是谓语。谓语前面那一块 The girl with two big eyes 就是主语。里面的 with two big eyes 修饰的是 girl，告诉你是哪个女孩——长着两只大眼睛的那个，所以它是定语，说白了就是形容词。是形容词就划掉，剩下 The girl，中心词是 girl，单数。这也正好解释了为什么谓语用的是 is 而不是 are。</w:t>
       </w:r>
     </w:p>
     <w:p>
@@ -1624,7 +1792,7 @@
           <w:sz w:val="24"/>
           <w:szCs w:val="24"/>
         </w:rPr>
-        <w:t xml:space="preserve">师：这道题跟第一题正好对着看。主语是 The boxes in the corner，里面 in the corner 是介词短语修饰 boxes，划掉之后中心词是 boxes，复数。注意，后面虽然出现了 books，但那是在 full of 后面，跟主语没关系。主语是复数，谓语就用复数形式。</w:t>
+        <w:t xml:space="preserve">师：这道题跟第一题正好对着看。主语是 The boxes in the corner，里面的 in the corner 修饰的是 boxes，说的是墙角那些箱子，是定语，也就是形容词，划掉。剩下中心词 boxes，复数。注意，后面虽然出现了 books，但那是在 full of 后面，跟主语没关系。主语是复数，谓语就用复数形式。</w:t>
       </w:r>
     </w:p>
     <w:p>
@@ -1713,7 +1881,7 @@
           <w:sz w:val="24"/>
           <w:szCs w:val="24"/>
         </w:rPr>
-        <w:t xml:space="preserve">师：一项一项看。A 项，谓语是 is，前面那块是 The man's car，中心词是 car，汽车；the man's 是名词所有格，在修饰 car，作定语。所以主语是 car，不是 the man。B 项，谓语是 met，前面只有一个 I，所以主语是 I，the man 在谓语后面，是宾语。C 项，谓语是 looks，前面那块是 The man in the black hat，介词短语 in the black hat 修饰 man，中心词就是 man。</w:t>
+        <w:t xml:space="preserve">师：一项一项看。A 项，谓语是 is，前面那块是 The man's car，中心词是 car，汽车；the man's 是名词所有格，在修饰 car，作定语。所以主语是 car，不是 the man。B 项，谓语是 met，前面只有一个 I，所以主语是 I，the man 在谓语后面，是宾语。C 项，谓语是 looks，前面那块是 The man in the black hat，其中 in the black hat 修饰的是 man，说的是戴黑帽子的那个男人，是定语也就是形容词，划掉之后中心词就是 man。</w:t>
       </w:r>
     </w:p>
     <w:p>

--- a/docs/Level1/高中英语语法切片-Level1-第02课-主语与谓语.docx
+++ b/docs/Level1/高中英语语法切片-Level1-第02课-主语与谓语.docx
@@ -1078,49 +1078,49 @@
           <w:sz w:val="24"/>
           <w:szCs w:val="24"/>
         </w:rPr>
-        <w:t xml:space="preserve">最简单的一种，一个实义动词直接当谓语，比如 He runs every morning，runs 就是谓语，一个词搞定。</w:t>
-      </w:r>
-    </w:p>
-    <w:p>
-      <w:pPr>
-        <w:spacing w:after="160" w:line="380"/>
-        <w:ind w:firstLine="480"/>
-      </w:pPr>
-      <w:r>
-        <w:rPr>
-          <w:rFonts w:ascii="SimSun" w:cs="SimSun" w:eastAsia="SimSun" w:hAnsi="SimSun"/>
-          <w:sz w:val="24"/>
-          <w:szCs w:val="24"/>
-        </w:rPr>
-        <w:t xml:space="preserve">第二种，系动词加表语。这时候谓语是系动词和表语合起来的那一块，比如 She is a teacher，谓语部分是 is a teacher，你光说一个 is 意思是不完整的。除了 be，还有 look、seem、become、feel、sound、taste 这几个系动词，上节课我们提过。</w:t>
-      </w:r>
-    </w:p>
-    <w:p>
-      <w:pPr>
-        <w:spacing w:after="160" w:line="380"/>
-        <w:ind w:firstLine="480"/>
-      </w:pPr>
-      <w:r>
-        <w:rPr>
-          <w:rFonts w:ascii="SimSun" w:cs="SimSun" w:eastAsia="SimSun" w:hAnsi="SimSun"/>
-          <w:sz w:val="24"/>
-          <w:szCs w:val="24"/>
-        </w:rPr>
-        <w:t xml:space="preserve">第三种，情态动词加动词原形，比如 You must finish it today，谓语是 must finish。这里提醒一句，情态动词后面永远跟原形，不能加 s，不能变过去式。</w:t>
-      </w:r>
-    </w:p>
-    <w:p>
-      <w:pPr>
-        <w:spacing w:after="160" w:line="380"/>
-        <w:ind w:firstLine="480"/>
-      </w:pPr>
-      <w:r>
-        <w:rPr>
-          <w:rFonts w:ascii="SimSun" w:cs="SimSun" w:eastAsia="SimSun" w:hAnsi="SimSun"/>
-          <w:sz w:val="24"/>
-          <w:szCs w:val="24"/>
-        </w:rPr>
-        <w:t xml:space="preserve">第四种，助动词加主要动词，这个最常见，所有的进行时、完成时、被动语态、疑问句、否定句全靠它。He is reading a book，谓语是 is reading；They have left，谓语是 have left；The window was broken，谓语是 was broken。</w:t>
+        <w:t xml:space="preserve">最简单的是一个实义动词直接当谓语，He runs every morning，runs 就是谓语，一个词搞定。</w:t>
+      </w:r>
+    </w:p>
+    <w:p>
+      <w:pPr>
+        <w:spacing w:after="160" w:line="380"/>
+        <w:ind w:firstLine="480"/>
+      </w:pPr>
+      <w:r>
+        <w:rPr>
+          <w:rFonts w:ascii="SimSun" w:cs="SimSun" w:eastAsia="SimSun" w:hAnsi="SimSun"/>
+          <w:sz w:val="24"/>
+          <w:szCs w:val="24"/>
+        </w:rPr>
+        <w:t xml:space="preserve">复杂一点的是系动词加表语，这时候谓语是这两块合起来的那一整块。She is a teacher，谓语部分是 is a teacher，你光说一个 is，意思是不完整的。除了 be，还有 look、seem、become、feel、sound、taste 这几个系动词，上节课我们提过。</w:t>
+      </w:r>
+    </w:p>
+    <w:p>
+      <w:pPr>
+        <w:spacing w:after="160" w:line="380"/>
+        <w:ind w:firstLine="480"/>
+      </w:pPr>
+      <w:r>
+        <w:rPr>
+          <w:rFonts w:ascii="SimSun" w:cs="SimSun" w:eastAsia="SimSun" w:hAnsi="SimSun"/>
+          <w:sz w:val="24"/>
+          <w:szCs w:val="24"/>
+        </w:rPr>
+        <w:t xml:space="preserve">还有一种是情态动词加动词原形，You must finish it today，谓语是 must finish。这里提醒一句，情态动词后面永远跟原形，不能加 s，也不能变过去式。</w:t>
+      </w:r>
+    </w:p>
+    <w:p>
+      <w:pPr>
+        <w:spacing w:after="160" w:line="380"/>
+        <w:ind w:firstLine="480"/>
+      </w:pPr>
+      <w:r>
+        <w:rPr>
+          <w:rFonts w:ascii="SimSun" w:cs="SimSun" w:eastAsia="SimSun" w:hAnsi="SimSun"/>
+          <w:sz w:val="24"/>
+          <w:szCs w:val="24"/>
+        </w:rPr>
+        <w:t xml:space="preserve">最后一种最常见，是助动词加主要动词，所有的进行时、完成时、被动语态、疑问句、否定句全靠它。He is reading a book，谓语是 is reading；They have left，谓语是 have left；The window was broken，谓语是 was broken。</w:t>
       </w:r>
     </w:p>
     <w:p>
@@ -1260,35 +1260,35 @@
           <w:sz w:val="24"/>
           <w:szCs w:val="24"/>
         </w:rPr>
-        <w:t xml:space="preserve">第一个，介词短语里面的名词，永远不可能是主语。The box of books is heavy，主语是 box，箱子，不是 books。因为 of books 整个是 box 的定语，是 box 的形容词，说的是装书的那个箱子。既然它是形容词，那它里面的 books 当然就跟主语没关系了。这个坑在语法填空里每年都有人踩。</w:t>
-      </w:r>
-    </w:p>
-    <w:p>
-      <w:pPr>
-        <w:spacing w:after="160" w:line="380"/>
-        <w:ind w:firstLine="480"/>
-      </w:pPr>
-      <w:r>
-        <w:rPr>
-          <w:rFonts w:ascii="SimSun" w:cs="SimSun" w:eastAsia="SimSun" w:hAnsi="SimSun"/>
-          <w:sz w:val="24"/>
-          <w:szCs w:val="24"/>
-        </w:rPr>
-        <w:t xml:space="preserve">第二个，there be 句型的主语不在前面。There is a book on the desk，很多同学以为 there 是主语，不是的。there 只是个引子，真正的主语是后面的 a book。所以 be 用单数还是复数，看的是 be 后面那个名词，而且看离它最近的那个。</w:t>
-      </w:r>
-    </w:p>
-    <w:p>
-      <w:pPr>
-        <w:spacing w:after="160" w:line="380"/>
-        <w:ind w:firstLine="480"/>
-      </w:pPr>
-      <w:r>
-        <w:rPr>
-          <w:rFonts w:ascii="SimSun" w:cs="SimSun" w:eastAsia="SimSun" w:hAnsi="SimSun"/>
-          <w:sz w:val="24"/>
-          <w:szCs w:val="24"/>
-        </w:rPr>
-        <w:t xml:space="preserve">第三个，祈使句的主语是被省略掉的。Close the door，关门，这句话表面上没有主语，但它不是没有，是省略了 you。你不能因为看不见就说它没有。</w:t>
+        <w:t xml:space="preserve">先说最常见的一个：介词短语里面的名词，永远不可能是主语。The box of books is heavy，主语是 box，箱子，不是 books。因为 of books 整个是 box 的定语，是 box 的形容词，说的是装书的那个箱子。既然它是形容词，那它里面的 books 当然就跟主语没关系了。这个坑在语法填空里每年都有人踩。</w:t>
+      </w:r>
+    </w:p>
+    <w:p>
+      <w:pPr>
+        <w:spacing w:after="160" w:line="380"/>
+        <w:ind w:firstLine="480"/>
+      </w:pPr>
+      <w:r>
+        <w:rPr>
+          <w:rFonts w:ascii="SimSun" w:cs="SimSun" w:eastAsia="SimSun" w:hAnsi="SimSun"/>
+          <w:sz w:val="24"/>
+          <w:szCs w:val="24"/>
+        </w:rPr>
+        <w:t xml:space="preserve">再说一个，there be 句型的主语不在前面。There is a book on the desk，很多同学以为 there 是主语，不是的。there 只是个引子，真正的主语是后面的 a book。所以 be 用单数还是复数，看的是 be 后面那个名词，而且看离它最近的那个。</w:t>
+      </w:r>
+    </w:p>
+    <w:p>
+      <w:pPr>
+        <w:spacing w:after="160" w:line="380"/>
+        <w:ind w:firstLine="480"/>
+      </w:pPr>
+      <w:r>
+        <w:rPr>
+          <w:rFonts w:ascii="SimSun" w:cs="SimSun" w:eastAsia="SimSun" w:hAnsi="SimSun"/>
+          <w:sz w:val="24"/>
+          <w:szCs w:val="24"/>
+        </w:rPr>
+        <w:t xml:space="preserve">还有一个容易忽略的，祈使句的主语是被省略掉的。Close the door，关门，这句话表面上没有主语，但它不是没有，是省略了 you。你不能因为看不见就说它没有。</w:t>
       </w:r>
     </w:p>
     <w:p>

--- a/docs/Level1/高中英语语法切片-Level1-第02课-主语与谓语.docx
+++ b/docs/Level1/高中英语语法切片-Level1-第02课-主语与谓语.docx
@@ -203,6 +203,20 @@
     <w:p>
       <w:pPr>
         <w:spacing w:after="160" w:line="380"/>
+        <w:ind w:firstLine="480"/>
+      </w:pPr>
+      <w:r>
+        <w:rPr>
+          <w:rFonts w:ascii="SimSun" w:cs="SimSun" w:eastAsia="SimSun" w:hAnsi="SimSun"/>
+          <w:sz w:val="24"/>
+          <w:szCs w:val="24"/>
+        </w:rPr>
+        <w:t xml:space="preserve">我们先来看第一题。</w:t>
+      </w:r>
+    </w:p>
+    <w:p>
+      <w:pPr>
+        <w:spacing w:after="160" w:line="380"/>
       </w:pPr>
       <w:r>
         <w:rPr>
@@ -303,6 +317,20 @@
     <w:p>
       <w:pPr>
         <w:spacing w:after="160" w:line="380"/>
+        <w:ind w:firstLine="480"/>
+      </w:pPr>
+      <w:r>
+        <w:rPr>
+          <w:rFonts w:ascii="SimSun" w:cs="SimSun" w:eastAsia="SimSun" w:hAnsi="SimSun"/>
+          <w:sz w:val="24"/>
+          <w:szCs w:val="24"/>
+        </w:rPr>
+        <w:t xml:space="preserve">好，第一题就到这儿。接下来第二题。</w:t>
+      </w:r>
+    </w:p>
+    <w:p>
+      <w:pPr>
+        <w:spacing w:after="160" w:line="380"/>
       </w:pPr>
       <w:r>
         <w:rPr>
@@ -389,6 +417,20 @@
     <w:p>
       <w:pPr>
         <w:spacing w:after="160" w:line="380"/>
+        <w:ind w:firstLine="480"/>
+      </w:pPr>
+      <w:r>
+        <w:rPr>
+          <w:rFonts w:ascii="SimSun" w:cs="SimSun" w:eastAsia="SimSun" w:hAnsi="SimSun"/>
+          <w:sz w:val="24"/>
+          <w:szCs w:val="24"/>
+        </w:rPr>
+        <w:t xml:space="preserve">来，第三题。</w:t>
+      </w:r>
+    </w:p>
+    <w:p>
+      <w:pPr>
+        <w:spacing w:after="160" w:line="380"/>
       </w:pPr>
       <w:r>
         <w:rPr>
@@ -476,6 +518,20 @@
     <w:p>
       <w:pPr>
         <w:spacing w:after="160" w:line="380"/>
+        <w:ind w:firstLine="480"/>
+      </w:pPr>
+      <w:r>
+        <w:rPr>
+          <w:rFonts w:ascii="SimSun" w:cs="SimSun" w:eastAsia="SimSun" w:hAnsi="SimSun"/>
+          <w:sz w:val="24"/>
+          <w:szCs w:val="24"/>
+        </w:rPr>
+        <w:t xml:space="preserve">第四题。这道题稍微绕一点，你仔细看。</w:t>
+      </w:r>
+    </w:p>
+    <w:p>
+      <w:pPr>
+        <w:spacing w:after="160" w:line="380"/>
       </w:pPr>
       <w:r>
         <w:rPr>
@@ -562,6 +618,20 @@
     <w:p>
       <w:pPr>
         <w:spacing w:after="160" w:line="380"/>
+        <w:ind w:firstLine="480"/>
+      </w:pPr>
+      <w:r>
+        <w:rPr>
+          <w:rFonts w:ascii="SimSun" w:cs="SimSun" w:eastAsia="SimSun" w:hAnsi="SimSun"/>
+          <w:sz w:val="24"/>
+          <w:szCs w:val="24"/>
+        </w:rPr>
+        <w:t xml:space="preserve">接着看第五题。</w:t>
+      </w:r>
+    </w:p>
+    <w:p>
+      <w:pPr>
+        <w:spacing w:after="160" w:line="380"/>
       </w:pPr>
       <w:r>
         <w:rPr>
@@ -648,6 +718,20 @@
     <w:p>
       <w:pPr>
         <w:spacing w:after="160" w:line="380"/>
+        <w:ind w:firstLine="480"/>
+      </w:pPr>
+      <w:r>
+        <w:rPr>
+          <w:rFonts w:ascii="SimSun" w:cs="SimSun" w:eastAsia="SimSun" w:hAnsi="SimSun"/>
+          <w:sz w:val="24"/>
+          <w:szCs w:val="24"/>
+        </w:rPr>
+        <w:t xml:space="preserve">最后一道，第六题。做完这道我们就正式开讲。</w:t>
+      </w:r>
+    </w:p>
+    <w:p>
+      <w:pPr>
+        <w:spacing w:after="160" w:line="380"/>
       </w:pPr>
       <w:r>
         <w:rPr>
@@ -1308,6 +1392,20 @@
     <w:p>
       <w:pPr>
         <w:spacing w:after="160" w:line="380"/>
+        <w:ind w:firstLine="480"/>
+      </w:pPr>
+      <w:r>
+        <w:rPr>
+          <w:rFonts w:ascii="SimSun" w:cs="SimSun" w:eastAsia="SimSun" w:hAnsi="SimSun"/>
+          <w:sz w:val="24"/>
+          <w:szCs w:val="24"/>
+        </w:rPr>
+        <w:t xml:space="preserve">我们先看第一道例题。</w:t>
+      </w:r>
+    </w:p>
+    <w:p>
+      <w:pPr>
+        <w:spacing w:after="160" w:line="380"/>
       </w:pPr>
       <w:r>
         <w:rPr>
@@ -1394,6 +1492,20 @@
     <w:p>
       <w:pPr>
         <w:spacing w:after="160" w:line="380"/>
+        <w:ind w:firstLine="480"/>
+      </w:pPr>
+      <w:r>
+        <w:rPr>
+          <w:rFonts w:ascii="SimSun" w:cs="SimSun" w:eastAsia="SimSun" w:hAnsi="SimSun"/>
+          <w:sz w:val="24"/>
+          <w:szCs w:val="24"/>
+        </w:rPr>
+        <w:t xml:space="preserve">好，接下来第二道例题。</w:t>
+      </w:r>
+    </w:p>
+    <w:p>
+      <w:pPr>
+        <w:spacing w:after="160" w:line="380"/>
       </w:pPr>
       <w:r>
         <w:rPr>
@@ -1601,6 +1713,20 @@
           <w:szCs w:val="24"/>
         </w:rPr>
         <w:t xml:space="preserve">下面是六道随堂练习题。老师还是那句话，每道题先自己做，做完再听讲解。下面每一道，老师都不会一上来就报答案，我们一起把思路走一遍。</w:t>
+      </w:r>
+    </w:p>
+    <w:p>
+      <w:pPr>
+        <w:spacing w:after="160" w:line="380"/>
+        <w:ind w:firstLine="480"/>
+      </w:pPr>
+      <w:r>
+        <w:rPr>
+          <w:rFonts w:ascii="SimSun" w:cs="SimSun" w:eastAsia="SimSun" w:hAnsi="SimSun"/>
+          <w:sz w:val="24"/>
+          <w:szCs w:val="24"/>
+        </w:rPr>
+        <w:t xml:space="preserve">我们先来看第一题。</w:t>
       </w:r>
     </w:p>
     <w:p>
@@ -1680,6 +1806,20 @@
     <w:p>
       <w:pPr>
         <w:spacing w:after="160" w:line="380"/>
+        <w:ind w:firstLine="480"/>
+      </w:pPr>
+      <w:r>
+        <w:rPr>
+          <w:rFonts w:ascii="SimSun" w:cs="SimSun" w:eastAsia="SimSun" w:hAnsi="SimSun"/>
+          <w:sz w:val="24"/>
+          <w:szCs w:val="24"/>
+        </w:rPr>
+        <w:t xml:space="preserve">接下来第二题。</w:t>
+      </w:r>
+    </w:p>
+    <w:p>
+      <w:pPr>
+        <w:spacing w:after="160" w:line="380"/>
       </w:pPr>
       <w:r>
         <w:rPr>
@@ -1754,6 +1894,20 @@
     <w:p>
       <w:pPr>
         <w:spacing w:after="160" w:line="380"/>
+        <w:ind w:firstLine="480"/>
+      </w:pPr>
+      <w:r>
+        <w:rPr>
+          <w:rFonts w:ascii="SimSun" w:cs="SimSun" w:eastAsia="SimSun" w:hAnsi="SimSun"/>
+          <w:sz w:val="24"/>
+          <w:szCs w:val="24"/>
+        </w:rPr>
+        <w:t xml:space="preserve">来，第三题。</w:t>
+      </w:r>
+    </w:p>
+    <w:p>
+      <w:pPr>
+        <w:spacing w:after="160" w:line="380"/>
       </w:pPr>
       <w:r>
         <w:rPr>
@@ -1828,6 +1982,20 @@
     <w:p>
       <w:pPr>
         <w:spacing w:after="160" w:line="380"/>
+        <w:ind w:firstLine="480"/>
+      </w:pPr>
+      <w:r>
+        <w:rPr>
+          <w:rFonts w:ascii="SimSun" w:cs="SimSun" w:eastAsia="SimSun" w:hAnsi="SimSun"/>
+          <w:sz w:val="24"/>
+          <w:szCs w:val="24"/>
+        </w:rPr>
+        <w:t xml:space="preserve">第四题。</w:t>
+      </w:r>
+    </w:p>
+    <w:p>
+      <w:pPr>
+        <w:spacing w:after="160" w:line="380"/>
       </w:pPr>
       <w:r>
         <w:rPr>
@@ -1917,6 +2085,20 @@
     <w:p>
       <w:pPr>
         <w:spacing w:after="160" w:line="380"/>
+        <w:ind w:firstLine="480"/>
+      </w:pPr>
+      <w:r>
+        <w:rPr>
+          <w:rFonts w:ascii="SimSun" w:cs="SimSun" w:eastAsia="SimSun" w:hAnsi="SimSun"/>
+          <w:sz w:val="24"/>
+          <w:szCs w:val="24"/>
+        </w:rPr>
+        <w:t xml:space="preserve">第五题，接着看。</w:t>
+      </w:r>
+    </w:p>
+    <w:p>
+      <w:pPr>
+        <w:spacing w:after="160" w:line="380"/>
       </w:pPr>
       <w:r>
         <w:rPr>
@@ -1986,6 +2168,20 @@
           <w:szCs w:val="24"/>
         </w:rPr>
         <w:t xml:space="preserve">解析：不定式短语作主语视为单数，谓语动词须用第三人称单数形式，故 need 应改为 needs。</w:t>
+      </w:r>
+    </w:p>
+    <w:p>
+      <w:pPr>
+        <w:spacing w:after="160" w:line="380"/>
+        <w:ind w:firstLine="480"/>
+      </w:pPr>
+      <w:r>
+        <w:rPr>
+          <w:rFonts w:ascii="SimSun" w:cs="SimSun" w:eastAsia="SimSun" w:hAnsi="SimSun"/>
+          <w:sz w:val="24"/>
+          <w:szCs w:val="24"/>
+        </w:rPr>
+        <w:t xml:space="preserve">最后一题了。</w:t>
       </w:r>
     </w:p>
     <w:p>

--- a/docs/Level1/高中英语语法切片-Level1-第02课-主语与谓语.docx
+++ b/docs/Level1/高中英语语法切片-Level1-第02课-主语与谓语.docx
@@ -43,7 +43,21 @@
           <w:sz w:val="24"/>
           <w:szCs w:val="24"/>
         </w:rPr>
-        <w:t xml:space="preserve">同学们好，欢迎回到高中英语语法切片课堂。上节课我们讲了词类，把英语的单词分成了十类，还给了三条判断词性的标准。今天这节课，我们换一个角度看问题。</w:t>
+        <w:t xml:space="preserve">这一点你听明白了吗？</w:t>
+      </w:r>
+    </w:p>
+    <w:p>
+      <w:pPr>
+        <w:spacing w:after="160" w:line="380"/>
+        <w:ind w:firstLine="480"/>
+      </w:pPr>
+      <w:r>
+        <w:rPr>
+          <w:rFonts w:ascii="SimSun" w:cs="SimSun" w:eastAsia="SimSun" w:hAnsi="SimSun"/>
+          <w:sz w:val="24"/>
+          <w:szCs w:val="24"/>
+        </w:rPr>
+        <w:t xml:space="preserve">那同学们好，欢迎回到高中英语语法切片课堂。上节课我们讲了词类，把英语的单词分成了十类，还给了三条判断词性的标准。今天这节课，我们换一个角度看问题。</w:t>
       </w:r>
     </w:p>
     <w:p>
@@ -99,6 +113,20 @@
           <w:sz w:val="24"/>
           <w:szCs w:val="24"/>
         </w:rPr>
+        <w:t xml:space="preserve">你先在心里过一遍。</w:t>
+      </w:r>
+    </w:p>
+    <w:p>
+      <w:pPr>
+        <w:spacing w:after="160" w:line="380"/>
+        <w:ind w:firstLine="480"/>
+      </w:pPr>
+      <w:r>
+        <w:rPr>
+          <w:rFonts w:ascii="SimSun" w:cs="SimSun" w:eastAsia="SimSun" w:hAnsi="SimSun"/>
+          <w:sz w:val="24"/>
+          <w:szCs w:val="24"/>
+        </w:rPr>
         <w:t xml:space="preserve">不过在开始之前，老师先送你一个特别管用的思路。这个思路今天记住了，后面几节课你会轻松很多。</w:t>
       </w:r>
     </w:p>
@@ -142,6 +170,20 @@
           <w:szCs w:val="24"/>
         </w:rPr>
         <w:t xml:space="preserve">定语呢？定语是用来修饰名词的。那谁修饰名词？形容词。所以定语干的就是形容词的活儿。你就这么理解：任何东西，只要它在当定语，它本质上就是一个形容词，只不过长得不像形容词而已。</w:t>
+      </w:r>
+    </w:p>
+    <w:p>
+      <w:pPr>
+        <w:spacing w:after="160" w:line="380"/>
+        <w:ind w:firstLine="480"/>
+      </w:pPr>
+      <w:r>
+        <w:rPr>
+          <w:rFonts w:ascii="SimSun" w:cs="SimSun" w:eastAsia="SimSun" w:hAnsi="SimSun"/>
+          <w:sz w:val="24"/>
+          <w:szCs w:val="24"/>
+        </w:rPr>
+        <w:t xml:space="preserve">跟上了吗？我们接着说。</w:t>
       </w:r>
     </w:p>
     <w:p>
@@ -255,6 +297,20 @@
           <w:sz w:val="24"/>
           <w:szCs w:val="24"/>
         </w:rPr>
+        <w:t xml:space="preserve">这里你要特别注意，我问你，到这儿有没有问题？</w:t>
+      </w:r>
+    </w:p>
+    <w:p>
+      <w:pPr>
+        <w:spacing w:after="160" w:line="380"/>
+        <w:ind w:firstLine="480"/>
+      </w:pPr>
+      <w:r>
+        <w:rPr>
+          <w:rFonts w:ascii="SimSun" w:cs="SimSun" w:eastAsia="SimSun" w:hAnsi="SimSun"/>
+          <w:sz w:val="24"/>
+          <w:szCs w:val="24"/>
+        </w:rPr>
         <w:t xml:space="preserve">这句话有点长，先别急着从头找。老师教你一个顺序：先找谓语，再找主语。为什么？因为谓语好认，它带时态。</w:t>
       </w:r>
     </w:p>
@@ -298,6 +354,20 @@
           <w:szCs w:val="24"/>
         </w:rPr>
         <w:t xml:space="preserve">所以 in the blue coat 在这里就是定语，说白了它就是一个形容词，介词短语版本的形容词。tall 和 in the blue coat，一个在前一个在后，但都是形容词的活儿，都是贴在 boy 身上的。既然它俩都是修饰成分，那中心词就是 boy。</w:t>
+      </w:r>
+    </w:p>
+    <w:p>
+      <w:pPr>
+        <w:spacing w:after="160" w:line="380"/>
+        <w:ind w:firstLine="480"/>
+      </w:pPr>
+      <w:r>
+        <w:rPr>
+          <w:rFonts w:ascii="SimSun" w:cs="SimSun" w:eastAsia="SimSun" w:hAnsi="SimSun"/>
+          <w:sz w:val="24"/>
+          <w:szCs w:val="24"/>
+        </w:rPr>
+        <w:t xml:space="preserve">你自己想想是不是这个道理。</w:t>
       </w:r>
     </w:p>
     <w:p>
@@ -383,7 +453,7 @@
           <w:sz w:val="24"/>
           <w:szCs w:val="24"/>
         </w:rPr>
-        <w:t xml:space="preserve">takes 前面那一整块，Learning a foreign language well，就是主语。注意，这个主语不是一个单独的名词，它是一个动名词短语——Learning 是动名词，a foreign language 是它带的宾语，well 是修饰它的副词，三样合起来整块当主语。</w:t>
+        <w:t xml:space="preserve">好，takes 前面那一整块，Learning a foreign language well，就是主语。注意，这个主语不是一个单独的名词，它是一个动名词短语——Learning 是动名词，a foreign language 是它带的宾语，well 是修饰它的副词，三样合起来整块当主语。</w:t>
       </w:r>
     </w:p>
     <w:p>
@@ -398,6 +468,20 @@
           <w:szCs w:val="24"/>
         </w:rPr>
         <w:t xml:space="preserve">这正好印证了上节课那条铁律：主语位置只能放名词性成分，而动名词就是名词性的。</w:t>
+      </w:r>
+    </w:p>
+    <w:p>
+      <w:pPr>
+        <w:spacing w:after="160" w:line="380"/>
+        <w:ind w:firstLine="480"/>
+      </w:pPr>
+      <w:r>
+        <w:rPr>
+          <w:rFonts w:ascii="SimSun" w:cs="SimSun" w:eastAsia="SimSun" w:hAnsi="SimSun"/>
+          <w:sz w:val="24"/>
+          <w:szCs w:val="24"/>
+        </w:rPr>
+        <w:t xml:space="preserve">我知道你可能还有点绕，别急。</w:t>
       </w:r>
     </w:p>
     <w:p>
@@ -484,6 +568,20 @@
           <w:sz w:val="24"/>
           <w:szCs w:val="24"/>
         </w:rPr>
+        <w:t xml:space="preserve">这道题你先自己做一遍，做完再听我讲。</w:t>
+      </w:r>
+    </w:p>
+    <w:p>
+      <w:pPr>
+        <w:spacing w:after="160" w:line="380"/>
+        <w:ind w:firstLine="480"/>
+      </w:pPr>
+      <w:r>
+        <w:rPr>
+          <w:rFonts w:ascii="SimSun" w:cs="SimSun" w:eastAsia="SimSun" w:hAnsi="SimSun"/>
+          <w:sz w:val="24"/>
+          <w:szCs w:val="24"/>
+        </w:rPr>
         <w:t xml:space="preserve">我们一项一项看。A 项，sings，带着第三人称单数的 s，带时态，是谓语，这是个完整句子。C 项，is，be 动词的现在时形式，也带时态，也是谓语，同样完整。</w:t>
       </w:r>
     </w:p>
@@ -584,6 +682,20 @@
           <w:sz w:val="24"/>
           <w:szCs w:val="24"/>
         </w:rPr>
+        <w:t xml:space="preserve">你看，是不是清楚多了？</w:t>
+      </w:r>
+    </w:p>
+    <w:p>
+      <w:pPr>
+        <w:spacing w:after="160" w:line="380"/>
+        <w:ind w:firstLine="480"/>
+      </w:pPr>
+      <w:r>
+        <w:rPr>
+          <w:rFonts w:ascii="SimSun" w:cs="SimSun" w:eastAsia="SimSun" w:hAnsi="SimSun"/>
+          <w:sz w:val="24"/>
+          <w:szCs w:val="24"/>
+        </w:rPr>
         <w:t xml:space="preserve">主语这一块是 The number of the visitors to this museum。我们一层一层剥。to this museum 修饰的是 visitors，说的是来这个博物馆的参观者，它是 visitors 的定语，也就是 visitors 的形容词。再往前，of the visitors 修饰的是 number，说的是参观者的数量，它是 number 的定语，也就是 number 的形容词。两层形容词全剥掉，剩下什么？The number，数量。</w:t>
       </w:r>
     </w:p>
@@ -698,6 +810,20 @@
           <w:sz w:val="24"/>
           <w:szCs w:val="24"/>
         </w:rPr>
+        <w:t xml:space="preserve">这一点你听明白了吗？</w:t>
+      </w:r>
+    </w:p>
+    <w:p>
+      <w:pPr>
+        <w:spacing w:after="160" w:line="380"/>
+        <w:ind w:firstLine="480"/>
+      </w:pPr>
+      <w:r>
+        <w:rPr>
+          <w:rFonts w:ascii="SimSun" w:cs="SimSun" w:eastAsia="SimSun" w:hAnsi="SimSun"/>
+          <w:sz w:val="24"/>
+          <w:szCs w:val="24"/>
+        </w:rPr>
         <w:t xml:space="preserve">主语是第三人称单数，谓语就得加 s。every summer 表示每年夏天都这样，是经常性的动作，用一般现在时。</w:t>
       </w:r>
     </w:p>
@@ -826,6 +952,20 @@
           <w:sz w:val="24"/>
           <w:szCs w:val="24"/>
         </w:rPr>
+        <w:t xml:space="preserve">你先在心里过一遍。</w:t>
+      </w:r>
+    </w:p>
+    <w:p>
+      <w:pPr>
+        <w:spacing w:after="160" w:line="380"/>
+        <w:ind w:firstLine="480"/>
+      </w:pPr>
+      <w:r>
+        <w:rPr>
+          <w:rFonts w:ascii="SimSun" w:cs="SimSun" w:eastAsia="SimSun" w:hAnsi="SimSun"/>
+          <w:sz w:val="24"/>
+          <w:szCs w:val="24"/>
+        </w:rPr>
         <w:t xml:space="preserve">六道课前测结束。错了两道以上不用慌，今天讲完你就全通了。</w:t>
       </w:r>
     </w:p>
@@ -868,7 +1008,7 @@
           <w:sz w:val="24"/>
           <w:szCs w:val="24"/>
         </w:rPr>
-        <w:t xml:space="preserve">Tom broke the window，这句话在讲谁？讲 Tom，所以 Tom 是主语。换一句，The window was broken，这句话在讲谁？讲那扇窗户，所以 the window 是主语。同样一件事，站在谁的角度说，谁就是主语。</w:t>
+        <w:t xml:space="preserve">接着说，Tom broke the window，这句话在讲谁？讲 Tom，所以 Tom 是主语。换一句，The window was broken，这句话在讲谁？讲那扇窗户，所以 the window 是主语。同样一件事，站在谁的角度说，谁就是主语。</w:t>
       </w:r>
     </w:p>
     <w:p>
@@ -910,6 +1050,20 @@
           <w:sz w:val="24"/>
           <w:szCs w:val="24"/>
         </w:rPr>
+        <w:t xml:space="preserve">跟上了吗？我们接着说。</w:t>
+      </w:r>
+    </w:p>
+    <w:p>
+      <w:pPr>
+        <w:spacing w:after="160" w:line="380"/>
+        <w:ind w:firstLine="480"/>
+      </w:pPr>
+      <w:r>
+        <w:rPr>
+          <w:rFonts w:ascii="SimSun" w:cs="SimSun" w:eastAsia="SimSun" w:hAnsi="SimSun"/>
+          <w:sz w:val="24"/>
+          <w:szCs w:val="24"/>
+        </w:rPr>
         <w:t xml:space="preserve">老师随便举几个你感受一下：The students are listening carefully，主语是名词 students；He never gives up，主语是代词 He；Swimming is good exercise，主语是动名词 Swimming；To become a doctor is her dream，主语是不定式 To become a doctor。形式不一样，但它们本质上都是名词性的东西。</w:t>
       </w:r>
     </w:p>
@@ -966,6 +1120,20 @@
           <w:sz w:val="24"/>
           <w:szCs w:val="24"/>
         </w:rPr>
+        <w:t xml:space="preserve">这里你要特别注意，我问你，到这儿有没有问题？</w:t>
+      </w:r>
+    </w:p>
+    <w:p>
+      <w:pPr>
+        <w:spacing w:after="160" w:line="380"/>
+        <w:ind w:firstLine="480"/>
+      </w:pPr>
+      <w:r>
+        <w:rPr>
+          <w:rFonts w:ascii="SimSun" w:cs="SimSun" w:eastAsia="SimSun" w:hAnsi="SimSun"/>
+          <w:sz w:val="24"/>
+          <w:szCs w:val="24"/>
+        </w:rPr>
         <w:t xml:space="preserve">这里老师再给你看一组对照，你就彻底通了。同样是介词短语，位置不一样，身份就不一样。</w:t>
       </w:r>
     </w:p>
@@ -1022,6 +1190,20 @@
           <w:sz w:val="24"/>
           <w:szCs w:val="24"/>
         </w:rPr>
+        <w:t xml:space="preserve">你自己想想是不是这个道理。</w:t>
+      </w:r>
+    </w:p>
+    <w:p>
+      <w:pPr>
+        <w:spacing w:after="160" w:line="380"/>
+        <w:ind w:firstLine="480"/>
+      </w:pPr>
+      <w:r>
+        <w:rPr>
+          <w:rFonts w:ascii="SimSun" w:cs="SimSun" w:eastAsia="SimSun" w:hAnsi="SimSun"/>
+          <w:sz w:val="24"/>
+          <w:szCs w:val="24"/>
+        </w:rPr>
         <w:t xml:space="preserve">所以找中心词的操作就一句话：把所有当定语的东西全划掉。不管它长成形容词，还是长成介词短语，还是长成后面挂着的一长串，只要它在修饰这个名词，它就是形容词的活儿，一律划掉。划完之后剩下的那个光秃秃的名词，就是中心词。</w:t>
       </w:r>
     </w:p>
@@ -1092,6 +1274,20 @@
           <w:sz w:val="24"/>
           <w:szCs w:val="24"/>
         </w:rPr>
+        <w:t xml:space="preserve">我知道你可能还有点绕，别急。</w:t>
+      </w:r>
+    </w:p>
+    <w:p>
+      <w:pPr>
+        <w:spacing w:after="160" w:line="380"/>
+        <w:ind w:firstLine="480"/>
+      </w:pPr>
+      <w:r>
+        <w:rPr>
+          <w:rFonts w:ascii="SimSun" w:cs="SimSun" w:eastAsia="SimSun" w:hAnsi="SimSun"/>
+          <w:sz w:val="24"/>
+          <w:szCs w:val="24"/>
+        </w:rPr>
         <w:t xml:space="preserve">谓语是干什么用的？谓语就是用来说明主语怎么了、是什么、做了什么。主语回答的是谁，谓语回答的是怎么样。</w:t>
       </w:r>
     </w:p>
@@ -1148,7 +1344,21 @@
           <w:sz w:val="24"/>
           <w:szCs w:val="24"/>
         </w:rPr>
-        <w:t xml:space="preserve">谓语具体长什么样呢？高中阶段你会碰到四种情况，老师一次给你说清楚。</w:t>
+        <w:t xml:space="preserve">你看，是不是清楚多了？</w:t>
+      </w:r>
+    </w:p>
+    <w:p>
+      <w:pPr>
+        <w:spacing w:after="160" w:line="380"/>
+        <w:ind w:firstLine="480"/>
+      </w:pPr>
+      <w:r>
+        <w:rPr>
+          <w:rFonts w:ascii="SimSun" w:cs="SimSun" w:eastAsia="SimSun" w:hAnsi="SimSun"/>
+          <w:sz w:val="24"/>
+          <w:szCs w:val="24"/>
+        </w:rPr>
+        <w:t xml:space="preserve">再看，谓语具体长什么样呢？高中阶段你会碰到四种情况，老师一次给你说清楚。</w:t>
       </w:r>
     </w:p>
     <w:p>
@@ -1204,6 +1414,20 @@
           <w:sz w:val="24"/>
           <w:szCs w:val="24"/>
         </w:rPr>
+        <w:t xml:space="preserve">这一点你听明白了吗？</w:t>
+      </w:r>
+    </w:p>
+    <w:p>
+      <w:pPr>
+        <w:spacing w:after="160" w:line="380"/>
+        <w:ind w:firstLine="480"/>
+      </w:pPr>
+      <w:r>
+        <w:rPr>
+          <w:rFonts w:ascii="SimSun" w:cs="SimSun" w:eastAsia="SimSun" w:hAnsi="SimSun"/>
+          <w:sz w:val="24"/>
+          <w:szCs w:val="24"/>
+        </w:rPr>
         <w:t xml:space="preserve">最后一种最常见，是助动词加主要动词，所有的进行时、完成时、被动语态、疑问句、否定句全靠它。He is reading a book，谓语是 is reading；They have left，谓语是 have left；The window was broken，谓语是 was broken。</w:t>
       </w:r>
     </w:p>
@@ -1260,6 +1484,20 @@
           <w:sz w:val="24"/>
           <w:szCs w:val="24"/>
         </w:rPr>
+        <w:t xml:space="preserve">你先在心里过一遍。</w:t>
+      </w:r>
+    </w:p>
+    <w:p>
+      <w:pPr>
+        <w:spacing w:after="160" w:line="380"/>
+        <w:ind w:firstLine="480"/>
+      </w:pPr>
+      <w:r>
+        <w:rPr>
+          <w:rFonts w:ascii="SimSun" w:cs="SimSun" w:eastAsia="SimSun" w:hAnsi="SimSun"/>
+          <w:sz w:val="24"/>
+          <w:szCs w:val="24"/>
+        </w:rPr>
         <w:t xml:space="preserve">这条规矩在高考语法填空里年年考，而且能考得很复杂，我们后面有三节课专门讲它的各种情况。今天你先记住最基本的这一条：先找准主语的中心词，再决定谓语用单数还是复数。</w:t>
       </w:r>
     </w:p>
@@ -1303,6 +1541,20 @@
           <w:szCs w:val="24"/>
         </w:rPr>
         <w:t xml:space="preserve">比如 He opened the door and walked in，这里有 opened 和 walked 两个动词，而且两个都带着过去时的时态。那说明什么？说明这不是一个简单句，它是并列句，是两个简单句被并列连词 and 连起来了。这个 and 上节课我们说过，它是并列连词，不是引导词。</w:t>
+      </w:r>
+    </w:p>
+    <w:p>
+      <w:pPr>
+        <w:spacing w:after="160" w:line="380"/>
+        <w:ind w:firstLine="480"/>
+      </w:pPr>
+      <w:r>
+        <w:rPr>
+          <w:rFonts w:ascii="SimSun" w:cs="SimSun" w:eastAsia="SimSun" w:hAnsi="SimSun"/>
+          <w:sz w:val="24"/>
+          <w:szCs w:val="24"/>
+        </w:rPr>
+        <w:t xml:space="preserve">跟上了吗？我们接着说。</w:t>
       </w:r>
     </w:p>
     <w:p>
@@ -1458,7 +1710,21 @@
           <w:sz w:val="24"/>
           <w:szCs w:val="24"/>
         </w:rPr>
-        <w:t xml:space="preserve">这句话里出现了两个动词，playing 和括号里的 be。先判断哪个是谓语。playing 长成 doing 的样子，不带时态，所以它是非谓语，它在这里是修饰 children 的，说明是哪些孩子——在花园里玩的那些孩子。那谓语就只能是括号里这个 be。</w:t>
+        <w:t xml:space="preserve">这里你要特别注意，我问你，到这儿有没有问题？</w:t>
+      </w:r>
+    </w:p>
+    <w:p>
+      <w:pPr>
+        <w:spacing w:after="160" w:line="380"/>
+        <w:ind w:firstLine="480"/>
+      </w:pPr>
+      <w:r>
+        <w:rPr>
+          <w:rFonts w:ascii="SimSun" w:cs="SimSun" w:eastAsia="SimSun" w:hAnsi="SimSun"/>
+          <w:sz w:val="24"/>
+          <w:szCs w:val="24"/>
+        </w:rPr>
+        <w:t xml:space="preserve">那这句话里出现了两个动词，playing 和括号里的 be。先判断哪个是谓语。playing 长成 doing 的样子，不带时态，所以它是非谓语，它在这里是修饰 children 的，说明是哪些孩子——在花园里玩的那些孩子。那谓语就只能是括号里这个 be。</w:t>
       </w:r>
     </w:p>
     <w:p>
@@ -1600,6 +1866,20 @@
           <w:sz w:val="24"/>
           <w:szCs w:val="24"/>
         </w:rPr>
+        <w:t xml:space="preserve">你自己想想是不是这个道理。</w:t>
+      </w:r>
+    </w:p>
+    <w:p>
+      <w:pPr>
+        <w:spacing w:after="160" w:line="380"/>
+        <w:ind w:firstLine="480"/>
+      </w:pPr>
+      <w:r>
+        <w:rPr>
+          <w:rFonts w:ascii="SimSun" w:cs="SimSun" w:eastAsia="SimSun" w:hAnsi="SimSun"/>
+          <w:sz w:val="24"/>
+          <w:szCs w:val="24"/>
+        </w:rPr>
         <w:t xml:space="preserve">两道例题做完了。今天的内容老师给大家收一下，一共五条。</w:t>
       </w:r>
     </w:p>
@@ -1656,6 +1936,20 @@
           <w:sz w:val="24"/>
           <w:szCs w:val="24"/>
         </w:rPr>
+        <w:t xml:space="preserve">我知道你可能还有点绕，别急。</w:t>
+      </w:r>
+    </w:p>
+    <w:p>
+      <w:pPr>
+        <w:spacing w:after="160" w:line="380"/>
+        <w:ind w:firstLine="480"/>
+      </w:pPr>
+      <w:r>
+        <w:rPr>
+          <w:rFonts w:ascii="SimSun" w:cs="SimSun" w:eastAsia="SimSun" w:hAnsi="SimSun"/>
+          <w:sz w:val="24"/>
+          <w:szCs w:val="24"/>
+        </w:rPr>
         <w:t xml:space="preserve">第四，谓语可能是一个词，也可能是一串，但这一串里必然有一个带时态的部分。</w:t>
       </w:r>
     </w:p>
@@ -1699,6 +1993,20 @@
           <w:szCs w:val="24"/>
         </w:rPr>
         <w:t xml:space="preserve">下节课我们讲宾语、表语和宾语补足语。上节课提到的人宾和物宾，下节课会展开细讲。</w:t>
+      </w:r>
+    </w:p>
+    <w:p>
+      <w:pPr>
+        <w:spacing w:after="160" w:line="380"/>
+        <w:ind w:firstLine="480"/>
+      </w:pPr>
+      <w:r>
+        <w:rPr>
+          <w:rFonts w:ascii="SimSun" w:cs="SimSun" w:eastAsia="SimSun" w:hAnsi="SimSun"/>
+          <w:sz w:val="24"/>
+          <w:szCs w:val="24"/>
+        </w:rPr>
+        <w:t xml:space="preserve">你看，是不是清楚多了？</w:t>
       </w:r>
     </w:p>
     <w:p>
@@ -1770,6 +2078,48 @@
           <w:sz w:val="24"/>
           <w:szCs w:val="24"/>
         </w:rPr>
+        <w:t xml:space="preserve">这道题你先自己做一遍，做完再听我讲。</w:t>
+      </w:r>
+    </w:p>
+    <w:p>
+      <w:pPr>
+        <w:spacing w:after="160" w:line="380"/>
+        <w:ind w:firstLine="480"/>
+      </w:pPr>
+      <w:r>
+        <w:rPr>
+          <w:rFonts w:ascii="SimSun" w:cs="SimSun" w:eastAsia="SimSun" w:hAnsi="SimSun"/>
+          <w:sz w:val="24"/>
+          <w:szCs w:val="24"/>
+        </w:rPr>
+        <w:t xml:space="preserve">先别急着往下看，你自己想十秒。</w:t>
+      </w:r>
+    </w:p>
+    <w:p>
+      <w:pPr>
+        <w:spacing w:after="160" w:line="380"/>
+        <w:ind w:firstLine="480"/>
+      </w:pPr>
+      <w:r>
+        <w:rPr>
+          <w:rFonts w:ascii="SimSun" w:cs="SimSun" w:eastAsia="SimSun" w:hAnsi="SimSun"/>
+          <w:sz w:val="24"/>
+          <w:szCs w:val="24"/>
+        </w:rPr>
+        <w:t xml:space="preserve">来，跟我一起走一遍流程。</w:t>
+      </w:r>
+    </w:p>
+    <w:p>
+      <w:pPr>
+        <w:spacing w:after="160" w:line="380"/>
+        <w:ind w:firstLine="480"/>
+      </w:pPr>
+      <w:r>
+        <w:rPr>
+          <w:rFonts w:ascii="SimSun" w:cs="SimSun" w:eastAsia="SimSun" w:hAnsi="SimSun"/>
+          <w:sz w:val="24"/>
+          <w:szCs w:val="24"/>
+        </w:rPr>
         <w:t xml:space="preserve">师：先找带时态的动词。is，be 动词的现在时形式，带时态，所以 is 是谓语。谓语前面那一块 The girl with two big eyes 就是主语。里面的 with two big eyes 修饰的是 girl，告诉你是哪个女孩——长着两只大眼睛的那个，所以它是定语，说白了就是形容词。是形容词就划掉，剩下 The girl，中心词是 girl，单数。这也正好解释了为什么谓语用的是 is 而不是 are。</w:t>
       </w:r>
     </w:p>
@@ -1858,6 +2208,48 @@
           <w:sz w:val="24"/>
           <w:szCs w:val="24"/>
         </w:rPr>
+        <w:t xml:space="preserve">这道题你先在心里过一遍，我再说。</w:t>
+      </w:r>
+    </w:p>
+    <w:p>
+      <w:pPr>
+        <w:spacing w:after="160" w:line="380"/>
+        <w:ind w:firstLine="480"/>
+      </w:pPr>
+      <w:r>
+        <w:rPr>
+          <w:rFonts w:ascii="SimSun" w:cs="SimSun" w:eastAsia="SimSun" w:hAnsi="SimSun"/>
+          <w:sz w:val="24"/>
+          <w:szCs w:val="24"/>
+        </w:rPr>
+        <w:t xml:space="preserve">先自己判断一下，暂停五秒。</w:t>
+      </w:r>
+    </w:p>
+    <w:p>
+      <w:pPr>
+        <w:spacing w:after="160" w:line="380"/>
+        <w:ind w:firstLine="480"/>
+      </w:pPr>
+      <w:r>
+        <w:rPr>
+          <w:rFonts w:ascii="SimSun" w:cs="SimSun" w:eastAsia="SimSun" w:hAnsi="SimSun"/>
+          <w:sz w:val="24"/>
+          <w:szCs w:val="24"/>
+        </w:rPr>
+        <w:t xml:space="preserve">你先看清楚题干，我们一步一步来。</w:t>
+      </w:r>
+    </w:p>
+    <w:p>
+      <w:pPr>
+        <w:spacing w:after="160" w:line="380"/>
+        <w:ind w:firstLine="480"/>
+      </w:pPr>
+      <w:r>
+        <w:rPr>
+          <w:rFonts w:ascii="SimSun" w:cs="SimSun" w:eastAsia="SimSun" w:hAnsi="SimSun"/>
+          <w:sz w:val="24"/>
+          <w:szCs w:val="24"/>
+        </w:rPr>
         <w:t xml:space="preserve">师：这道题先看主语。Playing basketball after school 是一个动名词短语，整块当主语。动名词短语作主语的时候，不管里面有多少个词，它表达的是一件事，算单数。所以谓语要用第三人称单数形式。after school 说的是放学后经常性的行为，用一般现在时。</w:t>
       </w:r>
     </w:p>
@@ -1946,6 +2338,48 @@
           <w:sz w:val="24"/>
           <w:szCs w:val="24"/>
         </w:rPr>
+        <w:t xml:space="preserve">这道题你先自己做一遍，做完再听我讲。</w:t>
+      </w:r>
+    </w:p>
+    <w:p>
+      <w:pPr>
+        <w:spacing w:after="160" w:line="380"/>
+        <w:ind w:firstLine="480"/>
+      </w:pPr>
+      <w:r>
+        <w:rPr>
+          <w:rFonts w:ascii="SimSun" w:cs="SimSun" w:eastAsia="SimSun" w:hAnsi="SimSun"/>
+          <w:sz w:val="24"/>
+          <w:szCs w:val="24"/>
+        </w:rPr>
+        <w:t xml:space="preserve">先别急着往下看，你自己想十秒。</w:t>
+      </w:r>
+    </w:p>
+    <w:p>
+      <w:pPr>
+        <w:spacing w:after="160" w:line="380"/>
+        <w:ind w:firstLine="480"/>
+      </w:pPr>
+      <w:r>
+        <w:rPr>
+          <w:rFonts w:ascii="SimSun" w:cs="SimSun" w:eastAsia="SimSun" w:hAnsi="SimSun"/>
+          <w:sz w:val="24"/>
+          <w:szCs w:val="24"/>
+        </w:rPr>
+        <w:t xml:space="preserve">来，跟我一起走一遍流程。</w:t>
+      </w:r>
+    </w:p>
+    <w:p>
+      <w:pPr>
+        <w:spacing w:after="160" w:line="380"/>
+        <w:ind w:firstLine="480"/>
+      </w:pPr>
+      <w:r>
+        <w:rPr>
+          <w:rFonts w:ascii="SimSun" w:cs="SimSun" w:eastAsia="SimSun" w:hAnsi="SimSun"/>
+          <w:sz w:val="24"/>
+          <w:szCs w:val="24"/>
+        </w:rPr>
         <w:t xml:space="preserve">师：这道题跟第一题正好对着看。主语是 The boxes in the corner，里面的 in the corner 修饰的是 boxes，说的是墙角那些箱子，是定语，也就是形容词，划掉。剩下中心词 boxes，复数。注意，后面虽然出现了 books，但那是在 full of 后面，跟主语没关系。主语是复数，谓语就用复数形式。</w:t>
       </w:r>
     </w:p>
@@ -2049,6 +2483,48 @@
           <w:sz w:val="24"/>
           <w:szCs w:val="24"/>
         </w:rPr>
+        <w:t xml:space="preserve">这道题你先在心里过一遍，我再说。</w:t>
+      </w:r>
+    </w:p>
+    <w:p>
+      <w:pPr>
+        <w:spacing w:after="160" w:line="380"/>
+        <w:ind w:firstLine="480"/>
+      </w:pPr>
+      <w:r>
+        <w:rPr>
+          <w:rFonts w:ascii="SimSun" w:cs="SimSun" w:eastAsia="SimSun" w:hAnsi="SimSun"/>
+          <w:sz w:val="24"/>
+          <w:szCs w:val="24"/>
+        </w:rPr>
+        <w:t xml:space="preserve">先自己判断一下，暂停五秒。</w:t>
+      </w:r>
+    </w:p>
+    <w:p>
+      <w:pPr>
+        <w:spacing w:after="160" w:line="380"/>
+        <w:ind w:firstLine="480"/>
+      </w:pPr>
+      <w:r>
+        <w:rPr>
+          <w:rFonts w:ascii="SimSun" w:cs="SimSun" w:eastAsia="SimSun" w:hAnsi="SimSun"/>
+          <w:sz w:val="24"/>
+          <w:szCs w:val="24"/>
+        </w:rPr>
+        <w:t xml:space="preserve">你先看清楚题干，我们一步一步来。</w:t>
+      </w:r>
+    </w:p>
+    <w:p>
+      <w:pPr>
+        <w:spacing w:after="160" w:line="380"/>
+        <w:ind w:firstLine="480"/>
+      </w:pPr>
+      <w:r>
+        <w:rPr>
+          <w:rFonts w:ascii="SimSun" w:cs="SimSun" w:eastAsia="SimSun" w:hAnsi="SimSun"/>
+          <w:sz w:val="24"/>
+          <w:szCs w:val="24"/>
+        </w:rPr>
         <w:t xml:space="preserve">师：一项一项看。A 项，谓语是 is，前面那块是 The man's car，中心词是 car，汽车；the man's 是名词所有格，在修饰 car，作定语。所以主语是 car，不是 the man。B 项，谓语是 met，前面只有一个 I，所以主语是 I，the man 在谓语后面，是宾语。C 项，谓语是 looks，前面那块是 The man in the black hat，其中 in the black hat 修饰的是 man，说的是戴黑帽子的那个男人，是定语也就是形容词，划掉之后中心词就是 man。</w:t>
       </w:r>
     </w:p>
@@ -2137,6 +2613,48 @@
           <w:sz w:val="24"/>
           <w:szCs w:val="24"/>
         </w:rPr>
+        <w:t xml:space="preserve">这道题你先自己做一遍，做完再听我讲。</w:t>
+      </w:r>
+    </w:p>
+    <w:p>
+      <w:pPr>
+        <w:spacing w:after="160" w:line="380"/>
+        <w:ind w:firstLine="480"/>
+      </w:pPr>
+      <w:r>
+        <w:rPr>
+          <w:rFonts w:ascii="SimSun" w:cs="SimSun" w:eastAsia="SimSun" w:hAnsi="SimSun"/>
+          <w:sz w:val="24"/>
+          <w:szCs w:val="24"/>
+        </w:rPr>
+        <w:t xml:space="preserve">先别急着往下看，你自己想十秒。</w:t>
+      </w:r>
+    </w:p>
+    <w:p>
+      <w:pPr>
+        <w:spacing w:after="160" w:line="380"/>
+        <w:ind w:firstLine="480"/>
+      </w:pPr>
+      <w:r>
+        <w:rPr>
+          <w:rFonts w:ascii="SimSun" w:cs="SimSun" w:eastAsia="SimSun" w:hAnsi="SimSun"/>
+          <w:sz w:val="24"/>
+          <w:szCs w:val="24"/>
+        </w:rPr>
+        <w:t xml:space="preserve">来，跟我一起走一遍流程。</w:t>
+      </w:r>
+    </w:p>
+    <w:p>
+      <w:pPr>
+        <w:spacing w:after="160" w:line="380"/>
+        <w:ind w:firstLine="480"/>
+      </w:pPr>
+      <w:r>
+        <w:rPr>
+          <w:rFonts w:ascii="SimSun" w:cs="SimSun" w:eastAsia="SimSun" w:hAnsi="SimSun"/>
+          <w:sz w:val="24"/>
+          <w:szCs w:val="24"/>
+        </w:rPr>
         <w:t xml:space="preserve">师：这句话的主语是 To learn a new skill，一个不定式短语，学会一门新技能这件事。不定式短语作主语，跟动名词短语一样，表达的是一件事，算单数。既然主语是单数，谓语就必须加 s。原句用了 need，是复数形式，错了。</w:t>
       </w:r>
     </w:p>
@@ -2212,6 +2730,48 @@
           <w:szCs w:val="24"/>
         </w:rPr>
         <w:t xml:space="preserve">题目：下面这句话里一共有几个谓语？分别是哪几个？He opened the door and walked into the room quietly.</w:t>
+      </w:r>
+    </w:p>
+    <w:p>
+      <w:pPr>
+        <w:spacing w:after="160" w:line="380"/>
+        <w:ind w:firstLine="480"/>
+      </w:pPr>
+      <w:r>
+        <w:rPr>
+          <w:rFonts w:ascii="SimSun" w:cs="SimSun" w:eastAsia="SimSun" w:hAnsi="SimSun"/>
+          <w:sz w:val="24"/>
+          <w:szCs w:val="24"/>
+        </w:rPr>
+        <w:t xml:space="preserve">这道题你先在心里过一遍，我再说。</w:t>
+      </w:r>
+    </w:p>
+    <w:p>
+      <w:pPr>
+        <w:spacing w:after="160" w:line="380"/>
+        <w:ind w:firstLine="480"/>
+      </w:pPr>
+      <w:r>
+        <w:rPr>
+          <w:rFonts w:ascii="SimSun" w:cs="SimSun" w:eastAsia="SimSun" w:hAnsi="SimSun"/>
+          <w:sz w:val="24"/>
+          <w:szCs w:val="24"/>
+        </w:rPr>
+        <w:t xml:space="preserve">先自己判断一下，暂停五秒。</w:t>
+      </w:r>
+    </w:p>
+    <w:p>
+      <w:pPr>
+        <w:spacing w:after="160" w:line="380"/>
+        <w:ind w:firstLine="480"/>
+      </w:pPr>
+      <w:r>
+        <w:rPr>
+          <w:rFonts w:ascii="SimSun" w:cs="SimSun" w:eastAsia="SimSun" w:hAnsi="SimSun"/>
+          <w:sz w:val="24"/>
+          <w:szCs w:val="24"/>
+        </w:rPr>
+        <w:t xml:space="preserve">你先看清楚题干，我们一步一步来。</w:t>
       </w:r>
     </w:p>
     <w:p>

--- a/docs/Level1/高中英语语法切片-Level1-第02课-主语与谓语.docx
+++ b/docs/Level1/高中英语语法切片-Level1-第02课-主语与谓语.docx
@@ -43,20 +43,6 @@
           <w:sz w:val="24"/>
           <w:szCs w:val="24"/>
         </w:rPr>
-        <w:t xml:space="preserve">这一点你听明白了吗？</w:t>
-      </w:r>
-    </w:p>
-    <w:p>
-      <w:pPr>
-        <w:spacing w:after="160" w:line="380"/>
-        <w:ind w:firstLine="480"/>
-      </w:pPr>
-      <w:r>
-        <w:rPr>
-          <w:rFonts w:ascii="SimSun" w:cs="SimSun" w:eastAsia="SimSun" w:hAnsi="SimSun"/>
-          <w:sz w:val="24"/>
-          <w:szCs w:val="24"/>
-        </w:rPr>
         <w:t xml:space="preserve">那同学们好，欢迎回到高中英语语法切片课堂。上节课我们讲了词类，把英语的单词分成了十类，还给了三条判断词性的标准。今天这节课，我们换一个角度看问题。</w:t>
       </w:r>
     </w:p>
@@ -113,20 +99,6 @@
           <w:sz w:val="24"/>
           <w:szCs w:val="24"/>
         </w:rPr>
-        <w:t xml:space="preserve">你先在心里过一遍。</w:t>
-      </w:r>
-    </w:p>
-    <w:p>
-      <w:pPr>
-        <w:spacing w:after="160" w:line="380"/>
-        <w:ind w:firstLine="480"/>
-      </w:pPr>
-      <w:r>
-        <w:rPr>
-          <w:rFonts w:ascii="SimSun" w:cs="SimSun" w:eastAsia="SimSun" w:hAnsi="SimSun"/>
-          <w:sz w:val="24"/>
-          <w:szCs w:val="24"/>
-        </w:rPr>
         <w:t xml:space="preserve">不过在开始之前，老师先送你一个特别管用的思路。这个思路今天记住了，后面几节课你会轻松很多。</w:t>
       </w:r>
     </w:p>
@@ -183,20 +155,6 @@
           <w:sz w:val="24"/>
           <w:szCs w:val="24"/>
         </w:rPr>
-        <w:t xml:space="preserve">跟上了吗？我们接着说。</w:t>
-      </w:r>
-    </w:p>
-    <w:p>
-      <w:pPr>
-        <w:spacing w:after="160" w:line="380"/>
-        <w:ind w:firstLine="480"/>
-      </w:pPr>
-      <w:r>
-        <w:rPr>
-          <w:rFonts w:ascii="SimSun" w:cs="SimSun" w:eastAsia="SimSun" w:hAnsi="SimSun"/>
-          <w:sz w:val="24"/>
-          <w:szCs w:val="24"/>
-        </w:rPr>
         <w:t xml:space="preserve">状语是用来修饰动词、形容词或者整句话的。谁干这个活儿？副词。所以状语干的就是副词的活儿。任何东西，只要它在当状语，它本质上就是一个副词。</w:t>
       </w:r>
     </w:p>
@@ -297,20 +255,6 @@
           <w:sz w:val="24"/>
           <w:szCs w:val="24"/>
         </w:rPr>
-        <w:t xml:space="preserve">这里你要特别注意，我问你，到这儿有没有问题？</w:t>
-      </w:r>
-    </w:p>
-    <w:p>
-      <w:pPr>
-        <w:spacing w:after="160" w:line="380"/>
-        <w:ind w:firstLine="480"/>
-      </w:pPr>
-      <w:r>
-        <w:rPr>
-          <w:rFonts w:ascii="SimSun" w:cs="SimSun" w:eastAsia="SimSun" w:hAnsi="SimSun"/>
-          <w:sz w:val="24"/>
-          <w:szCs w:val="24"/>
-        </w:rPr>
         <w:t xml:space="preserve">这句话有点长，先别急着从头找。老师教你一个顺序：先找谓语，再找主语。为什么？因为谓语好认，它带时态。</w:t>
       </w:r>
     </w:p>
@@ -367,20 +311,6 @@
           <w:sz w:val="24"/>
           <w:szCs w:val="24"/>
         </w:rPr>
-        <w:t xml:space="preserve">你自己想想是不是这个道理。</w:t>
-      </w:r>
-    </w:p>
-    <w:p>
-      <w:pPr>
-        <w:spacing w:after="160" w:line="380"/>
-        <w:ind w:firstLine="480"/>
-      </w:pPr>
-      <w:r>
-        <w:rPr>
-          <w:rFonts w:ascii="SimSun" w:cs="SimSun" w:eastAsia="SimSun" w:hAnsi="SimSun"/>
-          <w:sz w:val="24"/>
-          <w:szCs w:val="24"/>
-        </w:rPr>
         <w:t xml:space="preserve">答案是：主语 The tall boy in the blue coat，中心词是 boy；谓语是 won。</w:t>
       </w:r>
     </w:p>
@@ -481,20 +411,6 @@
           <w:sz w:val="24"/>
           <w:szCs w:val="24"/>
         </w:rPr>
-        <w:t xml:space="preserve">我知道你可能还有点绕，别急。</w:t>
-      </w:r>
-    </w:p>
-    <w:p>
-      <w:pPr>
-        <w:spacing w:after="160" w:line="380"/>
-        <w:ind w:firstLine="480"/>
-      </w:pPr>
-      <w:r>
-        <w:rPr>
-          <w:rFonts w:ascii="SimSun" w:cs="SimSun" w:eastAsia="SimSun" w:hAnsi="SimSun"/>
-          <w:sz w:val="24"/>
-          <w:szCs w:val="24"/>
-        </w:rPr>
         <w:t xml:space="preserve">答案是：主语 Learning a foreign language well；谓语是 takes。</w:t>
       </w:r>
     </w:p>
@@ -568,20 +484,6 @@
           <w:sz w:val="24"/>
           <w:szCs w:val="24"/>
         </w:rPr>
-        <w:t xml:space="preserve">这道题你先自己做一遍，做完再听我讲。</w:t>
-      </w:r>
-    </w:p>
-    <w:p>
-      <w:pPr>
-        <w:spacing w:after="160" w:line="380"/>
-        <w:ind w:firstLine="480"/>
-      </w:pPr>
-      <w:r>
-        <w:rPr>
-          <w:rFonts w:ascii="SimSun" w:cs="SimSun" w:eastAsia="SimSun" w:hAnsi="SimSun"/>
-          <w:sz w:val="24"/>
-          <w:szCs w:val="24"/>
-        </w:rPr>
         <w:t xml:space="preserve">我们一项一项看。A 项，sings，带着第三人称单数的 s，带时态，是谓语，这是个完整句子。C 项，is，be 动词的现在时形式，也带时态，也是谓语，同样完整。</w:t>
       </w:r>
     </w:p>
@@ -682,20 +584,6 @@
           <w:sz w:val="24"/>
           <w:szCs w:val="24"/>
         </w:rPr>
-        <w:t xml:space="preserve">你看，是不是清楚多了？</w:t>
-      </w:r>
-    </w:p>
-    <w:p>
-      <w:pPr>
-        <w:spacing w:after="160" w:line="380"/>
-        <w:ind w:firstLine="480"/>
-      </w:pPr>
-      <w:r>
-        <w:rPr>
-          <w:rFonts w:ascii="SimSun" w:cs="SimSun" w:eastAsia="SimSun" w:hAnsi="SimSun"/>
-          <w:sz w:val="24"/>
-          <w:szCs w:val="24"/>
-        </w:rPr>
         <w:t xml:space="preserve">主语这一块是 The number of the visitors to this museum。我们一层一层剥。to this museum 修饰的是 visitors，说的是来这个博物馆的参观者，它是 visitors 的定语，也就是 visitors 的形容词。再往前，of the visitors 修饰的是 number，说的是参观者的数量，它是 number 的定语，也就是 number 的形容词。两层形容词全剥掉，剩下什么？The number，数量。</w:t>
       </w:r>
     </w:p>
@@ -810,20 +698,6 @@
           <w:sz w:val="24"/>
           <w:szCs w:val="24"/>
         </w:rPr>
-        <w:t xml:space="preserve">这一点你听明白了吗？</w:t>
-      </w:r>
-    </w:p>
-    <w:p>
-      <w:pPr>
-        <w:spacing w:after="160" w:line="380"/>
-        <w:ind w:firstLine="480"/>
-      </w:pPr>
-      <w:r>
-        <w:rPr>
-          <w:rFonts w:ascii="SimSun" w:cs="SimSun" w:eastAsia="SimSun" w:hAnsi="SimSun"/>
-          <w:sz w:val="24"/>
-          <w:szCs w:val="24"/>
-        </w:rPr>
         <w:t xml:space="preserve">主语是第三人称单数，谓语就得加 s。every summer 表示每年夏天都这样，是经常性的动作，用一般现在时。</w:t>
       </w:r>
     </w:p>
@@ -952,20 +826,6 @@
           <w:sz w:val="24"/>
           <w:szCs w:val="24"/>
         </w:rPr>
-        <w:t xml:space="preserve">你先在心里过一遍。</w:t>
-      </w:r>
-    </w:p>
-    <w:p>
-      <w:pPr>
-        <w:spacing w:after="160" w:line="380"/>
-        <w:ind w:firstLine="480"/>
-      </w:pPr>
-      <w:r>
-        <w:rPr>
-          <w:rFonts w:ascii="SimSun" w:cs="SimSun" w:eastAsia="SimSun" w:hAnsi="SimSun"/>
-          <w:sz w:val="24"/>
-          <w:szCs w:val="24"/>
-        </w:rPr>
         <w:t xml:space="preserve">六道课前测结束。错了两道以上不用慌，今天讲完你就全通了。</w:t>
       </w:r>
     </w:p>
@@ -1050,20 +910,6 @@
           <w:sz w:val="24"/>
           <w:szCs w:val="24"/>
         </w:rPr>
-        <w:t xml:space="preserve">跟上了吗？我们接着说。</w:t>
-      </w:r>
-    </w:p>
-    <w:p>
-      <w:pPr>
-        <w:spacing w:after="160" w:line="380"/>
-        <w:ind w:firstLine="480"/>
-      </w:pPr>
-      <w:r>
-        <w:rPr>
-          <w:rFonts w:ascii="SimSun" w:cs="SimSun" w:eastAsia="SimSun" w:hAnsi="SimSun"/>
-          <w:sz w:val="24"/>
-          <w:szCs w:val="24"/>
-        </w:rPr>
         <w:t xml:space="preserve">老师随便举几个你感受一下：The students are listening carefully，主语是名词 students；He never gives up，主语是代词 He；Swimming is good exercise，主语是动名词 Swimming；To become a doctor is her dream，主语是不定式 To become a doctor。形式不一样，但它们本质上都是名词性的东西。</w:t>
       </w:r>
     </w:p>
@@ -1120,20 +966,6 @@
           <w:sz w:val="24"/>
           <w:szCs w:val="24"/>
         </w:rPr>
-        <w:t xml:space="preserve">这里你要特别注意，我问你，到这儿有没有问题？</w:t>
-      </w:r>
-    </w:p>
-    <w:p>
-      <w:pPr>
-        <w:spacing w:after="160" w:line="380"/>
-        <w:ind w:firstLine="480"/>
-      </w:pPr>
-      <w:r>
-        <w:rPr>
-          <w:rFonts w:ascii="SimSun" w:cs="SimSun" w:eastAsia="SimSun" w:hAnsi="SimSun"/>
-          <w:sz w:val="24"/>
-          <w:szCs w:val="24"/>
-        </w:rPr>
         <w:t xml:space="preserve">这里老师再给你看一组对照，你就彻底通了。同样是介词短语，位置不一样，身份就不一样。</w:t>
       </w:r>
     </w:p>
@@ -1190,20 +1022,6 @@
           <w:sz w:val="24"/>
           <w:szCs w:val="24"/>
         </w:rPr>
-        <w:t xml:space="preserve">你自己想想是不是这个道理。</w:t>
-      </w:r>
-    </w:p>
-    <w:p>
-      <w:pPr>
-        <w:spacing w:after="160" w:line="380"/>
-        <w:ind w:firstLine="480"/>
-      </w:pPr>
-      <w:r>
-        <w:rPr>
-          <w:rFonts w:ascii="SimSun" w:cs="SimSun" w:eastAsia="SimSun" w:hAnsi="SimSun"/>
-          <w:sz w:val="24"/>
-          <w:szCs w:val="24"/>
-        </w:rPr>
         <w:t xml:space="preserve">所以找中心词的操作就一句话：把所有当定语的东西全划掉。不管它长成形容词，还是长成介词短语，还是长成后面挂着的一长串，只要它在修饰这个名词，它就是形容词的活儿，一律划掉。划完之后剩下的那个光秃秃的名词，就是中心词。</w:t>
       </w:r>
     </w:p>
@@ -1274,20 +1092,6 @@
           <w:sz w:val="24"/>
           <w:szCs w:val="24"/>
         </w:rPr>
-        <w:t xml:space="preserve">我知道你可能还有点绕，别急。</w:t>
-      </w:r>
-    </w:p>
-    <w:p>
-      <w:pPr>
-        <w:spacing w:after="160" w:line="380"/>
-        <w:ind w:firstLine="480"/>
-      </w:pPr>
-      <w:r>
-        <w:rPr>
-          <w:rFonts w:ascii="SimSun" w:cs="SimSun" w:eastAsia="SimSun" w:hAnsi="SimSun"/>
-          <w:sz w:val="24"/>
-          <w:szCs w:val="24"/>
-        </w:rPr>
         <w:t xml:space="preserve">谓语是干什么用的？谓语就是用来说明主语怎么了、是什么、做了什么。主语回答的是谁，谓语回答的是怎么样。</w:t>
       </w:r>
     </w:p>
@@ -1344,20 +1148,6 @@
           <w:sz w:val="24"/>
           <w:szCs w:val="24"/>
         </w:rPr>
-        <w:t xml:space="preserve">你看，是不是清楚多了？</w:t>
-      </w:r>
-    </w:p>
-    <w:p>
-      <w:pPr>
-        <w:spacing w:after="160" w:line="380"/>
-        <w:ind w:firstLine="480"/>
-      </w:pPr>
-      <w:r>
-        <w:rPr>
-          <w:rFonts w:ascii="SimSun" w:cs="SimSun" w:eastAsia="SimSun" w:hAnsi="SimSun"/>
-          <w:sz w:val="24"/>
-          <w:szCs w:val="24"/>
-        </w:rPr>
         <w:t xml:space="preserve">再看，谓语具体长什么样呢？高中阶段你会碰到四种情况，老师一次给你说清楚。</w:t>
       </w:r>
     </w:p>
@@ -1414,20 +1204,6 @@
           <w:sz w:val="24"/>
           <w:szCs w:val="24"/>
         </w:rPr>
-        <w:t xml:space="preserve">这一点你听明白了吗？</w:t>
-      </w:r>
-    </w:p>
-    <w:p>
-      <w:pPr>
-        <w:spacing w:after="160" w:line="380"/>
-        <w:ind w:firstLine="480"/>
-      </w:pPr>
-      <w:r>
-        <w:rPr>
-          <w:rFonts w:ascii="SimSun" w:cs="SimSun" w:eastAsia="SimSun" w:hAnsi="SimSun"/>
-          <w:sz w:val="24"/>
-          <w:szCs w:val="24"/>
-        </w:rPr>
         <w:t xml:space="preserve">最后一种最常见，是助动词加主要动词，所有的进行时、完成时、被动语态、疑问句、否定句全靠它。He is reading a book，谓语是 is reading；They have left，谓语是 have left；The window was broken，谓语是 was broken。</w:t>
       </w:r>
     </w:p>
@@ -1484,20 +1260,6 @@
           <w:sz w:val="24"/>
           <w:szCs w:val="24"/>
         </w:rPr>
-        <w:t xml:space="preserve">你先在心里过一遍。</w:t>
-      </w:r>
-    </w:p>
-    <w:p>
-      <w:pPr>
-        <w:spacing w:after="160" w:line="380"/>
-        <w:ind w:firstLine="480"/>
-      </w:pPr>
-      <w:r>
-        <w:rPr>
-          <w:rFonts w:ascii="SimSun" w:cs="SimSun" w:eastAsia="SimSun" w:hAnsi="SimSun"/>
-          <w:sz w:val="24"/>
-          <w:szCs w:val="24"/>
-        </w:rPr>
         <w:t xml:space="preserve">这条规矩在高考语法填空里年年考，而且能考得很复杂，我们后面有三节课专门讲它的各种情况。今天你先记住最基本的这一条：先找准主语的中心词，再决定谓语用单数还是复数。</w:t>
       </w:r>
     </w:p>
@@ -1554,20 +1316,6 @@
           <w:sz w:val="24"/>
           <w:szCs w:val="24"/>
         </w:rPr>
-        <w:t xml:space="preserve">跟上了吗？我们接着说。</w:t>
-      </w:r>
-    </w:p>
-    <w:p>
-      <w:pPr>
-        <w:spacing w:after="160" w:line="380"/>
-        <w:ind w:firstLine="480"/>
-      </w:pPr>
-      <w:r>
-        <w:rPr>
-          <w:rFonts w:ascii="SimSun" w:cs="SimSun" w:eastAsia="SimSun" w:hAnsi="SimSun"/>
-          <w:sz w:val="24"/>
-          <w:szCs w:val="24"/>
-        </w:rPr>
         <w:t xml:space="preserve">再比如 Having finished his homework, he went out，这里也有两个动词，finished 和 went。但 Having finished 长的是非谓语的样子，它不带时态。所以这句话的谓语只有 went 一个，它依然是一个简单句。</w:t>
       </w:r>
     </w:p>
@@ -1710,20 +1458,6 @@
           <w:sz w:val="24"/>
           <w:szCs w:val="24"/>
         </w:rPr>
-        <w:t xml:space="preserve">这里你要特别注意，我问你，到这儿有没有问题？</w:t>
-      </w:r>
-    </w:p>
-    <w:p>
-      <w:pPr>
-        <w:spacing w:after="160" w:line="380"/>
-        <w:ind w:firstLine="480"/>
-      </w:pPr>
-      <w:r>
-        <w:rPr>
-          <w:rFonts w:ascii="SimSun" w:cs="SimSun" w:eastAsia="SimSun" w:hAnsi="SimSun"/>
-          <w:sz w:val="24"/>
-          <w:szCs w:val="24"/>
-        </w:rPr>
         <w:t xml:space="preserve">那这句话里出现了两个动词，playing 和括号里的 be。先判断哪个是谓语。playing 长成 doing 的样子，不带时态，所以它是非谓语，它在这里是修饰 children 的，说明是哪些孩子——在花园里玩的那些孩子。那谓语就只能是括号里这个 be。</w:t>
       </w:r>
     </w:p>
@@ -1866,20 +1600,6 @@
           <w:sz w:val="24"/>
           <w:szCs w:val="24"/>
         </w:rPr>
-        <w:t xml:space="preserve">你自己想想是不是这个道理。</w:t>
-      </w:r>
-    </w:p>
-    <w:p>
-      <w:pPr>
-        <w:spacing w:after="160" w:line="380"/>
-        <w:ind w:firstLine="480"/>
-      </w:pPr>
-      <w:r>
-        <w:rPr>
-          <w:rFonts w:ascii="SimSun" w:cs="SimSun" w:eastAsia="SimSun" w:hAnsi="SimSun"/>
-          <w:sz w:val="24"/>
-          <w:szCs w:val="24"/>
-        </w:rPr>
         <w:t xml:space="preserve">两道例题做完了。今天的内容老师给大家收一下，一共五条。</w:t>
       </w:r>
     </w:p>
@@ -1936,20 +1656,6 @@
           <w:sz w:val="24"/>
           <w:szCs w:val="24"/>
         </w:rPr>
-        <w:t xml:space="preserve">我知道你可能还有点绕，别急。</w:t>
-      </w:r>
-    </w:p>
-    <w:p>
-      <w:pPr>
-        <w:spacing w:after="160" w:line="380"/>
-        <w:ind w:firstLine="480"/>
-      </w:pPr>
-      <w:r>
-        <w:rPr>
-          <w:rFonts w:ascii="SimSun" w:cs="SimSun" w:eastAsia="SimSun" w:hAnsi="SimSun"/>
-          <w:sz w:val="24"/>
-          <w:szCs w:val="24"/>
-        </w:rPr>
         <w:t xml:space="preserve">第四，谓语可能是一个词，也可能是一串，但这一串里必然有一个带时态的部分。</w:t>
       </w:r>
     </w:p>
@@ -1993,20 +1699,6 @@
           <w:szCs w:val="24"/>
         </w:rPr>
         <w:t xml:space="preserve">下节课我们讲宾语、表语和宾语补足语。上节课提到的人宾和物宾，下节课会展开细讲。</w:t>
-      </w:r>
-    </w:p>
-    <w:p>
-      <w:pPr>
-        <w:spacing w:after="160" w:line="380"/>
-        <w:ind w:firstLine="480"/>
-      </w:pPr>
-      <w:r>
-        <w:rPr>
-          <w:rFonts w:ascii="SimSun" w:cs="SimSun" w:eastAsia="SimSun" w:hAnsi="SimSun"/>
-          <w:sz w:val="24"/>
-          <w:szCs w:val="24"/>
-        </w:rPr>
-        <w:t xml:space="preserve">你看，是不是清楚多了？</w:t>
       </w:r>
     </w:p>
     <w:p>
@@ -2078,48 +1770,6 @@
           <w:sz w:val="24"/>
           <w:szCs w:val="24"/>
         </w:rPr>
-        <w:t xml:space="preserve">这道题你先自己做一遍，做完再听我讲。</w:t>
-      </w:r>
-    </w:p>
-    <w:p>
-      <w:pPr>
-        <w:spacing w:after="160" w:line="380"/>
-        <w:ind w:firstLine="480"/>
-      </w:pPr>
-      <w:r>
-        <w:rPr>
-          <w:rFonts w:ascii="SimSun" w:cs="SimSun" w:eastAsia="SimSun" w:hAnsi="SimSun"/>
-          <w:sz w:val="24"/>
-          <w:szCs w:val="24"/>
-        </w:rPr>
-        <w:t xml:space="preserve">先别急着往下看，你自己想十秒。</w:t>
-      </w:r>
-    </w:p>
-    <w:p>
-      <w:pPr>
-        <w:spacing w:after="160" w:line="380"/>
-        <w:ind w:firstLine="480"/>
-      </w:pPr>
-      <w:r>
-        <w:rPr>
-          <w:rFonts w:ascii="SimSun" w:cs="SimSun" w:eastAsia="SimSun" w:hAnsi="SimSun"/>
-          <w:sz w:val="24"/>
-          <w:szCs w:val="24"/>
-        </w:rPr>
-        <w:t xml:space="preserve">来，跟我一起走一遍流程。</w:t>
-      </w:r>
-    </w:p>
-    <w:p>
-      <w:pPr>
-        <w:spacing w:after="160" w:line="380"/>
-        <w:ind w:firstLine="480"/>
-      </w:pPr>
-      <w:r>
-        <w:rPr>
-          <w:rFonts w:ascii="SimSun" w:cs="SimSun" w:eastAsia="SimSun" w:hAnsi="SimSun"/>
-          <w:sz w:val="24"/>
-          <w:szCs w:val="24"/>
-        </w:rPr>
         <w:t xml:space="preserve">师：先找带时态的动词。is，be 动词的现在时形式，带时态，所以 is 是谓语。谓语前面那一块 The girl with two big eyes 就是主语。里面的 with two big eyes 修饰的是 girl，告诉你是哪个女孩——长着两只大眼睛的那个，所以它是定语，说白了就是形容词。是形容词就划掉，剩下 The girl，中心词是 girl，单数。这也正好解释了为什么谓语用的是 is 而不是 are。</w:t>
       </w:r>
     </w:p>
@@ -2208,48 +1858,6 @@
           <w:sz w:val="24"/>
           <w:szCs w:val="24"/>
         </w:rPr>
-        <w:t xml:space="preserve">这道题你先在心里过一遍，我再说。</w:t>
-      </w:r>
-    </w:p>
-    <w:p>
-      <w:pPr>
-        <w:spacing w:after="160" w:line="380"/>
-        <w:ind w:firstLine="480"/>
-      </w:pPr>
-      <w:r>
-        <w:rPr>
-          <w:rFonts w:ascii="SimSun" w:cs="SimSun" w:eastAsia="SimSun" w:hAnsi="SimSun"/>
-          <w:sz w:val="24"/>
-          <w:szCs w:val="24"/>
-        </w:rPr>
-        <w:t xml:space="preserve">先自己判断一下，暂停五秒。</w:t>
-      </w:r>
-    </w:p>
-    <w:p>
-      <w:pPr>
-        <w:spacing w:after="160" w:line="380"/>
-        <w:ind w:firstLine="480"/>
-      </w:pPr>
-      <w:r>
-        <w:rPr>
-          <w:rFonts w:ascii="SimSun" w:cs="SimSun" w:eastAsia="SimSun" w:hAnsi="SimSun"/>
-          <w:sz w:val="24"/>
-          <w:szCs w:val="24"/>
-        </w:rPr>
-        <w:t xml:space="preserve">你先看清楚题干，我们一步一步来。</w:t>
-      </w:r>
-    </w:p>
-    <w:p>
-      <w:pPr>
-        <w:spacing w:after="160" w:line="380"/>
-        <w:ind w:firstLine="480"/>
-      </w:pPr>
-      <w:r>
-        <w:rPr>
-          <w:rFonts w:ascii="SimSun" w:cs="SimSun" w:eastAsia="SimSun" w:hAnsi="SimSun"/>
-          <w:sz w:val="24"/>
-          <w:szCs w:val="24"/>
-        </w:rPr>
         <w:t xml:space="preserve">师：这道题先看主语。Playing basketball after school 是一个动名词短语，整块当主语。动名词短语作主语的时候，不管里面有多少个词，它表达的是一件事，算单数。所以谓语要用第三人称单数形式。after school 说的是放学后经常性的行为，用一般现在时。</w:t>
       </w:r>
     </w:p>
@@ -2338,48 +1946,6 @@
           <w:sz w:val="24"/>
           <w:szCs w:val="24"/>
         </w:rPr>
-        <w:t xml:space="preserve">这道题你先自己做一遍，做完再听我讲。</w:t>
-      </w:r>
-    </w:p>
-    <w:p>
-      <w:pPr>
-        <w:spacing w:after="160" w:line="380"/>
-        <w:ind w:firstLine="480"/>
-      </w:pPr>
-      <w:r>
-        <w:rPr>
-          <w:rFonts w:ascii="SimSun" w:cs="SimSun" w:eastAsia="SimSun" w:hAnsi="SimSun"/>
-          <w:sz w:val="24"/>
-          <w:szCs w:val="24"/>
-        </w:rPr>
-        <w:t xml:space="preserve">先别急着往下看，你自己想十秒。</w:t>
-      </w:r>
-    </w:p>
-    <w:p>
-      <w:pPr>
-        <w:spacing w:after="160" w:line="380"/>
-        <w:ind w:firstLine="480"/>
-      </w:pPr>
-      <w:r>
-        <w:rPr>
-          <w:rFonts w:ascii="SimSun" w:cs="SimSun" w:eastAsia="SimSun" w:hAnsi="SimSun"/>
-          <w:sz w:val="24"/>
-          <w:szCs w:val="24"/>
-        </w:rPr>
-        <w:t xml:space="preserve">来，跟我一起走一遍流程。</w:t>
-      </w:r>
-    </w:p>
-    <w:p>
-      <w:pPr>
-        <w:spacing w:after="160" w:line="380"/>
-        <w:ind w:firstLine="480"/>
-      </w:pPr>
-      <w:r>
-        <w:rPr>
-          <w:rFonts w:ascii="SimSun" w:cs="SimSun" w:eastAsia="SimSun" w:hAnsi="SimSun"/>
-          <w:sz w:val="24"/>
-          <w:szCs w:val="24"/>
-        </w:rPr>
         <w:t xml:space="preserve">师：这道题跟第一题正好对着看。主语是 The boxes in the corner，里面的 in the corner 修饰的是 boxes，说的是墙角那些箱子，是定语，也就是形容词，划掉。剩下中心词 boxes，复数。注意，后面虽然出现了 books，但那是在 full of 后面，跟主语没关系。主语是复数，谓语就用复数形式。</w:t>
       </w:r>
     </w:p>
@@ -2483,48 +2049,6 @@
           <w:sz w:val="24"/>
           <w:szCs w:val="24"/>
         </w:rPr>
-        <w:t xml:space="preserve">这道题你先在心里过一遍，我再说。</w:t>
-      </w:r>
-    </w:p>
-    <w:p>
-      <w:pPr>
-        <w:spacing w:after="160" w:line="380"/>
-        <w:ind w:firstLine="480"/>
-      </w:pPr>
-      <w:r>
-        <w:rPr>
-          <w:rFonts w:ascii="SimSun" w:cs="SimSun" w:eastAsia="SimSun" w:hAnsi="SimSun"/>
-          <w:sz w:val="24"/>
-          <w:szCs w:val="24"/>
-        </w:rPr>
-        <w:t xml:space="preserve">先自己判断一下，暂停五秒。</w:t>
-      </w:r>
-    </w:p>
-    <w:p>
-      <w:pPr>
-        <w:spacing w:after="160" w:line="380"/>
-        <w:ind w:firstLine="480"/>
-      </w:pPr>
-      <w:r>
-        <w:rPr>
-          <w:rFonts w:ascii="SimSun" w:cs="SimSun" w:eastAsia="SimSun" w:hAnsi="SimSun"/>
-          <w:sz w:val="24"/>
-          <w:szCs w:val="24"/>
-        </w:rPr>
-        <w:t xml:space="preserve">你先看清楚题干，我们一步一步来。</w:t>
-      </w:r>
-    </w:p>
-    <w:p>
-      <w:pPr>
-        <w:spacing w:after="160" w:line="380"/>
-        <w:ind w:firstLine="480"/>
-      </w:pPr>
-      <w:r>
-        <w:rPr>
-          <w:rFonts w:ascii="SimSun" w:cs="SimSun" w:eastAsia="SimSun" w:hAnsi="SimSun"/>
-          <w:sz w:val="24"/>
-          <w:szCs w:val="24"/>
-        </w:rPr>
         <w:t xml:space="preserve">师：一项一项看。A 项，谓语是 is，前面那块是 The man's car，中心词是 car，汽车；the man's 是名词所有格，在修饰 car，作定语。所以主语是 car，不是 the man。B 项，谓语是 met，前面只有一个 I，所以主语是 I，the man 在谓语后面，是宾语。C 项，谓语是 looks，前面那块是 The man in the black hat，其中 in the black hat 修饰的是 man，说的是戴黑帽子的那个男人，是定语也就是形容词，划掉之后中心词就是 man。</w:t>
       </w:r>
     </w:p>
@@ -2613,48 +2137,6 @@
           <w:sz w:val="24"/>
           <w:szCs w:val="24"/>
         </w:rPr>
-        <w:t xml:space="preserve">这道题你先自己做一遍，做完再听我讲。</w:t>
-      </w:r>
-    </w:p>
-    <w:p>
-      <w:pPr>
-        <w:spacing w:after="160" w:line="380"/>
-        <w:ind w:firstLine="480"/>
-      </w:pPr>
-      <w:r>
-        <w:rPr>
-          <w:rFonts w:ascii="SimSun" w:cs="SimSun" w:eastAsia="SimSun" w:hAnsi="SimSun"/>
-          <w:sz w:val="24"/>
-          <w:szCs w:val="24"/>
-        </w:rPr>
-        <w:t xml:space="preserve">先别急着往下看，你自己想十秒。</w:t>
-      </w:r>
-    </w:p>
-    <w:p>
-      <w:pPr>
-        <w:spacing w:after="160" w:line="380"/>
-        <w:ind w:firstLine="480"/>
-      </w:pPr>
-      <w:r>
-        <w:rPr>
-          <w:rFonts w:ascii="SimSun" w:cs="SimSun" w:eastAsia="SimSun" w:hAnsi="SimSun"/>
-          <w:sz w:val="24"/>
-          <w:szCs w:val="24"/>
-        </w:rPr>
-        <w:t xml:space="preserve">来，跟我一起走一遍流程。</w:t>
-      </w:r>
-    </w:p>
-    <w:p>
-      <w:pPr>
-        <w:spacing w:after="160" w:line="380"/>
-        <w:ind w:firstLine="480"/>
-      </w:pPr>
-      <w:r>
-        <w:rPr>
-          <w:rFonts w:ascii="SimSun" w:cs="SimSun" w:eastAsia="SimSun" w:hAnsi="SimSun"/>
-          <w:sz w:val="24"/>
-          <w:szCs w:val="24"/>
-        </w:rPr>
         <w:t xml:space="preserve">师：这句话的主语是 To learn a new skill，一个不定式短语，学会一门新技能这件事。不定式短语作主语，跟动名词短语一样，表达的是一件事，算单数。既然主语是单数，谓语就必须加 s。原句用了 need，是复数形式，错了。</w:t>
       </w:r>
     </w:p>
@@ -2730,48 +2212,6 @@
           <w:szCs w:val="24"/>
         </w:rPr>
         <w:t xml:space="preserve">题目：下面这句话里一共有几个谓语？分别是哪几个？He opened the door and walked into the room quietly.</w:t>
-      </w:r>
-    </w:p>
-    <w:p>
-      <w:pPr>
-        <w:spacing w:after="160" w:line="380"/>
-        <w:ind w:firstLine="480"/>
-      </w:pPr>
-      <w:r>
-        <w:rPr>
-          <w:rFonts w:ascii="SimSun" w:cs="SimSun" w:eastAsia="SimSun" w:hAnsi="SimSun"/>
-          <w:sz w:val="24"/>
-          <w:szCs w:val="24"/>
-        </w:rPr>
-        <w:t xml:space="preserve">这道题你先在心里过一遍，我再说。</w:t>
-      </w:r>
-    </w:p>
-    <w:p>
-      <w:pPr>
-        <w:spacing w:after="160" w:line="380"/>
-        <w:ind w:firstLine="480"/>
-      </w:pPr>
-      <w:r>
-        <w:rPr>
-          <w:rFonts w:ascii="SimSun" w:cs="SimSun" w:eastAsia="SimSun" w:hAnsi="SimSun"/>
-          <w:sz w:val="24"/>
-          <w:szCs w:val="24"/>
-        </w:rPr>
-        <w:t xml:space="preserve">先自己判断一下，暂停五秒。</w:t>
-      </w:r>
-    </w:p>
-    <w:p>
-      <w:pPr>
-        <w:spacing w:after="160" w:line="380"/>
-        <w:ind w:firstLine="480"/>
-      </w:pPr>
-      <w:r>
-        <w:rPr>
-          <w:rFonts w:ascii="SimSun" w:cs="SimSun" w:eastAsia="SimSun" w:hAnsi="SimSun"/>
-          <w:sz w:val="24"/>
-          <w:szCs w:val="24"/>
-        </w:rPr>
-        <w:t xml:space="preserve">你先看清楚题干，我们一步一步来。</w:t>
       </w:r>
     </w:p>
     <w:p>

--- a/docs/Level1/高中英语语法切片-Level1-第02课-主语与谓语.docx
+++ b/docs/Level1/高中英语语法切片-Level1-第02课-主语与谓语.docx
@@ -1770,7 +1770,7 @@
           <w:sz w:val="24"/>
           <w:szCs w:val="24"/>
         </w:rPr>
-        <w:t xml:space="preserve">师：先找带时态的动词。is，be 动词的现在时形式，带时态，所以 is 是谓语。谓语前面那一块 The girl with two big eyes 就是主语。里面的 with two big eyes 修饰的是 girl，告诉你是哪个女孩——长着两只大眼睛的那个，所以它是定语，说白了就是形容词。是形容词就划掉，剩下 The girl，中心词是 girl，单数。这也正好解释了为什么谓语用的是 is 而不是 are。</w:t>
+        <w:t xml:space="preserve">先找带时态的动词。is，be 动词的现在时形式，带时态，所以 is 是谓语。谓语前面那一块 The girl with two big eyes 就是主语。里面的 with two big eyes 修饰的是 girl，告诉你是哪个女孩——长着两只大眼睛的那个，所以它是定语，说白了就是形容词。是形容词就划掉，剩下 The girl，中心词是 girl，单数。这也正好解释了为什么谓语用的是 is 而不是 are。</w:t>
       </w:r>
     </w:p>
     <w:p>
@@ -1858,7 +1858,7 @@
           <w:sz w:val="24"/>
           <w:szCs w:val="24"/>
         </w:rPr>
-        <w:t xml:space="preserve">师：这道题先看主语。Playing basketball after school 是一个动名词短语，整块当主语。动名词短语作主语的时候，不管里面有多少个词，它表达的是一件事，算单数。所以谓语要用第三人称单数形式。after school 说的是放学后经常性的行为，用一般现在时。</w:t>
+        <w:t xml:space="preserve">这道题先看主语。Playing basketball after school 是一个动名词短语，整块当主语。动名词短语作主语的时候，不管里面有多少个词，它表达的是一件事，算单数。所以谓语要用第三人称单数形式。after school 说的是放学后经常性的行为，用一般现在时。</w:t>
       </w:r>
     </w:p>
     <w:p>
@@ -1946,7 +1946,7 @@
           <w:sz w:val="24"/>
           <w:szCs w:val="24"/>
         </w:rPr>
-        <w:t xml:space="preserve">师：这道题跟第一题正好对着看。主语是 The boxes in the corner，里面的 in the corner 修饰的是 boxes，说的是墙角那些箱子，是定语，也就是形容词，划掉。剩下中心词 boxes，复数。注意，后面虽然出现了 books，但那是在 full of 后面，跟主语没关系。主语是复数，谓语就用复数形式。</w:t>
+        <w:t xml:space="preserve">这道题跟第一题正好对着看。主语是 The boxes in the corner，里面的 in the corner 修饰的是 boxes，说的是墙角那些箱子，是定语，也就是形容词，划掉。剩下中心词 boxes，复数。注意，后面虽然出现了 books，但那是在 full of 后面，跟主语没关系。主语是复数，谓语就用复数形式。</w:t>
       </w:r>
     </w:p>
     <w:p>
@@ -2049,7 +2049,7 @@
           <w:sz w:val="24"/>
           <w:szCs w:val="24"/>
         </w:rPr>
-        <w:t xml:space="preserve">师：一项一项看。A 项，谓语是 is，前面那块是 The man's car，中心词是 car，汽车；the man's 是名词所有格，在修饰 car，作定语。所以主语是 car，不是 the man。B 项，谓语是 met，前面只有一个 I，所以主语是 I，the man 在谓语后面，是宾语。C 项，谓语是 looks，前面那块是 The man in the black hat，其中 in the black hat 修饰的是 man，说的是戴黑帽子的那个男人，是定语也就是形容词，划掉之后中心词就是 man。</w:t>
+        <w:t xml:space="preserve">一项一项看。A 项，谓语是 is，前面那块是 The man's car，中心词是 car，汽车；the man's 是名词所有格，在修饰 car，作定语。所以主语是 car，不是 the man。B 项，谓语是 met，前面只有一个 I，所以主语是 I，the man 在谓语后面，是宾语。C 项，谓语是 looks，前面那块是 The man in the black hat，其中 in the black hat 修饰的是 man，说的是戴黑帽子的那个男人，是定语也就是形容词，划掉之后中心词就是 man。</w:t>
       </w:r>
     </w:p>
     <w:p>
@@ -2137,7 +2137,7 @@
           <w:sz w:val="24"/>
           <w:szCs w:val="24"/>
         </w:rPr>
-        <w:t xml:space="preserve">师：这句话的主语是 To learn a new skill，一个不定式短语，学会一门新技能这件事。不定式短语作主语，跟动名词短语一样，表达的是一件事，算单数。既然主语是单数，谓语就必须加 s。原句用了 need，是复数形式，错了。</w:t>
+        <w:t xml:space="preserve">这句话的主语是 To learn a new skill，一个不定式短语，学会一门新技能这件事。不定式短语作主语，跟动名词短语一样，表达的是一件事，算单数。既然主语是单数，谓语就必须加 s。原句用了 need，是复数形式，错了。</w:t>
       </w:r>
     </w:p>
     <w:p>
@@ -2225,7 +2225,7 @@
           <w:sz w:val="24"/>
           <w:szCs w:val="24"/>
         </w:rPr>
-        <w:t xml:space="preserve">师：我们按标准来数，看有几个带时态的动词。opened 是 open 的过去式，带时态；walked 是 walk 的过去式，也带时态。两个都是谓语。那不是说一个句子只有一个谓语吗？没错，一个简单句只有一个谓语。但这句话不是简单句，它是并列句——两个动作被 and 连起来了，and 是并列连词，它连接的是两个地位平等的部分。主语 He 被两个动作共用，省略了一次。</w:t>
+        <w:t xml:space="preserve">我们按标准来数，看有几个带时态的动词。opened 是 open 的过去式，带时态；walked 是 walk 的过去式，也带时态。两个都是谓语。那不是说一个句子只有一个谓语吗？没错，一个简单句只有一个谓语。但这句话不是简单句，它是并列句——两个动作被 and 连起来了，and 是并列连词，它连接的是两个地位平等的部分。主语 He 被两个动作共用，省略了一次。</w:t>
       </w:r>
     </w:p>
     <w:p>

--- a/docs/Level1/高中英语语法切片-Level1-第02课-主语与谓语.docx
+++ b/docs/Level1/高中英语语法切片-Level1-第02课-主语与谓语.docx
@@ -43,7 +43,21 @@
           <w:sz w:val="24"/>
           <w:szCs w:val="24"/>
         </w:rPr>
-        <w:t xml:space="preserve">那同学们好，欢迎回到高中英语语法切片课堂。上节课我们讲了词类，把英语的单词分成了十类，还给了三条判断词性的标准。今天这节课，我们换一个角度看问题。</w:t>
+        <w:t xml:space="preserve">那同学们好，欢迎回到高中英语语法切片课堂。上节课我们讲了词类，把英语的单词分成了十类，还给了三条判断词性的标准。</w:t>
+      </w:r>
+    </w:p>
+    <w:p>
+      <w:pPr>
+        <w:spacing w:after="160" w:line="380"/>
+        <w:ind w:firstLine="480"/>
+      </w:pPr>
+      <w:r>
+        <w:rPr>
+          <w:rFonts w:ascii="SimSun" w:cs="SimSun" w:eastAsia="SimSun" w:hAnsi="SimSun"/>
+          <w:sz w:val="24"/>
+          <w:szCs w:val="24"/>
+        </w:rPr>
+        <w:t xml:space="preserve">今天这节课，我们换一个角度看问题。</w:t>
       </w:r>
     </w:p>
     <w:p>
@@ -71,7 +85,35 @@
           <w:sz w:val="24"/>
           <w:szCs w:val="24"/>
         </w:rPr>
-        <w:t xml:space="preserve">老师打个不太严谨但很好懂的比方。词类，相当于一个人的专业；句子成分，相当于他在公司里的职位。一个人专业是固定的，但他到了不同的公司，可以当不同的职位。单词也一样，一个名词，它的词性永远是名词，这个不变，但它进到句子里，可能当主语，可能当宾语，也可能当定语。</w:t>
+        <w:t xml:space="preserve">老师打个不太严谨但很好懂的比方。词类，相当于一个人的专业；句子成分，相当于他在公司里的职位。</w:t>
+      </w:r>
+    </w:p>
+    <w:p>
+      <w:pPr>
+        <w:spacing w:after="160" w:line="380"/>
+        <w:ind w:firstLine="480"/>
+      </w:pPr>
+      <w:r>
+        <w:rPr>
+          <w:rFonts w:ascii="SimSun" w:cs="SimSun" w:eastAsia="SimSun" w:hAnsi="SimSun"/>
+          <w:sz w:val="24"/>
+          <w:szCs w:val="24"/>
+        </w:rPr>
+        <w:t xml:space="preserve">一个人专业是固定的，但他到了不同的公司，可以当不同的职位。</w:t>
+      </w:r>
+    </w:p>
+    <w:p>
+      <w:pPr>
+        <w:spacing w:after="160" w:line="380"/>
+        <w:ind w:firstLine="480"/>
+      </w:pPr>
+      <w:r>
+        <w:rPr>
+          <w:rFonts w:ascii="SimSun" w:cs="SimSun" w:eastAsia="SimSun" w:hAnsi="SimSun"/>
+          <w:sz w:val="24"/>
+          <w:szCs w:val="24"/>
+        </w:rPr>
+        <w:t xml:space="preserve">单词也一样，一个名词，它的词性永远是名词，这个不变，但它进到句子里，可能当主语，可能当宾语，也可能当定语。</w:t>
       </w:r>
     </w:p>
     <w:p>
@@ -141,7 +183,21 @@
           <w:sz w:val="24"/>
           <w:szCs w:val="24"/>
         </w:rPr>
-        <w:t xml:space="preserve">定语呢？定语是用来修饰名词的。那谁修饰名词？形容词。所以定语干的就是形容词的活儿。你就这么理解：任何东西，只要它在当定语，它本质上就是一个形容词，只不过长得不像形容词而已。</w:t>
+        <w:t xml:space="preserve">定语呢？定语是用来修饰名词的。那谁修饰名词？形容词。所以定语干的就是形容词的活儿。</w:t>
+      </w:r>
+    </w:p>
+    <w:p>
+      <w:pPr>
+        <w:spacing w:after="160" w:line="380"/>
+        <w:ind w:firstLine="480"/>
+      </w:pPr>
+      <w:r>
+        <w:rPr>
+          <w:rFonts w:ascii="SimSun" w:cs="SimSun" w:eastAsia="SimSun" w:hAnsi="SimSun"/>
+          <w:sz w:val="24"/>
+          <w:szCs w:val="24"/>
+        </w:rPr>
+        <w:t xml:space="preserve">你就这么理解：任何东西，只要它在当定语，它本质上就是一个形容词，只不过长得不像形容词而已。</w:t>
       </w:r>
     </w:p>
     <w:p>
@@ -183,21 +239,49 @@
           <w:sz w:val="24"/>
           <w:szCs w:val="24"/>
         </w:rPr>
-        <w:t xml:space="preserve">为什么说它俩最重要？因为主语和谓语是一个句子的骨架，剩下的成分全是往这个骨架上挂的东西。你把主语和谓语找出来了，再长的句子你也知道它在说什么。高考阅读里那些三四行长的句子，第一步永远是先找主谓。</w:t>
-      </w:r>
-    </w:p>
-    <w:p>
-      <w:pPr>
-        <w:spacing w:after="160" w:line="380"/>
-        <w:ind w:firstLine="480"/>
-      </w:pPr>
-      <w:r>
-        <w:rPr>
-          <w:rFonts w:ascii="SimSun" w:cs="SimSun" w:eastAsia="SimSun" w:hAnsi="SimSun"/>
-          <w:sz w:val="24"/>
-          <w:szCs w:val="24"/>
-        </w:rPr>
-        <w:t xml:space="preserve">正式开讲之前，还是老规矩，先来六道课前测。每道题读完，你先暂停一下，把答案写在纸上，写完再听老师分析。别直接看答案，直接看就白做了。我们开始。</w:t>
+        <w:t xml:space="preserve">为什么说它俩最重要？因为主语和谓语是一个句子的骨架，剩下的成分全是往这个骨架上挂的东西。</w:t>
+      </w:r>
+    </w:p>
+    <w:p>
+      <w:pPr>
+        <w:spacing w:after="160" w:line="380"/>
+        <w:ind w:firstLine="480"/>
+      </w:pPr>
+      <w:r>
+        <w:rPr>
+          <w:rFonts w:ascii="SimSun" w:cs="SimSun" w:eastAsia="SimSun" w:hAnsi="SimSun"/>
+          <w:sz w:val="24"/>
+          <w:szCs w:val="24"/>
+        </w:rPr>
+        <w:t xml:space="preserve">你把主语和谓语找出来了，再长的句子你也知道它在说什么。高考阅读里那些三四行长的句子，第一步永远是先找主谓。</w:t>
+      </w:r>
+    </w:p>
+    <w:p>
+      <w:pPr>
+        <w:spacing w:after="160" w:line="380"/>
+        <w:ind w:firstLine="480"/>
+      </w:pPr>
+      <w:r>
+        <w:rPr>
+          <w:rFonts w:ascii="SimSun" w:cs="SimSun" w:eastAsia="SimSun" w:hAnsi="SimSun"/>
+          <w:sz w:val="24"/>
+          <w:szCs w:val="24"/>
+        </w:rPr>
+        <w:t xml:space="preserve">正式开讲之前，还是老规矩，先来六道课前测。每道题读完，你先暂停一下，把答案写在纸上，写完再听老师分析。别直接看答案，直接看就白做了。</w:t>
+      </w:r>
+    </w:p>
+    <w:p>
+      <w:pPr>
+        <w:spacing w:after="160" w:line="380"/>
+        <w:ind w:firstLine="480"/>
+      </w:pPr>
+      <w:r>
+        <w:rPr>
+          <w:rFonts w:ascii="SimSun" w:cs="SimSun" w:eastAsia="SimSun" w:hAnsi="SimSun"/>
+          <w:sz w:val="24"/>
+          <w:szCs w:val="24"/>
+        </w:rPr>
+        <w:t xml:space="preserve">我们开始。</w:t>
       </w:r>
     </w:p>
     <w:p>
@@ -283,21 +367,49 @@
           <w:sz w:val="24"/>
           <w:szCs w:val="24"/>
         </w:rPr>
-        <w:t xml:space="preserve">主语是 The tall boy in the blue coat。不过这里面真正的核心是 boy，男孩。前面的 tall 是形容词，在告诉你这是个高个子的男孩。后面的 in the blue coat 呢，它长得是个介词短语，但你别被长相骗了，它干的活儿跟 tall 一模一样，也是在告诉你这是个什么样的男孩——穿蓝外套的那个。</w:t>
-      </w:r>
-    </w:p>
-    <w:p>
-      <w:pPr>
-        <w:spacing w:after="160" w:line="380"/>
-        <w:ind w:firstLine="480"/>
-      </w:pPr>
-      <w:r>
-        <w:rPr>
-          <w:rFonts w:ascii="SimSun" w:cs="SimSun" w:eastAsia="SimSun" w:hAnsi="SimSun"/>
-          <w:sz w:val="24"/>
-          <w:szCs w:val="24"/>
-        </w:rPr>
-        <w:t xml:space="preserve">所以 in the blue coat 在这里就是定语，说白了它就是一个形容词，介词短语版本的形容词。tall 和 in the blue coat，一个在前一个在后，但都是形容词的活儿，都是贴在 boy 身上的。既然它俩都是修饰成分，那中心词就是 boy。</w:t>
+        <w:t xml:space="preserve">主语是 The tall boy in the blue coat。不过这里面真正的核心是 boy，男孩。前面的 tall 是形容词，在告诉你这是个高个子的男孩。</w:t>
+      </w:r>
+    </w:p>
+    <w:p>
+      <w:pPr>
+        <w:spacing w:after="160" w:line="380"/>
+        <w:ind w:firstLine="480"/>
+      </w:pPr>
+      <w:r>
+        <w:rPr>
+          <w:rFonts w:ascii="SimSun" w:cs="SimSun" w:eastAsia="SimSun" w:hAnsi="SimSun"/>
+          <w:sz w:val="24"/>
+          <w:szCs w:val="24"/>
+        </w:rPr>
+        <w:t xml:space="preserve">后面的 in the blue coat 呢，它长得是个介词短语，但你别被长相骗了，它干的活儿跟 tall 一模一样，也是在告诉你这是个什么样的男孩——穿蓝外套的那个。</w:t>
+      </w:r>
+    </w:p>
+    <w:p>
+      <w:pPr>
+        <w:spacing w:after="160" w:line="380"/>
+        <w:ind w:firstLine="480"/>
+      </w:pPr>
+      <w:r>
+        <w:rPr>
+          <w:rFonts w:ascii="SimSun" w:cs="SimSun" w:eastAsia="SimSun" w:hAnsi="SimSun"/>
+          <w:sz w:val="24"/>
+          <w:szCs w:val="24"/>
+        </w:rPr>
+        <w:t xml:space="preserve">所以 in the blue coat 在这里就是定语，说白了它就是一个形容词，介词短语版本的形容词。tall 和 in the blue coat，一个在前一个在后，但都是形容词的活儿，都是贴在 boy 身上的。</w:t>
+      </w:r>
+    </w:p>
+    <w:p>
+      <w:pPr>
+        <w:spacing w:after="160" w:line="380"/>
+        <w:ind w:firstLine="480"/>
+      </w:pPr>
+      <w:r>
+        <w:rPr>
+          <w:rFonts w:ascii="SimSun" w:cs="SimSun" w:eastAsia="SimSun" w:hAnsi="SimSun"/>
+          <w:sz w:val="24"/>
+          <w:szCs w:val="24"/>
+        </w:rPr>
+        <w:t xml:space="preserve">既然它俩都是修饰成分，那中心词就是 boy。</w:t>
       </w:r>
     </w:p>
     <w:p>
@@ -383,7 +495,21 @@
           <w:sz w:val="24"/>
           <w:szCs w:val="24"/>
         </w:rPr>
-        <w:t xml:space="preserve">好，takes 前面那一整块，Learning a foreign language well，就是主语。注意，这个主语不是一个单独的名词，它是一个动名词短语——Learning 是动名词，a foreign language 是它带的宾语，well 是修饰它的副词，三样合起来整块当主语。</w:t>
+        <w:t xml:space="preserve">好，takes 前面那一整块，Learning a foreign language well，就是主语。</w:t>
+      </w:r>
+    </w:p>
+    <w:p>
+      <w:pPr>
+        <w:spacing w:after="160" w:line="380"/>
+        <w:ind w:firstLine="480"/>
+      </w:pPr>
+      <w:r>
+        <w:rPr>
+          <w:rFonts w:ascii="SimSun" w:cs="SimSun" w:eastAsia="SimSun" w:hAnsi="SimSun"/>
+          <w:sz w:val="24"/>
+          <w:szCs w:val="24"/>
+        </w:rPr>
+        <w:t xml:space="preserve">注意，这个主语不是一个单独的名词，它是一个动名词短语——Learning 是动名词，a foreign language 是它带的宾语，well 是修饰它的副词，三样合起来整块当主语。</w:t>
       </w:r>
     </w:p>
     <w:p>
@@ -498,7 +624,21 @@
           <w:sz w:val="24"/>
           <w:szCs w:val="24"/>
         </w:rPr>
-        <w:t xml:space="preserve">B 项呢？singing，它长成 doing 的样子，不带任何时态。你从 singing 身上看不出这件事是过去还是现在，所以它是非谓语，不是谓语。这一项从头到尾没有一个带时态的动词，所以它根本不是句子，它只是一个名词短语，意思是在台上唱歌的那个女孩。</w:t>
+        <w:t xml:space="preserve">B 项呢？singing，它长成 doing 的样子，不带任何时态。你从 singing 身上看不出这件事是过去还是现在，所以它是非谓语，不是谓语。</w:t>
+      </w:r>
+    </w:p>
+    <w:p>
+      <w:pPr>
+        <w:spacing w:after="160" w:line="380"/>
+        <w:ind w:firstLine="480"/>
+      </w:pPr>
+      <w:r>
+        <w:rPr>
+          <w:rFonts w:ascii="SimSun" w:cs="SimSun" w:eastAsia="SimSun" w:hAnsi="SimSun"/>
+          <w:sz w:val="24"/>
+          <w:szCs w:val="24"/>
+        </w:rPr>
+        <w:t xml:space="preserve">这一项从头到尾没有一个带时态的动词，所以它根本不是句子，它只是一个名词短语，意思是在台上唱歌的那个女孩。</w:t>
       </w:r>
     </w:p>
     <w:p>
@@ -584,7 +724,21 @@
           <w:sz w:val="24"/>
           <w:szCs w:val="24"/>
         </w:rPr>
-        <w:t xml:space="preserve">主语这一块是 The number of the visitors to this museum。我们一层一层剥。to this museum 修饰的是 visitors，说的是来这个博物馆的参观者，它是 visitors 的定语，也就是 visitors 的形容词。再往前，of the visitors 修饰的是 number，说的是参观者的数量，它是 number 的定语，也就是 number 的形容词。两层形容词全剥掉，剩下什么？The number，数量。</w:t>
+        <w:t xml:space="preserve">主语这一块是 The number of the visitors to this museum。我们一层一层剥。to this museum 修饰的是 visitors，说的是来这个博物馆的参观者，它是 visitors 的定语，也就是 visitors 的形容词。</w:t>
+      </w:r>
+    </w:p>
+    <w:p>
+      <w:pPr>
+        <w:spacing w:after="160" w:line="380"/>
+        <w:ind w:firstLine="480"/>
+      </w:pPr>
+      <w:r>
+        <w:rPr>
+          <w:rFonts w:ascii="SimSun" w:cs="SimSun" w:eastAsia="SimSun" w:hAnsi="SimSun"/>
+          <w:sz w:val="24"/>
+          <w:szCs w:val="24"/>
+        </w:rPr>
+        <w:t xml:space="preserve">再往前，of the visitors 修饰的是 number，说的是参观者的数量，它是 number 的定语，也就是 number 的形容词。两层形容词全剥掉，剩下什么？The number，数量。</w:t>
       </w:r>
     </w:p>
     <w:p>
@@ -952,7 +1106,21 @@
           <w:sz w:val="24"/>
           <w:szCs w:val="24"/>
         </w:rPr>
-        <w:t xml:space="preserve">方法特别简单：主语是有中心的。这个中心词就是那个真正的名词，剩下的都是给它化妆的。The tall boy in the blue coat 这一整块里，核心是 boy，男孩。tall 在修饰 boy，in the blue coat 也在修饰 boy，两个都是定语，两个说白了都是形容词。所以中心词是 boy。</w:t>
+        <w:t xml:space="preserve">方法特别简单：主语是有中心的。这个中心词就是那个真正的名词，剩下的都是给它化妆的。The tall boy in the blue coat 这一整块里，核心是 boy，男孩。</w:t>
+      </w:r>
+    </w:p>
+    <w:p>
+      <w:pPr>
+        <w:spacing w:after="160" w:line="380"/>
+        <w:ind w:firstLine="480"/>
+      </w:pPr>
+      <w:r>
+        <w:rPr>
+          <w:rFonts w:ascii="SimSun" w:cs="SimSun" w:eastAsia="SimSun" w:hAnsi="SimSun"/>
+          <w:sz w:val="24"/>
+          <w:szCs w:val="24"/>
+        </w:rPr>
+        <w:t xml:space="preserve">tall 在修饰 boy，in the blue coat 也在修饰 boy，两个都是定语，两个说白了都是形容词。所以中心词是 boy。</w:t>
       </w:r>
     </w:p>
     <w:p>
@@ -994,35 +1162,91 @@
           <w:sz w:val="24"/>
           <w:szCs w:val="24"/>
         </w:rPr>
-        <w:t xml:space="preserve">第二句，He runs in the park every morning. 这里的 in the park 修饰的是 runs 这个动作，说的是他在哪儿跑，那它就是状语，说白了就是副词。后面的 every morning 也一样，说的是什么时候跑，也在修饰 runs，也是状语，也是副词，具体叫时间状语。</w:t>
-      </w:r>
-    </w:p>
-    <w:p>
-      <w:pPr>
-        <w:spacing w:after="160" w:line="380"/>
-        <w:ind w:firstLine="480"/>
-      </w:pPr>
-      <w:r>
-        <w:rPr>
-          <w:rFonts w:ascii="SimSun" w:cs="SimSun" w:eastAsia="SimSun" w:hAnsi="SimSun"/>
-          <w:sz w:val="24"/>
-          <w:szCs w:val="24"/>
-        </w:rPr>
-        <w:t xml:space="preserve">你看，同一个 in the park 这样的介词短语，贴在名词后面修饰名词，它就是定语，相当于形容词；用来修饰动词，它就是状语，相当于副词。所以判断一个成分是什么，不看它长什么样，看它在修饰谁。修饰名词就是形容词的活儿，修饰动词就是副词的活儿。</w:t>
-      </w:r>
-    </w:p>
-    <w:p>
-      <w:pPr>
-        <w:spacing w:after="160" w:line="380"/>
-        <w:ind w:firstLine="480"/>
-      </w:pPr>
-      <w:r>
-        <w:rPr>
-          <w:rFonts w:ascii="SimSun" w:cs="SimSun" w:eastAsia="SimSun" w:hAnsi="SimSun"/>
-          <w:sz w:val="24"/>
-          <w:szCs w:val="24"/>
-        </w:rPr>
-        <w:t xml:space="preserve">所以找中心词的操作就一句话：把所有当定语的东西全划掉。不管它长成形容词，还是长成介词短语，还是长成后面挂着的一长串，只要它在修饰这个名词，它就是形容词的活儿，一律划掉。划完之后剩下的那个光秃秃的名词，就是中心词。</w:t>
+        <w:t xml:space="preserve">第二句，He runs in the park every morning. 这里的 in the park 修饰的是 runs 这个动作，说的是他在哪儿跑，那它就是状语，说白了就是副词。</w:t>
+      </w:r>
+    </w:p>
+    <w:p>
+      <w:pPr>
+        <w:spacing w:after="160" w:line="380"/>
+        <w:ind w:firstLine="480"/>
+      </w:pPr>
+      <w:r>
+        <w:rPr>
+          <w:rFonts w:ascii="SimSun" w:cs="SimSun" w:eastAsia="SimSun" w:hAnsi="SimSun"/>
+          <w:sz w:val="24"/>
+          <w:szCs w:val="24"/>
+        </w:rPr>
+        <w:t xml:space="preserve">后面的 every morning 也一样，说的是什么时候跑，也在修饰 runs，也是状语，也是副词，具体叫时间状语。</w:t>
+      </w:r>
+    </w:p>
+    <w:p>
+      <w:pPr>
+        <w:spacing w:after="160" w:line="380"/>
+        <w:ind w:firstLine="480"/>
+      </w:pPr>
+      <w:r>
+        <w:rPr>
+          <w:rFonts w:ascii="SimSun" w:cs="SimSun" w:eastAsia="SimSun" w:hAnsi="SimSun"/>
+          <w:sz w:val="24"/>
+          <w:szCs w:val="24"/>
+        </w:rPr>
+        <w:t xml:space="preserve">你看，同一个 in the park 这样的介词短语，贴在名词后面修饰名词，它就是定语，相当于形容词；用来修饰动词，它就是状语，相当于副词。</w:t>
+      </w:r>
+    </w:p>
+    <w:p>
+      <w:pPr>
+        <w:spacing w:after="160" w:line="380"/>
+        <w:ind w:firstLine="480"/>
+      </w:pPr>
+      <w:r>
+        <w:rPr>
+          <w:rFonts w:ascii="SimSun" w:cs="SimSun" w:eastAsia="SimSun" w:hAnsi="SimSun"/>
+          <w:sz w:val="24"/>
+          <w:szCs w:val="24"/>
+        </w:rPr>
+        <w:t xml:space="preserve">所以判断一个成分是什么，不看它长什么样，看它在修饰谁。修饰名词就是形容词的活儿，修饰动词就是副词的活儿。</w:t>
+      </w:r>
+    </w:p>
+    <w:p>
+      <w:pPr>
+        <w:spacing w:after="160" w:line="380"/>
+        <w:ind w:firstLine="480"/>
+      </w:pPr>
+      <w:r>
+        <w:rPr>
+          <w:rFonts w:ascii="SimSun" w:cs="SimSun" w:eastAsia="SimSun" w:hAnsi="SimSun"/>
+          <w:sz w:val="24"/>
+          <w:szCs w:val="24"/>
+        </w:rPr>
+        <w:t xml:space="preserve">所以找中心词的操作就一句话：把所有当定语的东西全划掉。</w:t>
+      </w:r>
+    </w:p>
+    <w:p>
+      <w:pPr>
+        <w:spacing w:after="160" w:line="380"/>
+        <w:ind w:firstLine="480"/>
+      </w:pPr>
+      <w:r>
+        <w:rPr>
+          <w:rFonts w:ascii="SimSun" w:cs="SimSun" w:eastAsia="SimSun" w:hAnsi="SimSun"/>
+          <w:sz w:val="24"/>
+          <w:szCs w:val="24"/>
+        </w:rPr>
+        <w:t xml:space="preserve">不管它长成形容词，还是长成介词短语，还是长成后面挂着的一长串，只要它在修饰这个名词，它就是形容词的活儿，一律划掉。</w:t>
+      </w:r>
+    </w:p>
+    <w:p>
+      <w:pPr>
+        <w:spacing w:after="160" w:line="380"/>
+        <w:ind w:firstLine="480"/>
+      </w:pPr>
+      <w:r>
+        <w:rPr>
+          <w:rFonts w:ascii="SimSun" w:cs="SimSun" w:eastAsia="SimSun" w:hAnsi="SimSun"/>
+          <w:sz w:val="24"/>
+          <w:szCs w:val="24"/>
+        </w:rPr>
+        <w:t xml:space="preserve">划完之后剩下的那个光秃秃的名词，就是中心词。</w:t>
       </w:r>
     </w:p>
     <w:p>
@@ -1134,7 +1358,35 @@
           <w:sz w:val="24"/>
           <w:szCs w:val="24"/>
         </w:rPr>
-        <w:t xml:space="preserve">一个动词只要变过形——加了 s，或者变成了过去式，或者前面挂着 be、have、will 这些——那它就是谓语。因为只有谓语才有资格带时态，也只有谓语才能决定整句话是过去、现在还是将来。反过来，一个动词如果长成 to do、doing 或者 done 这三副样子，那它就是非谓语，它不带时态，它做不了主。</w:t>
+        <w:t xml:space="preserve">一个动词只要变过形——加了 s，或者变成了过去式，或者前面挂着 be、have、will 这些——那它就是谓语。</w:t>
+      </w:r>
+    </w:p>
+    <w:p>
+      <w:pPr>
+        <w:spacing w:after="160" w:line="380"/>
+        <w:ind w:firstLine="480"/>
+      </w:pPr>
+      <w:r>
+        <w:rPr>
+          <w:rFonts w:ascii="SimSun" w:cs="SimSun" w:eastAsia="SimSun" w:hAnsi="SimSun"/>
+          <w:sz w:val="24"/>
+          <w:szCs w:val="24"/>
+        </w:rPr>
+        <w:t xml:space="preserve">因为只有谓语才有资格带时态，也只有谓语才能决定整句话是过去、现在还是将来。</w:t>
+      </w:r>
+    </w:p>
+    <w:p>
+      <w:pPr>
+        <w:spacing w:after="160" w:line="380"/>
+        <w:ind w:firstLine="480"/>
+      </w:pPr>
+      <w:r>
+        <w:rPr>
+          <w:rFonts w:ascii="SimSun" w:cs="SimSun" w:eastAsia="SimSun" w:hAnsi="SimSun"/>
+          <w:sz w:val="24"/>
+          <w:szCs w:val="24"/>
+        </w:rPr>
+        <w:t xml:space="preserve">反过来，一个动词如果长成 to do、doing 或者 done 这三副样子，那它就是非谓语，它不带时态，它做不了主。</w:t>
       </w:r>
     </w:p>
     <w:p>
@@ -1176,7 +1428,21 @@
           <w:sz w:val="24"/>
           <w:szCs w:val="24"/>
         </w:rPr>
-        <w:t xml:space="preserve">复杂一点的是系动词加表语，这时候谓语是这两块合起来的那一整块。She is a teacher，谓语部分是 is a teacher，你光说一个 is，意思是不完整的。除了 be，还有 look、seem、become、feel、sound、taste 这几个系动词，上节课我们提过。</w:t>
+        <w:t xml:space="preserve">复杂一点的是系动词加表语，这时候谓语是这两块合起来的那一整块。She is a teacher，谓语部分是 is a teacher，你光说一个 is，意思是不完整的。</w:t>
+      </w:r>
+    </w:p>
+    <w:p>
+      <w:pPr>
+        <w:spacing w:after="160" w:line="380"/>
+        <w:ind w:firstLine="480"/>
+      </w:pPr>
+      <w:r>
+        <w:rPr>
+          <w:rFonts w:ascii="SimSun" w:cs="SimSun" w:eastAsia="SimSun" w:hAnsi="SimSun"/>
+          <w:sz w:val="24"/>
+          <w:szCs w:val="24"/>
+        </w:rPr>
+        <w:t xml:space="preserve">除了 be，还有 look、seem、become、feel、sound、taste 这几个系动词，上节课我们提过。</w:t>
       </w:r>
     </w:p>
     <w:p>
@@ -1232,7 +1498,21 @@
           <w:sz w:val="24"/>
           <w:szCs w:val="24"/>
         </w:rPr>
-        <w:t xml:space="preserve">主语和谓语之间还有一条规矩，叫主谓一致，意思是谓语的形式要跟着主语走。主语是单数第三人称，谓语就用单数形式；主语是复数，谓语就用复数形式。</w:t>
+        <w:t xml:space="preserve">主语和谓语之间还有一条规矩，叫主谓一致，意思是谓语的形式要跟着主语走。</w:t>
+      </w:r>
+    </w:p>
+    <w:p>
+      <w:pPr>
+        <w:spacing w:after="160" w:line="380"/>
+        <w:ind w:firstLine="480"/>
+      </w:pPr>
+      <w:r>
+        <w:rPr>
+          <w:rFonts w:ascii="SimSun" w:cs="SimSun" w:eastAsia="SimSun" w:hAnsi="SimSun"/>
+          <w:sz w:val="24"/>
+          <w:szCs w:val="24"/>
+        </w:rPr>
+        <w:t xml:space="preserve">主语是单数第三人称，谓语就用单数形式；主语是复数，谓语就用复数形式。</w:t>
       </w:r>
     </w:p>
     <w:p>
@@ -1260,7 +1540,21 @@
           <w:sz w:val="24"/>
           <w:szCs w:val="24"/>
         </w:rPr>
-        <w:t xml:space="preserve">这条规矩在高考语法填空里年年考，而且能考得很复杂，我们后面有三节课专门讲它的各种情况。今天你先记住最基本的这一条：先找准主语的中心词，再决定谓语用单数还是复数。</w:t>
+        <w:t xml:space="preserve">这条规矩在高考语法填空里年年考，而且能考得很复杂，我们后面有三节课专门讲它的各种情况。</w:t>
+      </w:r>
+    </w:p>
+    <w:p>
+      <w:pPr>
+        <w:spacing w:after="160" w:line="380"/>
+        <w:ind w:firstLine="480"/>
+      </w:pPr>
+      <w:r>
+        <w:rPr>
+          <w:rFonts w:ascii="SimSun" w:cs="SimSun" w:eastAsia="SimSun" w:hAnsi="SimSun"/>
+          <w:sz w:val="24"/>
+          <w:szCs w:val="24"/>
+        </w:rPr>
+        <w:t xml:space="preserve">今天你先记住最基本的这一条：先找准主语的中心词，再决定谓语用单数还是复数。</w:t>
       </w:r>
     </w:p>
     <w:p>
@@ -1288,21 +1582,49 @@
           <w:sz w:val="24"/>
           <w:szCs w:val="24"/>
         </w:rPr>
-        <w:t xml:space="preserve">这句话反过来用，威力特别大。如果你在一个句子里看见了两个动词，那必然有一个不是谓语。要么其中一个是非谓语，要么这压根就不是一个简单句。</w:t>
-      </w:r>
-    </w:p>
-    <w:p>
-      <w:pPr>
-        <w:spacing w:after="160" w:line="380"/>
-        <w:ind w:firstLine="480"/>
-      </w:pPr>
-      <w:r>
-        <w:rPr>
-          <w:rFonts w:ascii="SimSun" w:cs="SimSun" w:eastAsia="SimSun" w:hAnsi="SimSun"/>
-          <w:sz w:val="24"/>
-          <w:szCs w:val="24"/>
-        </w:rPr>
-        <w:t xml:space="preserve">比如 He opened the door and walked in，这里有 opened 和 walked 两个动词，而且两个都带着过去时的时态。那说明什么？说明这不是一个简单句，它是并列句，是两个简单句被并列连词 and 连起来了。这个 and 上节课我们说过，它是并列连词，不是引导词。</w:t>
+        <w:t xml:space="preserve">这句话反过来用，威力特别大。如果你在一个句子里看见了两个动词，那必然有一个不是谓语。</w:t>
+      </w:r>
+    </w:p>
+    <w:p>
+      <w:pPr>
+        <w:spacing w:after="160" w:line="380"/>
+        <w:ind w:firstLine="480"/>
+      </w:pPr>
+      <w:r>
+        <w:rPr>
+          <w:rFonts w:ascii="SimSun" w:cs="SimSun" w:eastAsia="SimSun" w:hAnsi="SimSun"/>
+          <w:sz w:val="24"/>
+          <w:szCs w:val="24"/>
+        </w:rPr>
+        <w:t xml:space="preserve">要么其中一个是非谓语，要么这压根就不是一个简单句。</w:t>
+      </w:r>
+    </w:p>
+    <w:p>
+      <w:pPr>
+        <w:spacing w:after="160" w:line="380"/>
+        <w:ind w:firstLine="480"/>
+      </w:pPr>
+      <w:r>
+        <w:rPr>
+          <w:rFonts w:ascii="SimSun" w:cs="SimSun" w:eastAsia="SimSun" w:hAnsi="SimSun"/>
+          <w:sz w:val="24"/>
+          <w:szCs w:val="24"/>
+        </w:rPr>
+        <w:t xml:space="preserve">比如 He opened the door and walked in，这里有 opened 和 walked 两个动词，而且两个都带着过去时的时态。那说明什么？说明这不是一个简单句，它是并列句，是两个简单句被并列连词 and 连起来了。</w:t>
+      </w:r>
+    </w:p>
+    <w:p>
+      <w:pPr>
+        <w:spacing w:after="160" w:line="380"/>
+        <w:ind w:firstLine="480"/>
+      </w:pPr>
+      <w:r>
+        <w:rPr>
+          <w:rFonts w:ascii="SimSun" w:cs="SimSun" w:eastAsia="SimSun" w:hAnsi="SimSun"/>
+          <w:sz w:val="24"/>
+          <w:szCs w:val="24"/>
+        </w:rPr>
+        <w:t xml:space="preserve">这个 and 上节课我们说过，它是并列连词，不是引导词。</w:t>
       </w:r>
     </w:p>
     <w:p>
@@ -1344,21 +1666,49 @@
           <w:sz w:val="24"/>
           <w:szCs w:val="24"/>
         </w:rPr>
-        <w:t xml:space="preserve">先说最常见的一个：介词短语里面的名词，永远不可能是主语。The box of books is heavy，主语是 box，箱子，不是 books。因为 of books 整个是 box 的定语，是 box 的形容词，说的是装书的那个箱子。既然它是形容词，那它里面的 books 当然就跟主语没关系了。这个坑在语法填空里每年都有人踩。</w:t>
-      </w:r>
-    </w:p>
-    <w:p>
-      <w:pPr>
-        <w:spacing w:after="160" w:line="380"/>
-        <w:ind w:firstLine="480"/>
-      </w:pPr>
-      <w:r>
-        <w:rPr>
-          <w:rFonts w:ascii="SimSun" w:cs="SimSun" w:eastAsia="SimSun" w:hAnsi="SimSun"/>
-          <w:sz w:val="24"/>
-          <w:szCs w:val="24"/>
-        </w:rPr>
-        <w:t xml:space="preserve">再说一个，there be 句型的主语不在前面。There is a book on the desk，很多同学以为 there 是主语，不是的。there 只是个引子，真正的主语是后面的 a book。所以 be 用单数还是复数，看的是 be 后面那个名词，而且看离它最近的那个。</w:t>
+        <w:t xml:space="preserve">先说最常见的一个：介词短语里面的名词，永远不可能是主语。The box of books is heavy，主语是 box，箱子，不是 books。因为 of books 整个是 box 的定语，是 box 的形容词，说的是装书的那个箱子。</w:t>
+      </w:r>
+    </w:p>
+    <w:p>
+      <w:pPr>
+        <w:spacing w:after="160" w:line="380"/>
+        <w:ind w:firstLine="480"/>
+      </w:pPr>
+      <w:r>
+        <w:rPr>
+          <w:rFonts w:ascii="SimSun" w:cs="SimSun" w:eastAsia="SimSun" w:hAnsi="SimSun"/>
+          <w:sz w:val="24"/>
+          <w:szCs w:val="24"/>
+        </w:rPr>
+        <w:t xml:space="preserve">既然它是形容词，那它里面的 books 当然就跟主语没关系了。这个坑在语法填空里每年都有人踩。</w:t>
+      </w:r>
+    </w:p>
+    <w:p>
+      <w:pPr>
+        <w:spacing w:after="160" w:line="380"/>
+        <w:ind w:firstLine="480"/>
+      </w:pPr>
+      <w:r>
+        <w:rPr>
+          <w:rFonts w:ascii="SimSun" w:cs="SimSun" w:eastAsia="SimSun" w:hAnsi="SimSun"/>
+          <w:sz w:val="24"/>
+          <w:szCs w:val="24"/>
+        </w:rPr>
+        <w:t xml:space="preserve">再说一个，there be 句型的主语不在前面。There is a book on the desk，很多同学以为 there 是主语，不是的。there 只是个引子，真正的主语是后面的 a book。</w:t>
+      </w:r>
+    </w:p>
+    <w:p>
+      <w:pPr>
+        <w:spacing w:after="160" w:line="380"/>
+        <w:ind w:firstLine="480"/>
+      </w:pPr>
+      <w:r>
+        <w:rPr>
+          <w:rFonts w:ascii="SimSun" w:cs="SimSun" w:eastAsia="SimSun" w:hAnsi="SimSun"/>
+          <w:sz w:val="24"/>
+          <w:szCs w:val="24"/>
+        </w:rPr>
+        <w:t xml:space="preserve">所以 be 用单数还是复数，看的是 be 后面那个名词，而且看离它最近的那个。</w:t>
       </w:r>
     </w:p>
     <w:p>
@@ -1458,7 +1808,21 @@
           <w:sz w:val="24"/>
           <w:szCs w:val="24"/>
         </w:rPr>
-        <w:t xml:space="preserve">那这句话里出现了两个动词，playing 和括号里的 be。先判断哪个是谓语。playing 长成 doing 的样子，不带时态，所以它是非谓语，它在这里是修饰 children 的，说明是哪些孩子——在花园里玩的那些孩子。那谓语就只能是括号里这个 be。</w:t>
+        <w:t xml:space="preserve">那这句话里出现了两个动词，playing 和括号里的 be。先判断哪个是谓语。</w:t>
+      </w:r>
+    </w:p>
+    <w:p>
+      <w:pPr>
+        <w:spacing w:after="160" w:line="380"/>
+        <w:ind w:firstLine="480"/>
+      </w:pPr>
+      <w:r>
+        <w:rPr>
+          <w:rFonts w:ascii="SimSun" w:cs="SimSun" w:eastAsia="SimSun" w:hAnsi="SimSun"/>
+          <w:sz w:val="24"/>
+          <w:szCs w:val="24"/>
+        </w:rPr>
+        <w:t xml:space="preserve">playing 长成 doing 的样子，不带时态，所以它是非谓语，它在这里是修饰 children 的，说明是哪些孩子——在花园里玩的那些孩子。那谓语就只能是括号里这个 be。</w:t>
       </w:r>
     </w:p>
     <w:p>
@@ -1684,7 +2048,21 @@
           <w:sz w:val="24"/>
           <w:szCs w:val="24"/>
         </w:rPr>
-        <w:t xml:space="preserve">另外今天还给了你一个通用的分析思路，一定要带走：主语宾语表语干的是名词的活儿，定语干的是形容词的活儿，状语干的是副词的活儿。以后碰到任何一块看不懂的成分，就问自己一句，它在修饰谁。修饰名词，它就是形容词；修饰动词，它就是副词。</w:t>
+        <w:t xml:space="preserve">另外今天还给了你一个通用的分析思路，一定要带走：主语宾语表语干的是名词的活儿，定语干的是形容词的活儿，状语干的是副词的活儿。</w:t>
+      </w:r>
+    </w:p>
+    <w:p>
+      <w:pPr>
+        <w:spacing w:after="160" w:line="380"/>
+        <w:ind w:firstLine="480"/>
+      </w:pPr>
+      <w:r>
+        <w:rPr>
+          <w:rFonts w:ascii="SimSun" w:cs="SimSun" w:eastAsia="SimSun" w:hAnsi="SimSun"/>
+          <w:sz w:val="24"/>
+          <w:szCs w:val="24"/>
+        </w:rPr>
+        <w:t xml:space="preserve">以后碰到任何一块看不懂的成分，就问自己一句，它在修饰谁。修饰名词，它就是形容词；修饰动词，它就是副词。</w:t>
       </w:r>
     </w:p>
     <w:p>

--- a/docs/Level1/高中英语语法切片-Level1-第02课-主语与谓语.docx
+++ b/docs/Level1/高中英语语法切片-Level1-第02课-主语与谓语.docx
@@ -1300,7 +1300,7 @@
           <w:sz w:val="24"/>
           <w:szCs w:val="24"/>
         </w:rPr>
-        <w:t xml:space="preserve">题目：My cousin, along with his two friends, ____________ (visit) my home every summer.</w:t>
+        <w:t xml:space="preserve">题目：指出下面句子的谓语，注意谓语是几个词。The old bridge has been repaired by the workers.</w:t>
       </w:r>
     </w:p>
     <w:p>
@@ -1328,105 +1328,133 @@
           <w:sz w:val="24"/>
           <w:szCs w:val="24"/>
         </w:rPr>
-        <w:t xml:space="preserve">这道题的坑在中间那一块 along with his two friends。</w:t>
-      </w:r>
-    </w:p>
-    <w:p>
-      <w:pPr>
-        <w:spacing w:after="160" w:line="380"/>
-        <w:ind w:firstLine="480"/>
-      </w:pPr>
-      <w:r>
-        <w:rPr>
-          <w:rFonts w:ascii="SimSun" w:cs="SimSun" w:eastAsia="SimSun" w:hAnsi="SimSun"/>
-          <w:sz w:val="24"/>
-          <w:szCs w:val="24"/>
-        </w:rPr>
-        <w:t xml:space="preserve">很多同学一看有 friends，就填了 visit。</w:t>
-      </w:r>
-    </w:p>
-    <w:p>
-      <w:pPr>
-        <w:spacing w:after="160" w:line="380"/>
-        <w:ind w:firstLine="480"/>
-      </w:pPr>
-      <w:r>
-        <w:rPr>
-          <w:rFonts w:ascii="SimSun" w:cs="SimSun" w:eastAsia="SimSun" w:hAnsi="SimSun"/>
-          <w:sz w:val="24"/>
-          <w:szCs w:val="24"/>
-        </w:rPr>
-        <w:t xml:space="preserve">你注意，along with 引导的这一块，前后都用逗号跟主句隔开了。</w:t>
-      </w:r>
-    </w:p>
-    <w:p>
-      <w:pPr>
-        <w:spacing w:after="160" w:line="380"/>
-        <w:ind w:firstLine="480"/>
-      </w:pPr>
-      <w:r>
-        <w:rPr>
-          <w:rFonts w:ascii="SimSun" w:cs="SimSun" w:eastAsia="SimSun" w:hAnsi="SimSun"/>
-          <w:sz w:val="24"/>
-          <w:szCs w:val="24"/>
-        </w:rPr>
-        <w:t xml:space="preserve">这是插进来的伴随成分，它不是主语的一部分。</w:t>
-      </w:r>
-    </w:p>
-    <w:p>
-      <w:pPr>
-        <w:spacing w:after="160" w:line="380"/>
-        <w:ind w:firstLine="480"/>
-      </w:pPr>
-      <w:r>
-        <w:rPr>
-          <w:rFonts w:ascii="SimSun" w:cs="SimSun" w:eastAsia="SimSun" w:hAnsi="SimSun"/>
-          <w:sz w:val="24"/>
-          <w:szCs w:val="24"/>
-        </w:rPr>
-        <w:t xml:space="preserve">真正的主语就是前面的 My cousin，我的表哥，一个人，单数。</w:t>
-      </w:r>
-    </w:p>
-    <w:p>
-      <w:pPr>
-        <w:spacing w:after="160" w:line="380"/>
-        <w:ind w:firstLine="480"/>
-      </w:pPr>
-      <w:r>
-        <w:rPr>
-          <w:rFonts w:ascii="SimSun" w:cs="SimSun" w:eastAsia="SimSun" w:hAnsi="SimSun"/>
-          <w:sz w:val="24"/>
-          <w:szCs w:val="24"/>
-        </w:rPr>
-        <w:t xml:space="preserve">主语是第三人称单数，谓语就得加 s。</w:t>
-      </w:r>
-    </w:p>
-    <w:p>
-      <w:pPr>
-        <w:spacing w:after="160" w:line="380"/>
-        <w:ind w:firstLine="480"/>
-      </w:pPr>
-      <w:r>
-        <w:rPr>
-          <w:rFonts w:ascii="SimSun" w:cs="SimSun" w:eastAsia="SimSun" w:hAnsi="SimSun"/>
-          <w:sz w:val="24"/>
-          <w:szCs w:val="24"/>
-        </w:rPr>
-        <w:t xml:space="preserve">every summer 表示每年夏天都这样，是经常性的动作，用一般现在时。</w:t>
-      </w:r>
-    </w:p>
-    <w:p>
-      <w:pPr>
-        <w:spacing w:after="160" w:line="380"/>
-        <w:ind w:firstLine="480"/>
-      </w:pPr>
-      <w:r>
-        <w:rPr>
-          <w:rFonts w:ascii="SimSun" w:cs="SimSun" w:eastAsia="SimSun" w:hAnsi="SimSun"/>
-          <w:sz w:val="24"/>
-          <w:szCs w:val="24"/>
-        </w:rPr>
-        <w:t xml:space="preserve">所以这儿填 visits。</w:t>
+        <w:t xml:space="preserve">这道题问的是谓语，你可能会想：谓语不就是一个词吗？</w:t>
+      </w:r>
+    </w:p>
+    <w:p>
+      <w:pPr>
+        <w:spacing w:after="160" w:line="380"/>
+        <w:ind w:firstLine="480"/>
+      </w:pPr>
+      <w:r>
+        <w:rPr>
+          <w:rFonts w:ascii="SimSun" w:cs="SimSun" w:eastAsia="SimSun" w:hAnsi="SimSun"/>
+          <w:sz w:val="24"/>
+          <w:szCs w:val="24"/>
+        </w:rPr>
+        <w:t xml:space="preserve">不一定。谓语可能是一个词，也可能是一串。</w:t>
+      </w:r>
+    </w:p>
+    <w:p>
+      <w:pPr>
+        <w:spacing w:after="160" w:line="380"/>
+        <w:ind w:firstLine="480"/>
+      </w:pPr>
+      <w:r>
+        <w:rPr>
+          <w:rFonts w:ascii="SimSun" w:cs="SimSun" w:eastAsia="SimSun" w:hAnsi="SimSun"/>
+          <w:sz w:val="24"/>
+          <w:szCs w:val="24"/>
+        </w:rPr>
+        <w:t xml:space="preserve">我们来看。这句话里出现的动词形式有 has、been、repaired 三个。</w:t>
+      </w:r>
+    </w:p>
+    <w:p>
+      <w:pPr>
+        <w:spacing w:after="160" w:line="380"/>
+        <w:ind w:firstLine="480"/>
+      </w:pPr>
+      <w:r>
+        <w:rPr>
+          <w:rFonts w:ascii="SimSun" w:cs="SimSun" w:eastAsia="SimSun" w:hAnsi="SimSun"/>
+          <w:sz w:val="24"/>
+          <w:szCs w:val="24"/>
+        </w:rPr>
+        <w:t xml:space="preserve">先问：哪一个带时态？</w:t>
+      </w:r>
+    </w:p>
+    <w:p>
+      <w:pPr>
+        <w:spacing w:after="160" w:line="380"/>
+        <w:ind w:firstLine="480"/>
+      </w:pPr>
+      <w:r>
+        <w:rPr>
+          <w:rFonts w:ascii="SimSun" w:cs="SimSun" w:eastAsia="SimSun" w:hAnsi="SimSun"/>
+          <w:sz w:val="24"/>
+          <w:szCs w:val="24"/>
+        </w:rPr>
+        <w:t xml:space="preserve">has，它是 have 的第三人称单数形式，带着现在完成时的标记。</w:t>
+      </w:r>
+    </w:p>
+    <w:p>
+      <w:pPr>
+        <w:spacing w:after="160" w:line="380"/>
+        <w:ind w:firstLine="480"/>
+      </w:pPr>
+      <w:r>
+        <w:rPr>
+          <w:rFonts w:ascii="SimSun" w:cs="SimSun" w:eastAsia="SimSun" w:hAnsi="SimSun"/>
+          <w:sz w:val="24"/>
+          <w:szCs w:val="24"/>
+        </w:rPr>
+        <w:t xml:space="preserve">可你光说一个 has，意思完整吗？不完整。老桥「有」什么？说不通。</w:t>
+      </w:r>
+    </w:p>
+    <w:p>
+      <w:pPr>
+        <w:spacing w:after="160" w:line="380"/>
+        <w:ind w:firstLine="480"/>
+      </w:pPr>
+      <w:r>
+        <w:rPr>
+          <w:rFonts w:ascii="SimSun" w:cs="SimSun" w:eastAsia="SimSun" w:hAnsi="SimSun"/>
+          <w:sz w:val="24"/>
+          <w:szCs w:val="24"/>
+        </w:rPr>
+        <w:t xml:space="preserve">所以它后面的 been repaired 得跟它算在一起，合起来才是完整的谓语。</w:t>
+      </w:r>
+    </w:p>
+    <w:p>
+      <w:pPr>
+        <w:spacing w:after="160" w:line="380"/>
+        <w:ind w:firstLine="480"/>
+      </w:pPr>
+      <w:r>
+        <w:rPr>
+          <w:rFonts w:ascii="SimSun" w:cs="SimSun" w:eastAsia="SimSun" w:hAnsi="SimSun"/>
+          <w:sz w:val="24"/>
+          <w:szCs w:val="24"/>
+        </w:rPr>
+        <w:t xml:space="preserve">has been repaired，这是现在完成时的被动语态，意思是老桥已经被修好了。</w:t>
+      </w:r>
+    </w:p>
+    <w:p>
+      <w:pPr>
+        <w:spacing w:after="160" w:line="380"/>
+        <w:ind w:firstLine="480"/>
+      </w:pPr>
+      <w:r>
+        <w:rPr>
+          <w:rFonts w:ascii="SimSun" w:cs="SimSun" w:eastAsia="SimSun" w:hAnsi="SimSun"/>
+          <w:sz w:val="24"/>
+          <w:szCs w:val="24"/>
+        </w:rPr>
+        <w:t xml:space="preserve">所以这句话的谓语是三个词连在一起的 has been repaired。</w:t>
+      </w:r>
+    </w:p>
+    <w:p>
+      <w:pPr>
+        <w:spacing w:after="160" w:line="380"/>
+        <w:ind w:firstLine="480"/>
+      </w:pPr>
+      <w:r>
+        <w:rPr>
+          <w:rFonts w:ascii="SimSun" w:cs="SimSun" w:eastAsia="SimSun" w:hAnsi="SimSun"/>
+          <w:sz w:val="24"/>
+          <w:szCs w:val="24"/>
+        </w:rPr>
+        <w:t xml:space="preserve">你记住这一条：谓语可能是一串词，但这一串里必然有一个部分带着时态。这道题里带时态的就是最前面那个 has。</w:t>
       </w:r>
     </w:p>
     <w:p>
@@ -1470,7 +1498,7 @@
           <w:sz w:val="24"/>
           <w:szCs w:val="24"/>
         </w:rPr>
-        <w:t xml:space="preserve">题目：Neither the students nor the teacher ____________ (know) the answer to that question.</w:t>
+        <w:t xml:space="preserve">题目：指出下面句子的主语和谓语。Every student in our class must hand in the report before Friday.</w:t>
       </w:r>
     </w:p>
     <w:p>
@@ -1498,133 +1526,119 @@
           <w:sz w:val="24"/>
           <w:szCs w:val="24"/>
         </w:rPr>
-        <w:t xml:space="preserve">写好了吗？这道题考的是一个特别的规矩。</w:t>
-      </w:r>
-    </w:p>
-    <w:p>
-      <w:pPr>
-        <w:spacing w:after="160" w:line="380"/>
-        <w:ind w:firstLine="480"/>
-      </w:pPr>
-      <w:r>
-        <w:rPr>
-          <w:rFonts w:ascii="SimSun" w:cs="SimSun" w:eastAsia="SimSun" w:hAnsi="SimSun"/>
-          <w:sz w:val="24"/>
-          <w:szCs w:val="24"/>
-        </w:rPr>
-        <w:t xml:space="preserve">主语这一块是 Neither the students nor the teacher。</w:t>
-      </w:r>
-    </w:p>
-    <w:p>
-      <w:pPr>
-        <w:spacing w:after="160" w:line="380"/>
-        <w:ind w:firstLine="480"/>
-      </w:pPr>
-      <w:r>
-        <w:rPr>
-          <w:rFonts w:ascii="SimSun" w:cs="SimSun" w:eastAsia="SimSun" w:hAnsi="SimSun"/>
-          <w:sz w:val="24"/>
-          <w:szCs w:val="24"/>
-        </w:rPr>
-        <w:t xml:space="preserve">你看，前面是 the students，复数；后面是 the teacher，单数。那谓语到底跟谁走？</w:t>
-      </w:r>
-    </w:p>
-    <w:p>
-      <w:pPr>
-        <w:spacing w:after="160" w:line="380"/>
-        <w:ind w:firstLine="480"/>
-      </w:pPr>
-      <w:r>
-        <w:rPr>
-          <w:rFonts w:ascii="SimSun" w:cs="SimSun" w:eastAsia="SimSun" w:hAnsi="SimSun"/>
-          <w:sz w:val="24"/>
-          <w:szCs w:val="24"/>
-        </w:rPr>
-        <w:t xml:space="preserve">这一类由 neither…nor 连起来的主语，走的是就近原则。</w:t>
-      </w:r>
-    </w:p>
-    <w:p>
-      <w:pPr>
-        <w:spacing w:after="160" w:line="380"/>
-        <w:ind w:firstLine="480"/>
-      </w:pPr>
-      <w:r>
-        <w:rPr>
-          <w:rFonts w:ascii="SimSun" w:cs="SimSun" w:eastAsia="SimSun" w:hAnsi="SimSun"/>
-          <w:sz w:val="24"/>
-          <w:szCs w:val="24"/>
-        </w:rPr>
-        <w:t xml:space="preserve">你记住：谓语跟离它最近的那个名词保持一致。</w:t>
-      </w:r>
-    </w:p>
-    <w:p>
-      <w:pPr>
-        <w:spacing w:after="160" w:line="380"/>
-        <w:ind w:firstLine="480"/>
-      </w:pPr>
-      <w:r>
-        <w:rPr>
-          <w:rFonts w:ascii="SimSun" w:cs="SimSun" w:eastAsia="SimSun" w:hAnsi="SimSun"/>
-          <w:sz w:val="24"/>
-          <w:szCs w:val="24"/>
-        </w:rPr>
-        <w:t xml:space="preserve">离谓语最近的是 the teacher，单数，第三人称。</w:t>
-      </w:r>
-    </w:p>
-    <w:p>
-      <w:pPr>
-        <w:spacing w:after="160" w:line="380"/>
-        <w:ind w:firstLine="480"/>
-      </w:pPr>
-      <w:r>
-        <w:rPr>
-          <w:rFonts w:ascii="SimSun" w:cs="SimSun" w:eastAsia="SimSun" w:hAnsi="SimSun"/>
-          <w:sz w:val="24"/>
-          <w:szCs w:val="24"/>
-        </w:rPr>
-        <w:t xml:space="preserve">所以谓语要用第三人称单数形式，加 s。</w:t>
-      </w:r>
-    </w:p>
-    <w:p>
-      <w:pPr>
-        <w:spacing w:after="160" w:line="380"/>
-        <w:ind w:firstLine="480"/>
-      </w:pPr>
-      <w:r>
-        <w:rPr>
-          <w:rFonts w:ascii="SimSun" w:cs="SimSun" w:eastAsia="SimSun" w:hAnsi="SimSun"/>
-          <w:sz w:val="24"/>
-          <w:szCs w:val="24"/>
-        </w:rPr>
-        <w:t xml:space="preserve">这句话说的是眼下的情况，用一般现在时。</w:t>
-      </w:r>
-    </w:p>
-    <w:p>
-      <w:pPr>
-        <w:spacing w:after="160" w:line="380"/>
-        <w:ind w:firstLine="480"/>
-      </w:pPr>
-      <w:r>
-        <w:rPr>
-          <w:rFonts w:ascii="SimSun" w:cs="SimSun" w:eastAsia="SimSun" w:hAnsi="SimSun"/>
-          <w:sz w:val="24"/>
-          <w:szCs w:val="24"/>
-        </w:rPr>
-        <w:t xml:space="preserve">所以这儿填 knows。</w:t>
-      </w:r>
-    </w:p>
-    <w:p>
-      <w:pPr>
-        <w:spacing w:after="160" w:line="380"/>
-        <w:ind w:firstLine="480"/>
-      </w:pPr>
-      <w:r>
-        <w:rPr>
-          <w:rFonts w:ascii="SimSun" w:cs="SimSun" w:eastAsia="SimSun" w:hAnsi="SimSun"/>
-          <w:sz w:val="24"/>
-          <w:szCs w:val="24"/>
-        </w:rPr>
-        <w:t xml:space="preserve">你把这道题跟上节课那个 there be 放在一起记——它俩用的是同一条就近原则。</w:t>
+        <w:t xml:space="preserve">写好了吗？还是老流程，先找谓语。</w:t>
+      </w:r>
+    </w:p>
+    <w:p>
+      <w:pPr>
+        <w:spacing w:after="160" w:line="380"/>
+        <w:ind w:firstLine="480"/>
+      </w:pPr>
+      <w:r>
+        <w:rPr>
+          <w:rFonts w:ascii="SimSun" w:cs="SimSun" w:eastAsia="SimSun" w:hAnsi="SimSun"/>
+          <w:sz w:val="24"/>
+          <w:szCs w:val="24"/>
+        </w:rPr>
+        <w:t xml:space="preserve">这句话里的动词形式有 must 和 hand。哪个带时态？</w:t>
+      </w:r>
+    </w:p>
+    <w:p>
+      <w:pPr>
+        <w:spacing w:after="160" w:line="380"/>
+        <w:ind w:firstLine="480"/>
+      </w:pPr>
+      <w:r>
+        <w:rPr>
+          <w:rFonts w:ascii="SimSun" w:cs="SimSun" w:eastAsia="SimSun" w:hAnsi="SimSun"/>
+          <w:sz w:val="24"/>
+          <w:szCs w:val="24"/>
+        </w:rPr>
+        <w:t xml:space="preserve">must 是情态动词，它本身就带着语气和时态，表示现在必须。而 hand 是原形，光看它看不出时候。</w:t>
+      </w:r>
+    </w:p>
+    <w:p>
+      <w:pPr>
+        <w:spacing w:after="160" w:line="380"/>
+        <w:ind w:firstLine="480"/>
+      </w:pPr>
+      <w:r>
+        <w:rPr>
+          <w:rFonts w:ascii="SimSun" w:cs="SimSun" w:eastAsia="SimSun" w:hAnsi="SimSun"/>
+          <w:sz w:val="24"/>
+          <w:szCs w:val="24"/>
+        </w:rPr>
+        <w:t xml:space="preserve">所以带时态的是 must。可你光说一个 must，意思完整吗？必须什么？说不通。</w:t>
+      </w:r>
+    </w:p>
+    <w:p>
+      <w:pPr>
+        <w:spacing w:after="160" w:line="380"/>
+        <w:ind w:firstLine="480"/>
+      </w:pPr>
+      <w:r>
+        <w:rPr>
+          <w:rFonts w:ascii="SimSun" w:cs="SimSun" w:eastAsia="SimSun" w:hAnsi="SimSun"/>
+          <w:sz w:val="24"/>
+          <w:szCs w:val="24"/>
+        </w:rPr>
+        <w:t xml:space="preserve">所以 must hand in 要合起来看，这一整块才是谓语。</w:t>
+      </w:r>
+    </w:p>
+    <w:p>
+      <w:pPr>
+        <w:spacing w:after="160" w:line="380"/>
+        <w:ind w:firstLine="480"/>
+      </w:pPr>
+      <w:r>
+        <w:rPr>
+          <w:rFonts w:ascii="SimSun" w:cs="SimSun" w:eastAsia="SimSun" w:hAnsi="SimSun"/>
+          <w:sz w:val="24"/>
+          <w:szCs w:val="24"/>
+        </w:rPr>
+        <w:t xml:space="preserve">这就是我待会儿要讲的第三种谓语：情态动词加动词原形。</w:t>
+      </w:r>
+    </w:p>
+    <w:p>
+      <w:pPr>
+        <w:spacing w:after="160" w:line="380"/>
+        <w:ind w:firstLine="480"/>
+      </w:pPr>
+      <w:r>
+        <w:rPr>
+          <w:rFonts w:ascii="SimSun" w:cs="SimSun" w:eastAsia="SimSun" w:hAnsi="SimSun"/>
+          <w:sz w:val="24"/>
+          <w:szCs w:val="24"/>
+        </w:rPr>
+        <w:t xml:space="preserve">谓语定下来了，前面那一块 Every student in our class 就是主语。</w:t>
+      </w:r>
+    </w:p>
+    <w:p>
+      <w:pPr>
+        <w:spacing w:after="160" w:line="380"/>
+        <w:ind w:firstLine="480"/>
+      </w:pPr>
+      <w:r>
+        <w:rPr>
+          <w:rFonts w:ascii="SimSun" w:cs="SimSun" w:eastAsia="SimSun" w:hAnsi="SimSun"/>
+          <w:sz w:val="24"/>
+          <w:szCs w:val="24"/>
+        </w:rPr>
+        <w:t xml:space="preserve">里面 in our class 修饰的是 student，是定语，你划掉，中心词就是 Every student。</w:t>
+      </w:r>
+    </w:p>
+    <w:p>
+      <w:pPr>
+        <w:spacing w:after="160" w:line="380"/>
+        <w:ind w:firstLine="480"/>
+      </w:pPr>
+      <w:r>
+        <w:rPr>
+          <w:rFonts w:ascii="SimSun" w:cs="SimSun" w:eastAsia="SimSun" w:hAnsi="SimSun"/>
+          <w:sz w:val="24"/>
+          <w:szCs w:val="24"/>
+        </w:rPr>
+        <w:t xml:space="preserve">所以这道题：主语是 Every student in our class，中心词 student；谓语是 must hand in。</w:t>
       </w:r>
     </w:p>
     <w:p>
@@ -4182,49 +4196,105 @@
           <w:sz w:val="24"/>
           <w:szCs w:val="24"/>
         </w:rPr>
-        <w:t xml:space="preserve">题目：The boxes in the corner ____________ (contain) many old photos.</w:t>
-      </w:r>
-    </w:p>
-    <w:p>
-      <w:pPr>
-        <w:spacing w:after="160" w:line="380"/>
-        <w:ind w:firstLine="480"/>
-      </w:pPr>
-      <w:r>
-        <w:rPr>
-          <w:rFonts w:ascii="SimSun" w:cs="SimSun" w:eastAsia="SimSun" w:hAnsi="SimSun"/>
-          <w:sz w:val="24"/>
-          <w:szCs w:val="24"/>
-        </w:rPr>
-        <w:t xml:space="preserve">这道题你先写，写完再听。</w:t>
-      </w:r>
-    </w:p>
-    <w:p>
-      <w:pPr>
-        <w:spacing w:after="160" w:line="380"/>
-        <w:ind w:firstLine="480"/>
-      </w:pPr>
-      <w:r>
-        <w:rPr>
-          <w:rFonts w:ascii="SimSun" w:cs="SimSun" w:eastAsia="SimSun" w:hAnsi="SimSun"/>
-          <w:sz w:val="24"/>
-          <w:szCs w:val="24"/>
-        </w:rPr>
-        <w:t xml:space="preserve">好，它跟第一题正好对着看，你两道摆一起感受一下。</w:t>
-      </w:r>
-    </w:p>
-    <w:p>
-      <w:pPr>
-        <w:spacing w:after="160" w:line="380"/>
-        <w:ind w:firstLine="480"/>
-      </w:pPr>
-      <w:r>
-        <w:rPr>
-          <w:rFonts w:ascii="SimSun" w:cs="SimSun" w:eastAsia="SimSun" w:hAnsi="SimSun"/>
-          <w:sz w:val="24"/>
-          <w:szCs w:val="24"/>
-        </w:rPr>
-        <w:t xml:space="preserve">主语是 The boxes in the corner。里面的 in the corner 修饰的是 boxes，说的是墙角那些箱子。</w:t>
+        <w:t xml:space="preserve">题目：指出下面句子的主语中心词和谓语。The letters written by my grandmother during the war are kept in a wooden box.</w:t>
+      </w:r>
+    </w:p>
+    <w:p>
+      <w:pPr>
+        <w:spacing w:after="160" w:line="380"/>
+        <w:ind w:firstLine="480"/>
+      </w:pPr>
+      <w:r>
+        <w:rPr>
+          <w:rFonts w:ascii="SimSun" w:cs="SimSun" w:eastAsia="SimSun" w:hAnsi="SimSun"/>
+          <w:sz w:val="24"/>
+          <w:szCs w:val="24"/>
+        </w:rPr>
+        <w:t xml:space="preserve">这道题句子长，你别怕，先自己圈，写在纸上。</w:t>
+      </w:r>
+    </w:p>
+    <w:p>
+      <w:pPr>
+        <w:spacing w:after="160" w:line="380"/>
+        <w:ind w:firstLine="480"/>
+      </w:pPr>
+      <w:r>
+        <w:rPr>
+          <w:rFonts w:ascii="SimSun" w:cs="SimSun" w:eastAsia="SimSun" w:hAnsi="SimSun"/>
+          <w:sz w:val="24"/>
+          <w:szCs w:val="24"/>
+        </w:rPr>
+        <w:t xml:space="preserve">圈好了吗？我们按流程走。</w:t>
+      </w:r>
+    </w:p>
+    <w:p>
+      <w:pPr>
+        <w:spacing w:after="160" w:line="380"/>
+        <w:ind w:firstLine="480"/>
+      </w:pPr>
+      <w:r>
+        <w:rPr>
+          <w:rFonts w:ascii="SimSun" w:cs="SimSun" w:eastAsia="SimSun" w:hAnsi="SimSun"/>
+          <w:sz w:val="24"/>
+          <w:szCs w:val="24"/>
+        </w:rPr>
+        <w:t xml:space="preserve">先找带时态的动词。句子里出现了 written 和 are kept。</w:t>
+      </w:r>
+    </w:p>
+    <w:p>
+      <w:pPr>
+        <w:spacing w:after="160" w:line="380"/>
+        <w:ind w:firstLine="480"/>
+      </w:pPr>
+      <w:r>
+        <w:rPr>
+          <w:rFonts w:ascii="SimSun" w:cs="SimSun" w:eastAsia="SimSun" w:hAnsi="SimSun"/>
+          <w:sz w:val="24"/>
+          <w:szCs w:val="24"/>
+        </w:rPr>
+        <w:t xml:space="preserve">written 长成 done 的样子，你从它身上看不出是过去还是现在，所以它不带时态，是非谓语。</w:t>
+      </w:r>
+    </w:p>
+    <w:p>
+      <w:pPr>
+        <w:spacing w:after="160" w:line="380"/>
+        <w:ind w:firstLine="480"/>
+      </w:pPr>
+      <w:r>
+        <w:rPr>
+          <w:rFonts w:ascii="SimSun" w:cs="SimSun" w:eastAsia="SimSun" w:hAnsi="SimSun"/>
+          <w:sz w:val="24"/>
+          <w:szCs w:val="24"/>
+        </w:rPr>
+        <w:t xml:space="preserve">are kept 呢？are 是 be 动词的复数现在时形式，带着一般现在时。所以谓语是 are kept，这是被动语态。</w:t>
+      </w:r>
+    </w:p>
+    <w:p>
+      <w:pPr>
+        <w:spacing w:after="160" w:line="380"/>
+        <w:ind w:firstLine="480"/>
+      </w:pPr>
+      <w:r>
+        <w:rPr>
+          <w:rFonts w:ascii="SimSun" w:cs="SimSun" w:eastAsia="SimSun" w:hAnsi="SimSun"/>
+          <w:sz w:val="24"/>
+          <w:szCs w:val="24"/>
+        </w:rPr>
+        <w:t xml:space="preserve">谓语定了，前面那一大块就是主语。</w:t>
+      </w:r>
+    </w:p>
+    <w:p>
+      <w:pPr>
+        <w:spacing w:after="160" w:line="380"/>
+        <w:ind w:firstLine="480"/>
+      </w:pPr>
+      <w:r>
+        <w:rPr>
+          <w:rFonts w:ascii="SimSun" w:cs="SimSun" w:eastAsia="SimSun" w:hAnsi="SimSun"/>
+          <w:sz w:val="24"/>
+          <w:szCs w:val="24"/>
+        </w:rPr>
+        <w:t xml:space="preserve">written by my grandmother during the war 修饰的是 letters，告诉你是哪些信——我奶奶战时写的那些。</w:t>
       </w:r>
     </w:p>
     <w:p>
@@ -4252,63 +4322,35 @@
           <w:sz w:val="24"/>
           <w:szCs w:val="24"/>
         </w:rPr>
-        <w:t xml:space="preserve">剩下中心词 boxes，复数。</w:t>
-      </w:r>
-    </w:p>
-    <w:p>
-      <w:pPr>
-        <w:spacing w:after="160" w:line="380"/>
-        <w:ind w:firstLine="480"/>
-      </w:pPr>
-      <w:r>
-        <w:rPr>
-          <w:rFonts w:ascii="SimSun" w:cs="SimSun" w:eastAsia="SimSun" w:hAnsi="SimSun"/>
-          <w:sz w:val="24"/>
-          <w:szCs w:val="24"/>
-        </w:rPr>
-        <w:t xml:space="preserve">你注意，后面虽然出现了 photos，但它在谓语后面，是宾语，跟主语的单复数没关系。</w:t>
-      </w:r>
-    </w:p>
-    <w:p>
-      <w:pPr>
-        <w:spacing w:after="160" w:line="380"/>
-        <w:ind w:firstLine="480"/>
-      </w:pPr>
-      <w:r>
-        <w:rPr>
-          <w:rFonts w:ascii="SimSun" w:cs="SimSun" w:eastAsia="SimSun" w:hAnsi="SimSun"/>
-          <w:sz w:val="24"/>
-          <w:szCs w:val="24"/>
-        </w:rPr>
-        <w:t xml:space="preserve">主语是复数，谓语就用复数形式，动词不加 s。</w:t>
-      </w:r>
-    </w:p>
-    <w:p>
-      <w:pPr>
-        <w:spacing w:after="160" w:line="380"/>
-        <w:ind w:firstLine="480"/>
-      </w:pPr>
-      <w:r>
-        <w:rPr>
-          <w:rFonts w:ascii="SimSun" w:cs="SimSun" w:eastAsia="SimSun" w:hAnsi="SimSun"/>
-          <w:sz w:val="24"/>
-          <w:szCs w:val="24"/>
-        </w:rPr>
-        <w:t xml:space="preserve">所以这儿填 contain。</w:t>
-      </w:r>
-    </w:p>
-    <w:p>
-      <w:pPr>
-        <w:spacing w:after="160" w:line="380"/>
-        <w:ind w:firstLine="480"/>
-      </w:pPr>
-      <w:r>
-        <w:rPr>
-          <w:rFonts w:ascii="SimSun" w:cs="SimSun" w:eastAsia="SimSun" w:hAnsi="SimSun"/>
-          <w:sz w:val="24"/>
-          <w:szCs w:val="24"/>
-        </w:rPr>
-        <w:t xml:space="preserve">你把这道题跟第一题摆在一起看——第一题主语中心词是单数用 is，这道题是复数所以动词不加 s。差别就在中心词上。</w:t>
+        <w:t xml:space="preserve">剩下 The letters，中心词是 letters，复数。这也正好解释了为什么用 are 不用 is。</w:t>
+      </w:r>
+    </w:p>
+    <w:p>
+      <w:pPr>
+        <w:spacing w:after="160" w:line="380"/>
+        <w:ind w:firstLine="480"/>
+      </w:pPr>
+      <w:r>
+        <w:rPr>
+          <w:rFonts w:ascii="SimSun" w:cs="SimSun" w:eastAsia="SimSun" w:hAnsi="SimSun"/>
+          <w:sz w:val="24"/>
+          <w:szCs w:val="24"/>
+        </w:rPr>
+        <w:t xml:space="preserve">所以这道题：主语中心词是 letters，谓语是 are kept。</w:t>
+      </w:r>
+    </w:p>
+    <w:p>
+      <w:pPr>
+        <w:spacing w:after="160" w:line="380"/>
+        <w:ind w:firstLine="480"/>
+      </w:pPr>
+      <w:r>
+        <w:rPr>
+          <w:rFonts w:ascii="SimSun" w:cs="SimSun" w:eastAsia="SimSun" w:hAnsi="SimSun"/>
+          <w:sz w:val="24"/>
+          <w:szCs w:val="24"/>
+        </w:rPr>
+        <w:t xml:space="preserve">你看这句话有十七个词，可主干只有三个：letters are kept。剩下的全是挂件。</w:t>
       </w:r>
     </w:p>
     <w:p>

--- a/docs/Level1/高中英语语法切片-Level1-第02课-主语与谓语.docx
+++ b/docs/Level1/高中英语语法切片-Level1-第02课-主语与谓语.docx
@@ -1300,7 +1300,7 @@
           <w:sz w:val="24"/>
           <w:szCs w:val="24"/>
         </w:rPr>
-        <w:t xml:space="preserve">题目：指出下面句子的谓语，注意谓语是几个词。The old bridge has been repaired by the workers.</w:t>
+        <w:t xml:space="preserve">题目：指出下面句子的谓语，注意谓语是几个词。My little sister is drawing a picture in her room.</w:t>
       </w:r>
     </w:p>
     <w:p>
@@ -1356,7 +1356,7 @@
           <w:sz w:val="24"/>
           <w:szCs w:val="24"/>
         </w:rPr>
-        <w:t xml:space="preserve">我们来看。这句话里出现的动词形式有 has、been、repaired 三个。</w:t>
+        <w:t xml:space="preserve">我们来看。这句话里出现的动词形式有两个：is 和 drawing。</w:t>
       </w:r>
     </w:p>
     <w:p>
@@ -1384,77 +1384,119 @@
           <w:sz w:val="24"/>
           <w:szCs w:val="24"/>
         </w:rPr>
-        <w:t xml:space="preserve">has，它是 have 的第三人称单数形式，带着现在完成时的标记。</w:t>
-      </w:r>
-    </w:p>
-    <w:p>
-      <w:pPr>
-        <w:spacing w:after="160" w:line="380"/>
-        <w:ind w:firstLine="480"/>
-      </w:pPr>
-      <w:r>
-        <w:rPr>
-          <w:rFonts w:ascii="SimSun" w:cs="SimSun" w:eastAsia="SimSun" w:hAnsi="SimSun"/>
-          <w:sz w:val="24"/>
-          <w:szCs w:val="24"/>
-        </w:rPr>
-        <w:t xml:space="preserve">可你光说一个 has，意思完整吗？不完整。老桥「有」什么？说不通。</w:t>
-      </w:r>
-    </w:p>
-    <w:p>
-      <w:pPr>
-        <w:spacing w:after="160" w:line="380"/>
-        <w:ind w:firstLine="480"/>
-      </w:pPr>
-      <w:r>
-        <w:rPr>
-          <w:rFonts w:ascii="SimSun" w:cs="SimSun" w:eastAsia="SimSun" w:hAnsi="SimSun"/>
-          <w:sz w:val="24"/>
-          <w:szCs w:val="24"/>
-        </w:rPr>
-        <w:t xml:space="preserve">所以它后面的 been repaired 得跟它算在一起，合起来才是完整的谓语。</w:t>
-      </w:r>
-    </w:p>
-    <w:p>
-      <w:pPr>
-        <w:spacing w:after="160" w:line="380"/>
-        <w:ind w:firstLine="480"/>
-      </w:pPr>
-      <w:r>
-        <w:rPr>
-          <w:rFonts w:ascii="SimSun" w:cs="SimSun" w:eastAsia="SimSun" w:hAnsi="SimSun"/>
-          <w:sz w:val="24"/>
-          <w:szCs w:val="24"/>
-        </w:rPr>
-        <w:t xml:space="preserve">has been repaired，这是现在完成时的被动语态，意思是老桥已经被修好了。</w:t>
-      </w:r>
-    </w:p>
-    <w:p>
-      <w:pPr>
-        <w:spacing w:after="160" w:line="380"/>
-        <w:ind w:firstLine="480"/>
-      </w:pPr>
-      <w:r>
-        <w:rPr>
-          <w:rFonts w:ascii="SimSun" w:cs="SimSun" w:eastAsia="SimSun" w:hAnsi="SimSun"/>
-          <w:sz w:val="24"/>
-          <w:szCs w:val="24"/>
-        </w:rPr>
-        <w:t xml:space="preserve">所以这句话的谓语是三个词连在一起的 has been repaired。</w:t>
-      </w:r>
-    </w:p>
-    <w:p>
-      <w:pPr>
-        <w:spacing w:after="160" w:line="380"/>
-        <w:ind w:firstLine="480"/>
-      </w:pPr>
-      <w:r>
-        <w:rPr>
-          <w:rFonts w:ascii="SimSun" w:cs="SimSun" w:eastAsia="SimSun" w:hAnsi="SimSun"/>
-          <w:sz w:val="24"/>
-          <w:szCs w:val="24"/>
-        </w:rPr>
-        <w:t xml:space="preserve">你记住这一条：谓语可能是一串词，但这一串里必然有一个部分带着时态。这道题里带时态的就是最前面那个 has。</w:t>
+        <w:t xml:space="preserve">is，它是 be 动词的第三人称单数现在时形式。带时态的是它。</w:t>
+      </w:r>
+    </w:p>
+    <w:p>
+      <w:pPr>
+        <w:spacing w:after="160" w:line="380"/>
+        <w:ind w:firstLine="480"/>
+      </w:pPr>
+      <w:r>
+        <w:rPr>
+          <w:rFonts w:ascii="SimSun" w:cs="SimSun" w:eastAsia="SimSun" w:hAnsi="SimSun"/>
+          <w:sz w:val="24"/>
+          <w:szCs w:val="24"/>
+        </w:rPr>
+        <w:t xml:space="preserve">那 drawing 呢？它长成 doing 的样子，你从它身上看不出是过去还是现在，所以它不带时态。</w:t>
+      </w:r>
+    </w:p>
+    <w:p>
+      <w:pPr>
+        <w:spacing w:after="160" w:line="380"/>
+        <w:ind w:firstLine="480"/>
+      </w:pPr>
+      <w:r>
+        <w:rPr>
+          <w:rFonts w:ascii="SimSun" w:cs="SimSun" w:eastAsia="SimSun" w:hAnsi="SimSun"/>
+          <w:sz w:val="24"/>
+          <w:szCs w:val="24"/>
+        </w:rPr>
+        <w:t xml:space="preserve">可问题来了：真正的动作是哪个？</w:t>
+      </w:r>
+    </w:p>
+    <w:p>
+      <w:pPr>
+        <w:spacing w:after="160" w:line="380"/>
+        <w:ind w:firstLine="480"/>
+      </w:pPr>
+      <w:r>
+        <w:rPr>
+          <w:rFonts w:ascii="SimSun" w:cs="SimSun" w:eastAsia="SimSun" w:hAnsi="SimSun"/>
+          <w:sz w:val="24"/>
+          <w:szCs w:val="24"/>
+        </w:rPr>
+        <w:t xml:space="preserve">是 drawing，画画。is 本身不表示任何动作，它在这儿是助动词。</w:t>
+      </w:r>
+    </w:p>
+    <w:p>
+      <w:pPr>
+        <w:spacing w:after="160" w:line="380"/>
+        <w:ind w:firstLine="480"/>
+      </w:pPr>
+      <w:r>
+        <w:rPr>
+          <w:rFonts w:ascii="SimSun" w:cs="SimSun" w:eastAsia="SimSun" w:hAnsi="SimSun"/>
+          <w:sz w:val="24"/>
+          <w:szCs w:val="24"/>
+        </w:rPr>
+        <w:t xml:space="preserve">所以这两个词分工很清楚：is 负责扛时态，drawing 负责表示动作。</w:t>
+      </w:r>
+    </w:p>
+    <w:p>
+      <w:pPr>
+        <w:spacing w:after="160" w:line="380"/>
+        <w:ind w:firstLine="480"/>
+      </w:pPr>
+      <w:r>
+        <w:rPr>
+          <w:rFonts w:ascii="SimSun" w:cs="SimSun" w:eastAsia="SimSun" w:hAnsi="SimSun"/>
+          <w:sz w:val="24"/>
+          <w:szCs w:val="24"/>
+        </w:rPr>
+        <w:t xml:space="preserve">谁也离不开谁。你只说 My little sister is，话没说完；你只说 drawing，又看不出时候。</w:t>
+      </w:r>
+    </w:p>
+    <w:p>
+      <w:pPr>
+        <w:spacing w:after="160" w:line="380"/>
+        <w:ind w:firstLine="480"/>
+      </w:pPr>
+      <w:r>
+        <w:rPr>
+          <w:rFonts w:ascii="SimSun" w:cs="SimSun" w:eastAsia="SimSun" w:hAnsi="SimSun"/>
+          <w:sz w:val="24"/>
+          <w:szCs w:val="24"/>
+        </w:rPr>
+        <w:t xml:space="preserve">所以它俩得合起来算一个谓语——is drawing，这是现在进行时。</w:t>
+      </w:r>
+    </w:p>
+    <w:p>
+      <w:pPr>
+        <w:spacing w:after="160" w:line="380"/>
+        <w:ind w:firstLine="480"/>
+      </w:pPr>
+      <w:r>
+        <w:rPr>
+          <w:rFonts w:ascii="SimSun" w:cs="SimSun" w:eastAsia="SimSun" w:hAnsi="SimSun"/>
+          <w:sz w:val="24"/>
+          <w:szCs w:val="24"/>
+        </w:rPr>
+        <w:t xml:space="preserve">所以这句话的谓语是两个词连在一起的 is drawing。</w:t>
+      </w:r>
+    </w:p>
+    <w:p>
+      <w:pPr>
+        <w:spacing w:after="160" w:line="380"/>
+        <w:ind w:firstLine="480"/>
+      </w:pPr>
+      <w:r>
+        <w:rPr>
+          <w:rFonts w:ascii="SimSun" w:cs="SimSun" w:eastAsia="SimSun" w:hAnsi="SimSun"/>
+          <w:sz w:val="24"/>
+          <w:szCs w:val="24"/>
+        </w:rPr>
+        <w:t xml:space="preserve">你记住这一条：谓语可能是一串词，但这一串里必然有一个部分带着时态。这道题里带时态的就是前面那个 is。</w:t>
       </w:r>
     </w:p>
     <w:p>
@@ -1946,7 +1988,21 @@
           <w:sz w:val="24"/>
           <w:szCs w:val="24"/>
         </w:rPr>
-        <w:t xml:space="preserve">我们看这个句子：The tall boy in the blue coat won the first prize.</w:t>
+        <w:t xml:space="preserve">刚才课前测第一题，我提了一句「中心词」，说完就过去了。现在我们把它讲透。</w:t>
+      </w:r>
+    </w:p>
+    <w:p>
+      <w:pPr>
+        <w:spacing w:after="160" w:line="380"/>
+        <w:ind w:firstLine="480"/>
+      </w:pPr>
+      <w:r>
+        <w:rPr>
+          <w:rFonts w:ascii="SimSun" w:cs="SimSun" w:eastAsia="SimSun" w:hAnsi="SimSun"/>
+          <w:sz w:val="24"/>
+          <w:szCs w:val="24"/>
+        </w:rPr>
+        <w:t xml:space="preserve">我换个句子给你看：The young teacher from Shanghai speaks three languages.</w:t>
       </w:r>
     </w:p>
     <w:p>
@@ -2002,21 +2058,35 @@
           <w:sz w:val="24"/>
           <w:szCs w:val="24"/>
         </w:rPr>
-        <w:t xml:space="preserve">The tall boy in the blue coat 这一整块里，核心是 boy，男孩。</w:t>
-      </w:r>
-    </w:p>
-    <w:p>
-      <w:pPr>
-        <w:spacing w:after="160" w:line="380"/>
-        <w:ind w:firstLine="480"/>
-      </w:pPr>
-      <w:r>
-        <w:rPr>
-          <w:rFonts w:ascii="SimSun" w:cs="SimSun" w:eastAsia="SimSun" w:hAnsi="SimSun"/>
-          <w:sz w:val="24"/>
-          <w:szCs w:val="24"/>
-        </w:rPr>
-        <w:t xml:space="preserve">tall 在修饰 boy，in the blue coat 也在修饰 boy，两个都是定语，两个说白了都是形容词。所以中心词是 boy。</w:t>
+        <w:t xml:space="preserve">The young teacher from Shanghai 这一整块里，核心是 teacher，老师。</w:t>
+      </w:r>
+    </w:p>
+    <w:p>
+      <w:pPr>
+        <w:spacing w:after="160" w:line="380"/>
+        <w:ind w:firstLine="480"/>
+      </w:pPr>
+      <w:r>
+        <w:rPr>
+          <w:rFonts w:ascii="SimSun" w:cs="SimSun" w:eastAsia="SimSun" w:hAnsi="SimSun"/>
+          <w:sz w:val="24"/>
+          <w:szCs w:val="24"/>
+        </w:rPr>
+        <w:t xml:space="preserve">young 在修饰 teacher，告诉你是个年轻的；from Shanghai 也在修饰 teacher，告诉你是从上海来的。</w:t>
+      </w:r>
+    </w:p>
+    <w:p>
+      <w:pPr>
+        <w:spacing w:after="160" w:line="380"/>
+        <w:ind w:firstLine="480"/>
+      </w:pPr>
+      <w:r>
+        <w:rPr>
+          <w:rFonts w:ascii="SimSun" w:cs="SimSun" w:eastAsia="SimSun" w:hAnsi="SimSun"/>
+          <w:sz w:val="24"/>
+          <w:szCs w:val="24"/>
+        </w:rPr>
+        <w:t xml:space="preserve">两个都是定语，两个说白了都是形容词。所以中心词是 teacher。</w:t>
       </w:r>
     </w:p>
     <w:p>

--- a/docs/Level1/高中英语语法切片-Level1-第02课-主语与谓语.docx
+++ b/docs/Level1/高中英语语法切片-Level1-第02课-主语与谓语.docx
@@ -57,6 +57,20 @@
           <w:sz w:val="24"/>
           <w:szCs w:val="24"/>
         </w:rPr>
+        <w:t xml:space="preserve">我们接着往下走。</w:t>
+      </w:r>
+    </w:p>
+    <w:p>
+      <w:pPr>
+        <w:spacing w:after="160" w:line="380"/>
+        <w:ind w:firstLine="480"/>
+      </w:pPr>
+      <w:r>
+        <w:rPr>
+          <w:rFonts w:ascii="SimSun" w:cs="SimSun" w:eastAsia="SimSun" w:hAnsi="SimSun"/>
+          <w:sz w:val="24"/>
+          <w:szCs w:val="24"/>
+        </w:rPr>
         <w:t xml:space="preserve">上节课我们讲了词类，把英语的单词分成了十类，还给了你三条判断词性的标准。</w:t>
       </w:r>
     </w:p>
@@ -407,21 +421,35 @@
           <w:sz w:val="24"/>
           <w:szCs w:val="24"/>
         </w:rPr>
-        <w:t xml:space="preserve">正式开讲之前，还是老规矩，先来六道课前测。</w:t>
-      </w:r>
-    </w:p>
-    <w:p>
-      <w:pPr>
-        <w:spacing w:after="160" w:line="380"/>
-        <w:ind w:firstLine="480"/>
-      </w:pPr>
-      <w:r>
-        <w:rPr>
-          <w:rFonts w:ascii="SimSun" w:cs="SimSun" w:eastAsia="SimSun" w:hAnsi="SimSun"/>
-          <w:sz w:val="24"/>
-          <w:szCs w:val="24"/>
-        </w:rPr>
-        <w:t xml:space="preserve">每道题读完，你先暂停，把答案写在纸上，写完再听我分析。别直接看答案，直接看就白做了。</w:t>
+        <w:t xml:space="preserve">讲之前先摸个底，六道题。</w:t>
+      </w:r>
+    </w:p>
+    <w:p>
+      <w:pPr>
+        <w:spacing w:after="160" w:line="380"/>
+        <w:ind w:firstLine="480"/>
+      </w:pPr>
+      <w:r>
+        <w:rPr>
+          <w:rFonts w:ascii="SimSun" w:cs="SimSun" w:eastAsia="SimSun" w:hAnsi="SimSun"/>
+          <w:sz w:val="24"/>
+          <w:szCs w:val="24"/>
+        </w:rPr>
+        <w:t xml:space="preserve">每道读完你先停一下，把答案写在纸上，写完再听我说。</w:t>
+      </w:r>
+    </w:p>
+    <w:p>
+      <w:pPr>
+        <w:spacing w:after="160" w:line="380"/>
+        <w:ind w:firstLine="480"/>
+      </w:pPr>
+      <w:r>
+        <w:rPr>
+          <w:rFonts w:ascii="SimSun" w:cs="SimSun" w:eastAsia="SimSun" w:hAnsi="SimSun"/>
+          <w:sz w:val="24"/>
+          <w:szCs w:val="24"/>
+        </w:rPr>
+        <w:t xml:space="preserve">别直接看答案——直接看，这六道题就等于没做。</w:t>
       </w:r>
     </w:p>
     <w:p>
@@ -703,7 +731,7 @@
           <w:sz w:val="24"/>
           <w:szCs w:val="24"/>
         </w:rPr>
-        <w:t xml:space="preserve">好，第一题就到这儿。接下来第二题。</w:t>
+        <w:t xml:space="preserve">第一题过了，看第二题。</w:t>
       </w:r>
     </w:p>
     <w:p>
@@ -1072,7 +1100,7 @@
           <w:sz w:val="24"/>
           <w:szCs w:val="24"/>
         </w:rPr>
-        <w:t xml:space="preserve">第四题。这道题稍微绕一点，你仔细看。</w:t>
+        <w:t xml:space="preserve">第四题，这道有点绕。</w:t>
       </w:r>
     </w:p>
     <w:p>
@@ -1116,7 +1144,7 @@
           <w:sz w:val="24"/>
           <w:szCs w:val="24"/>
         </w:rPr>
-        <w:t xml:space="preserve">这道题你先写，我不催你。</w:t>
+        <w:t xml:space="preserve">这道题慢慢来，写完再往下。</w:t>
       </w:r>
     </w:p>
     <w:p>
@@ -1314,7 +1342,7 @@
           <w:sz w:val="24"/>
           <w:szCs w:val="24"/>
         </w:rPr>
-        <w:t xml:space="preserve">先自己写一个，写好了我们再对。</w:t>
+        <w:t xml:space="preserve">先自己写，写完我们对答案。</w:t>
       </w:r>
     </w:p>
     <w:p>
@@ -1510,7 +1538,7 @@
           <w:sz w:val="24"/>
           <w:szCs w:val="24"/>
         </w:rPr>
-        <w:t xml:space="preserve">最后一道，第六题。做完这道我们就正式开讲。</w:t>
+        <w:t xml:space="preserve">第六题，最后一道了。</w:t>
       </w:r>
     </w:p>
     <w:p>
@@ -3390,7 +3418,7 @@
           <w:sz w:val="24"/>
           <w:szCs w:val="24"/>
         </w:rPr>
-        <w:t xml:space="preserve">先自己想十秒，写完再往下听。</w:t>
+        <w:t xml:space="preserve">想十秒，写完再往下听。</w:t>
       </w:r>
     </w:p>
     <w:p>
@@ -3530,7 +3558,7 @@
           <w:sz w:val="24"/>
           <w:szCs w:val="24"/>
         </w:rPr>
-        <w:t xml:space="preserve">好，接下来第二道例题。这道题我不提示了。</w:t>
+        <w:t xml:space="preserve">第二道例题，这回我不提示。</w:t>
       </w:r>
     </w:p>
     <w:p>
@@ -3574,7 +3602,7 @@
           <w:sz w:val="24"/>
           <w:szCs w:val="24"/>
         </w:rPr>
-        <w:t xml:space="preserve">你先自己判断，暂停五秒。</w:t>
+        <w:t xml:space="preserve">暂停五秒，你先判断。</w:t>
       </w:r>
     </w:p>
     <w:p>
@@ -3686,7 +3714,21 @@
           <w:sz w:val="24"/>
           <w:szCs w:val="24"/>
         </w:rPr>
-        <w:t xml:space="preserve">两道例题做完了。今天的内容我给你捋一遍，抓住五句话就够了。</w:t>
+        <w:t xml:space="preserve">两道例题做完了。</w:t>
+      </w:r>
+    </w:p>
+    <w:p>
+      <w:pPr>
+        <w:spacing w:after="160" w:line="380"/>
+        <w:ind w:firstLine="480"/>
+      </w:pPr>
+      <w:r>
+        <w:rPr>
+          <w:rFonts w:ascii="SimSun" w:cs="SimSun" w:eastAsia="SimSun" w:hAnsi="SimSun"/>
+          <w:sz w:val="24"/>
+          <w:szCs w:val="24"/>
+        </w:rPr>
+        <w:t xml:space="preserve">今天讲了不少，我给你收一收。你不用全记，抓住五句话。</w:t>
       </w:r>
     </w:p>
     <w:p>
@@ -3896,21 +3938,35 @@
           <w:sz w:val="24"/>
           <w:szCs w:val="24"/>
         </w:rPr>
-        <w:t xml:space="preserve">道理都讲完了，接下来就该你上手了。</w:t>
-      </w:r>
-    </w:p>
-    <w:p>
-      <w:pPr>
-        <w:spacing w:after="160" w:line="380"/>
-        <w:ind w:firstLine="480"/>
-      </w:pPr>
-      <w:r>
-        <w:rPr>
-          <w:rFonts w:ascii="SimSun" w:cs="SimSun" w:eastAsia="SimSun" w:hAnsi="SimSun"/>
-          <w:sz w:val="24"/>
-          <w:szCs w:val="24"/>
-        </w:rPr>
-        <w:t xml:space="preserve">下面是六道随堂练习题。还是那句话，每道先自己做，做完再听我讲。</w:t>
+        <w:t xml:space="preserve">道理讲完了。</w:t>
+      </w:r>
+    </w:p>
+    <w:p>
+      <w:pPr>
+        <w:spacing w:after="160" w:line="380"/>
+        <w:ind w:firstLine="480"/>
+      </w:pPr>
+      <w:r>
+        <w:rPr>
+          <w:rFonts w:ascii="SimSun" w:cs="SimSun" w:eastAsia="SimSun" w:hAnsi="SimSun"/>
+          <w:sz w:val="24"/>
+          <w:szCs w:val="24"/>
+        </w:rPr>
+        <w:t xml:space="preserve">接下来轮到你动手。</w:t>
+      </w:r>
+    </w:p>
+    <w:p>
+      <w:pPr>
+        <w:spacing w:after="160" w:line="380"/>
+        <w:ind w:firstLine="480"/>
+      </w:pPr>
+      <w:r>
+        <w:rPr>
+          <w:rFonts w:ascii="SimSun" w:cs="SimSun" w:eastAsia="SimSun" w:hAnsi="SimSun"/>
+          <w:sz w:val="24"/>
+          <w:szCs w:val="24"/>
+        </w:rPr>
+        <w:t xml:space="preserve">下面六道随堂练习。每道先自己做，做完再听。</w:t>
       </w:r>
     </w:p>
     <w:p>
@@ -4493,7 +4549,7 @@
           <w:sz w:val="24"/>
           <w:szCs w:val="24"/>
         </w:rPr>
-        <w:t xml:space="preserve">这道题是选择题，你先圈一个。</w:t>
+        <w:t xml:space="preserve">选择题，先圈一个再说。</w:t>
       </w:r>
     </w:p>
     <w:p>
@@ -4987,7 +5043,21 @@
           <w:sz w:val="24"/>
           <w:szCs w:val="24"/>
         </w:rPr>
-        <w:t xml:space="preserve">现在你回头看看今天这十四道题——是不是全是同一套流程：先找带时态的动词定谓语，再剥掉修饰成分找中心词。</w:t>
+        <w:t xml:space="preserve">你把今天这十四道题回头翻一遍。</w:t>
+      </w:r>
+    </w:p>
+    <w:p>
+      <w:pPr>
+        <w:spacing w:after="160" w:line="380"/>
+        <w:ind w:firstLine="480"/>
+      </w:pPr>
+      <w:r>
+        <w:rPr>
+          <w:rFonts w:ascii="SimSun" w:cs="SimSun" w:eastAsia="SimSun" w:hAnsi="SimSun"/>
+          <w:sz w:val="24"/>
+          <w:szCs w:val="24"/>
+        </w:rPr>
+        <w:t xml:space="preserve">是不是全是同一套流程：先找带时态的动词定谓语，再剥掉修饰成分找中心词。</w:t>
       </w:r>
     </w:p>
     <w:p>
@@ -5015,7 +5085,7 @@
           <w:sz w:val="24"/>
           <w:szCs w:val="24"/>
         </w:rPr>
-        <w:t xml:space="preserve">我最后强调三个地方，做题的时候你必须条件反射去检查。</w:t>
+        <w:t xml:space="preserve">最后三件事，你考场上得练成条件反射。</w:t>
       </w:r>
     </w:p>
     <w:p>
@@ -5113,7 +5183,7 @@
           <w:sz w:val="24"/>
           <w:szCs w:val="24"/>
         </w:rPr>
-        <w:t xml:space="preserve">下节课我们就讲这个：宾语、表语和宾语补足语。下节课见。</w:t>
+        <w:t xml:space="preserve">宾语、表语、宾语补足语——这就是下节课的内容。下节课见。</w:t>
       </w:r>
     </w:p>
     <w:sectPr>

--- a/docs/Level1/高中英语语法切片-Level1-第02课-主语与谓语.docx
+++ b/docs/Level1/高中英语语法切片-Level1-第02课-主语与谓语.docx
@@ -2758,7 +2758,21 @@
           <w:sz w:val="24"/>
           <w:szCs w:val="24"/>
         </w:rPr>
-        <w:t xml:space="preserve">除了 be，还有 look、seem、become、feel、sound、taste 这几个系动词，上节课我们提过。</w:t>
+        <w:t xml:space="preserve">除了 be，还有 look、sound、taste、smell、feel 这五个感官系动词，另外 seem、become、stay、remain 也是。</w:t>
+      </w:r>
+    </w:p>
+    <w:p>
+      <w:pPr>
+        <w:spacing w:after="160" w:line="380"/>
+        <w:ind w:firstLine="480"/>
+      </w:pPr>
+      <w:r>
+        <w:rPr>
+          <w:rFonts w:ascii="SimSun" w:cs="SimSun" w:eastAsia="SimSun" w:hAnsi="SimSun"/>
+          <w:sz w:val="24"/>
+          <w:szCs w:val="24"/>
+        </w:rPr>
+        <w:t xml:space="preserve">这些上节课我们提过，第三课会专门展开讲。</w:t>
       </w:r>
     </w:p>
     <w:p>

--- a/docs/Level1/高中英语语法切片-Level1-第02课-主语与谓语.docx
+++ b/docs/Level1/高中英语语法切片-Level1-第02课-主语与谓语.docx
@@ -43,7 +43,7 @@
           <w:sz w:val="24"/>
           <w:szCs w:val="24"/>
         </w:rPr>
-        <w:t xml:space="preserve">同学们好，欢迎回到高中英语语法切片课堂。</w:t>
+        <w:t xml:space="preserve">好，同学们好，欢迎回到高中英语语法切片课堂。</w:t>
       </w:r>
     </w:p>
     <w:p>
@@ -71,7 +71,21 @@
           <w:sz w:val="24"/>
           <w:szCs w:val="24"/>
         </w:rPr>
-        <w:t xml:space="preserve">上节课我们讲了词类，把英语的单词分成了十类，还给了你三条判断词性的标准。</w:t>
+        <w:t xml:space="preserve">上节课我们讲了词类，把英语的单词分成了十类。</w:t>
+      </w:r>
+    </w:p>
+    <w:p>
+      <w:pPr>
+        <w:spacing w:after="160" w:line="380"/>
+        <w:ind w:firstLine="480"/>
+      </w:pPr>
+      <w:r>
+        <w:rPr>
+          <w:rFonts w:ascii="SimSun" w:cs="SimSun" w:eastAsia="SimSun" w:hAnsi="SimSun"/>
+          <w:sz w:val="24"/>
+          <w:szCs w:val="24"/>
+        </w:rPr>
+        <w:t xml:space="preserve">还给了你三条判断词性的标准。</w:t>
       </w:r>
     </w:p>
     <w:p>
@@ -99,7 +113,7 @@
           <w:sz w:val="24"/>
           <w:szCs w:val="24"/>
         </w:rPr>
-        <w:t xml:space="preserve">上节课我们看的是单词本身是什么词性。今天要看的是——这些词进到句子里以后，各自扮演什么角色。</w:t>
+        <w:t xml:space="preserve">那上节课我们看的是单词本身是什么词性。今天要看的是——这些词进到句子里以后，各自扮演什么角色。</w:t>
       </w:r>
     </w:p>
     <w:p>
@@ -141,7 +155,21 @@
           <w:sz w:val="24"/>
           <w:szCs w:val="24"/>
         </w:rPr>
-        <w:t xml:space="preserve">词类，相当于一个人的专业；句子成分，相当于他在公司里的职位。</w:t>
+        <w:t xml:space="preserve">词类，相当于一个人的专业；句子成分。</w:t>
+      </w:r>
+    </w:p>
+    <w:p>
+      <w:pPr>
+        <w:spacing w:after="160" w:line="380"/>
+        <w:ind w:firstLine="480"/>
+      </w:pPr>
+      <w:r>
+        <w:rPr>
+          <w:rFonts w:ascii="SimSun" w:cs="SimSun" w:eastAsia="SimSun" w:hAnsi="SimSun"/>
+          <w:sz w:val="24"/>
+          <w:szCs w:val="24"/>
+        </w:rPr>
+        <w:t xml:space="preserve">相当于他在公司里的职位。</w:t>
       </w:r>
     </w:p>
     <w:p>
@@ -169,21 +197,35 @@
           <w:sz w:val="24"/>
           <w:szCs w:val="24"/>
         </w:rPr>
-        <w:t xml:space="preserve">单词也一样。一个名词，它的词性永远是名词，这个不变。</w:t>
-      </w:r>
-    </w:p>
-    <w:p>
-      <w:pPr>
-        <w:spacing w:after="160" w:line="380"/>
-        <w:ind w:firstLine="480"/>
-      </w:pPr>
-      <w:r>
-        <w:rPr>
-          <w:rFonts w:ascii="SimSun" w:cs="SimSun" w:eastAsia="SimSun" w:hAnsi="SimSun"/>
-          <w:sz w:val="24"/>
-          <w:szCs w:val="24"/>
-        </w:rPr>
-        <w:t xml:space="preserve">可它进到句子里，你会发现它可能当主语，可能当宾语，也可能当定语。</w:t>
+        <w:t xml:space="preserve">来，单词也一样。一个名词，它的词性永远是名词，这个不变。</w:t>
+      </w:r>
+    </w:p>
+    <w:p>
+      <w:pPr>
+        <w:spacing w:after="160" w:line="380"/>
+        <w:ind w:firstLine="480"/>
+      </w:pPr>
+      <w:r>
+        <w:rPr>
+          <w:rFonts w:ascii="SimSun" w:cs="SimSun" w:eastAsia="SimSun" w:hAnsi="SimSun"/>
+          <w:sz w:val="24"/>
+          <w:szCs w:val="24"/>
+        </w:rPr>
+        <w:t xml:space="preserve">可它进到句子里，你会发现它可能当主语。</w:t>
+      </w:r>
+    </w:p>
+    <w:p>
+      <w:pPr>
+        <w:spacing w:after="160" w:line="380"/>
+        <w:ind w:firstLine="480"/>
+      </w:pPr>
+      <w:r>
+        <w:rPr>
+          <w:rFonts w:ascii="SimSun" w:cs="SimSun" w:eastAsia="SimSun" w:hAnsi="SimSun"/>
+          <w:sz w:val="24"/>
+          <w:szCs w:val="24"/>
+        </w:rPr>
+        <w:t xml:space="preserve">可能当宾语，也可能当定语。</w:t>
       </w:r>
     </w:p>
     <w:p>
@@ -225,7 +267,35 @@
           <w:sz w:val="24"/>
           <w:szCs w:val="24"/>
         </w:rPr>
-        <w:t xml:space="preserve">什么意思呢？就是说每一个句子成分，它干的活儿，本质上就是某一类词干的活儿。</w:t>
+        <w:t xml:space="preserve">就这样。</w:t>
+      </w:r>
+    </w:p>
+    <w:p>
+      <w:pPr>
+        <w:spacing w:after="160" w:line="380"/>
+        <w:ind w:firstLine="480"/>
+      </w:pPr>
+      <w:r>
+        <w:rPr>
+          <w:rFonts w:ascii="SimSun" w:cs="SimSun" w:eastAsia="SimSun" w:hAnsi="SimSun"/>
+          <w:sz w:val="24"/>
+          <w:szCs w:val="24"/>
+        </w:rPr>
+        <w:t xml:space="preserve">接着说，什么意思呢？就是说每一个句子成分，它干的活儿。</w:t>
+      </w:r>
+    </w:p>
+    <w:p>
+      <w:pPr>
+        <w:spacing w:after="160" w:line="380"/>
+        <w:ind w:firstLine="480"/>
+      </w:pPr>
+      <w:r>
+        <w:rPr>
+          <w:rFonts w:ascii="SimSun" w:cs="SimSun" w:eastAsia="SimSun" w:hAnsi="SimSun"/>
+          <w:sz w:val="24"/>
+          <w:szCs w:val="24"/>
+        </w:rPr>
+        <w:t xml:space="preserve">本质上就是某一类词干的活儿。</w:t>
       </w:r>
     </w:p>
     <w:p>
@@ -281,7 +351,7 @@
           <w:sz w:val="24"/>
           <w:szCs w:val="24"/>
         </w:rPr>
-        <w:t xml:space="preserve">状语是用来修饰动词、形容词或者整句话的。谁干这个活儿？副词。</w:t>
+        <w:t xml:space="preserve">再看，状语是用来修饰动词、形容词或者整句话的。谁干这个活儿？副词。</w:t>
       </w:r>
     </w:p>
     <w:p>
@@ -337,21 +407,49 @@
           <w:sz w:val="24"/>
           <w:szCs w:val="24"/>
         </w:rPr>
-        <w:t xml:space="preserve">那句子成分一共有几个？你听我数：主语、谓语、宾语、表语、定语、状语，另外还有补语和同位语。</w:t>
-      </w:r>
-    </w:p>
-    <w:p>
-      <w:pPr>
-        <w:spacing w:after="160" w:line="380"/>
-        <w:ind w:firstLine="480"/>
-      </w:pPr>
-      <w:r>
-        <w:rPr>
-          <w:rFonts w:ascii="SimSun" w:cs="SimSun" w:eastAsia="SimSun" w:hAnsi="SimSun"/>
-          <w:sz w:val="24"/>
-          <w:szCs w:val="24"/>
-        </w:rPr>
-        <w:t xml:space="preserve">这些我们分三节课讲完。今天先讲最重要的两个，主语和谓语。</w:t>
+        <w:t xml:space="preserve">记住它。</w:t>
+      </w:r>
+    </w:p>
+    <w:p>
+      <w:pPr>
+        <w:spacing w:after="160" w:line="380"/>
+        <w:ind w:firstLine="480"/>
+      </w:pPr>
+      <w:r>
+        <w:rPr>
+          <w:rFonts w:ascii="SimSun" w:cs="SimSun" w:eastAsia="SimSun" w:hAnsi="SimSun"/>
+          <w:sz w:val="24"/>
+          <w:szCs w:val="24"/>
+        </w:rPr>
+        <w:t xml:space="preserve">那句子成分一共有几个？你听我数：主语、谓语、宾语、表语、定语、状语。</w:t>
+      </w:r>
+    </w:p>
+    <w:p>
+      <w:pPr>
+        <w:spacing w:after="160" w:line="380"/>
+        <w:ind w:firstLine="480"/>
+      </w:pPr>
+      <w:r>
+        <w:rPr>
+          <w:rFonts w:ascii="SimSun" w:cs="SimSun" w:eastAsia="SimSun" w:hAnsi="SimSun"/>
+          <w:sz w:val="24"/>
+          <w:szCs w:val="24"/>
+        </w:rPr>
+        <w:t xml:space="preserve">另外还有补语和同位语。</w:t>
+      </w:r>
+    </w:p>
+    <w:p>
+      <w:pPr>
+        <w:spacing w:after="160" w:line="380"/>
+        <w:ind w:firstLine="480"/>
+      </w:pPr>
+      <w:r>
+        <w:rPr>
+          <w:rFonts w:ascii="SimSun" w:cs="SimSun" w:eastAsia="SimSun" w:hAnsi="SimSun"/>
+          <w:sz w:val="24"/>
+          <w:szCs w:val="24"/>
+        </w:rPr>
+        <w:t xml:space="preserve">所以这些我们分三节课讲完。今天先讲最重要的两个，主语和谓语。</w:t>
       </w:r>
     </w:p>
     <w:p>
@@ -379,7 +477,21 @@
           <w:sz w:val="24"/>
           <w:szCs w:val="24"/>
         </w:rPr>
-        <w:t xml:space="preserve">因为主语和谓语是一个句子的骨架。你把它俩找出来，剩下的成分全是往这个骨架上挂的东西。</w:t>
+        <w:t xml:space="preserve">因为主语和谓语是一个句子的骨架。你把它俩找出来。</w:t>
+      </w:r>
+    </w:p>
+    <w:p>
+      <w:pPr>
+        <w:spacing w:after="160" w:line="380"/>
+        <w:ind w:firstLine="480"/>
+      </w:pPr>
+      <w:r>
+        <w:rPr>
+          <w:rFonts w:ascii="SimSun" w:cs="SimSun" w:eastAsia="SimSun" w:hAnsi="SimSun"/>
+          <w:sz w:val="24"/>
+          <w:szCs w:val="24"/>
+        </w:rPr>
+        <w:t xml:space="preserve">剩下的成分全是往这个骨架上挂的东西。</w:t>
       </w:r>
     </w:p>
     <w:p>
@@ -407,7 +519,21 @@
           <w:sz w:val="24"/>
           <w:szCs w:val="24"/>
         </w:rPr>
-        <w:t xml:space="preserve">高考阅读里那些三四行长的句子，第一步永远是先找主谓。</w:t>
+        <w:t xml:space="preserve">不过高考阅读里那些三四行长的句子。</w:t>
+      </w:r>
+    </w:p>
+    <w:p>
+      <w:pPr>
+        <w:spacing w:after="160" w:line="380"/>
+        <w:ind w:firstLine="480"/>
+      </w:pPr>
+      <w:r>
+        <w:rPr>
+          <w:rFonts w:ascii="SimSun" w:cs="SimSun" w:eastAsia="SimSun" w:hAnsi="SimSun"/>
+          <w:sz w:val="24"/>
+          <w:szCs w:val="24"/>
+        </w:rPr>
+        <w:t xml:space="preserve">第一步永远是先找主谓。</w:t>
       </w:r>
     </w:p>
     <w:p>
@@ -521,6 +647,20 @@
           <w:sz w:val="24"/>
           <w:szCs w:val="24"/>
         </w:rPr>
+        <w:t xml:space="preserve">停。</w:t>
+      </w:r>
+    </w:p>
+    <w:p>
+      <w:pPr>
+        <w:spacing w:after="160" w:line="380"/>
+        <w:ind w:firstLine="480"/>
+      </w:pPr>
+      <w:r>
+        <w:rPr>
+          <w:rFonts w:ascii="SimSun" w:cs="SimSun" w:eastAsia="SimSun" w:hAnsi="SimSun"/>
+          <w:sz w:val="24"/>
+          <w:szCs w:val="24"/>
+        </w:rPr>
         <w:t xml:space="preserve">你先暂停，自己把主语和谓语圈出来，写在纸上。</w:t>
       </w:r>
     </w:p>
@@ -803,6 +943,20 @@
           <w:sz w:val="24"/>
           <w:szCs w:val="24"/>
         </w:rPr>
+        <w:t xml:space="preserve">对。</w:t>
+      </w:r>
+    </w:p>
+    <w:p>
+      <w:pPr>
+        <w:spacing w:after="160" w:line="380"/>
+        <w:ind w:firstLine="480"/>
+      </w:pPr>
+      <w:r>
+        <w:rPr>
+          <w:rFonts w:ascii="SimSun" w:cs="SimSun" w:eastAsia="SimSun" w:hAnsi="SimSun"/>
+          <w:sz w:val="24"/>
+          <w:szCs w:val="24"/>
+        </w:rPr>
         <w:t xml:space="preserve">takes——后面带着第三人称单数的 s，这就是一般现在时的标记。</w:t>
       </w:r>
     </w:p>
@@ -988,6 +1142,20 @@
           <w:sz w:val="24"/>
           <w:szCs w:val="24"/>
         </w:rPr>
+        <w:t xml:space="preserve">很简单。</w:t>
+      </w:r>
+    </w:p>
+    <w:p>
+      <w:pPr>
+        <w:spacing w:after="160" w:line="380"/>
+        <w:ind w:firstLine="480"/>
+      </w:pPr>
+      <w:r>
+        <w:rPr>
+          <w:rFonts w:ascii="SimSun" w:cs="SimSun" w:eastAsia="SimSun" w:hAnsi="SimSun"/>
+          <w:sz w:val="24"/>
+          <w:szCs w:val="24"/>
+        </w:rPr>
         <w:t xml:space="preserve">圈好了吗？我们一项一项看。</w:t>
       </w:r>
     </w:p>
@@ -1342,6 +1510,20 @@
           <w:sz w:val="24"/>
           <w:szCs w:val="24"/>
         </w:rPr>
+        <w:t xml:space="preserve">这一步你跟上了吗？</w:t>
+      </w:r>
+    </w:p>
+    <w:p>
+      <w:pPr>
+        <w:spacing w:after="160" w:line="380"/>
+        <w:ind w:firstLine="480"/>
+      </w:pPr>
+      <w:r>
+        <w:rPr>
+          <w:rFonts w:ascii="SimSun" w:cs="SimSun" w:eastAsia="SimSun" w:hAnsi="SimSun"/>
+          <w:sz w:val="24"/>
+          <w:szCs w:val="24"/>
+        </w:rPr>
         <w:t xml:space="preserve">先自己写，写完我们对答案。</w:t>
       </w:r>
     </w:p>
@@ -1525,6 +1707,20 @@
           <w:szCs w:val="24"/>
         </w:rPr>
         <w:t xml:space="preserve">你记住这一条：谓语可能是一串词，但这一串里必然有一个部分带着时态。这道题里带时态的就是前面那个 is。</w:t>
+      </w:r>
+    </w:p>
+    <w:p>
+      <w:pPr>
+        <w:spacing w:after="160" w:line="380"/>
+        <w:ind w:firstLine="480"/>
+      </w:pPr>
+      <w:r>
+        <w:rPr>
+          <w:rFonts w:ascii="SimSun" w:cs="SimSun" w:eastAsia="SimSun" w:hAnsi="SimSun"/>
+          <w:sz w:val="24"/>
+          <w:szCs w:val="24"/>
+        </w:rPr>
+        <w:t xml:space="preserve">不难。</w:t>
       </w:r>
     </w:p>
     <w:p>
@@ -1624,7 +1820,7 @@
           <w:sz w:val="24"/>
           <w:szCs w:val="24"/>
         </w:rPr>
-        <w:t xml:space="preserve">must 是情态动词，它本身就带着语气和时态，表示现在必须。而 hand 是原形，光看它看不出时候。</w:t>
+        <w:t xml:space="preserve">你看，must 是情态动词，它本身就带着语气和时态，表示现在必须。而 hand 是原形，光看它看不出时候。</w:t>
       </w:r>
     </w:p>
     <w:p>
@@ -1722,6 +1918,20 @@
           <w:sz w:val="24"/>
           <w:szCs w:val="24"/>
         </w:rPr>
+        <w:t xml:space="preserve">看清楚了。</w:t>
+      </w:r>
+    </w:p>
+    <w:p>
+      <w:pPr>
+        <w:spacing w:after="160" w:line="380"/>
+        <w:ind w:firstLine="480"/>
+      </w:pPr>
+      <w:r>
+        <w:rPr>
+          <w:rFonts w:ascii="SimSun" w:cs="SimSun" w:eastAsia="SimSun" w:hAnsi="SimSun"/>
+          <w:sz w:val="24"/>
+          <w:szCs w:val="24"/>
+        </w:rPr>
         <w:t xml:space="preserve">六道课前测结束。</w:t>
       </w:r>
     </w:p>
@@ -1736,7 +1946,7 @@
           <w:sz w:val="24"/>
           <w:szCs w:val="24"/>
         </w:rPr>
-        <w:t xml:space="preserve">错了两道以上不用慌，今天讲完你就全通了。</w:t>
+        <w:t xml:space="preserve">这样一来，错了两道以上不用慌，今天讲完你就全通了。</w:t>
       </w:r>
     </w:p>
     <w:p>
@@ -1820,7 +2030,7 @@
           <w:sz w:val="24"/>
           <w:szCs w:val="24"/>
         </w:rPr>
-        <w:t xml:space="preserve">换一句。The window was broken，这句话在讲谁？讲那扇窗户，所以 the window 是主语。</w:t>
+        <w:t xml:space="preserve">换句话说，换一句。The window was broken，这句话在讲谁？讲那扇窗户，所以 the window 是主语。</w:t>
       </w:r>
     </w:p>
     <w:p>
@@ -1890,7 +2100,35 @@
           <w:sz w:val="24"/>
           <w:szCs w:val="24"/>
         </w:rPr>
-        <w:t xml:space="preserve">所以能当主语的就是名词、代词、动名词，另外不定式也可以。</w:t>
+        <w:t xml:space="preserve">就一句话。</w:t>
+      </w:r>
+    </w:p>
+    <w:p>
+      <w:pPr>
+        <w:spacing w:after="160" w:line="380"/>
+        <w:ind w:firstLine="480"/>
+      </w:pPr>
+      <w:r>
+        <w:rPr>
+          <w:rFonts w:ascii="SimSun" w:cs="SimSun" w:eastAsia="SimSun" w:hAnsi="SimSun"/>
+          <w:sz w:val="24"/>
+          <w:szCs w:val="24"/>
+        </w:rPr>
+        <w:t xml:space="preserve">所以能当主语的就是名词、代词、动名词。</w:t>
+      </w:r>
+    </w:p>
+    <w:p>
+      <w:pPr>
+        <w:spacing w:after="160" w:line="380"/>
+        <w:ind w:firstLine="480"/>
+      </w:pPr>
+      <w:r>
+        <w:rPr>
+          <w:rFonts w:ascii="SimSun" w:cs="SimSun" w:eastAsia="SimSun" w:hAnsi="SimSun"/>
+          <w:sz w:val="24"/>
+          <w:szCs w:val="24"/>
+        </w:rPr>
+        <w:t xml:space="preserve">另外不定式也可以。</w:t>
       </w:r>
     </w:p>
     <w:p>
@@ -1974,7 +2212,7 @@
           <w:sz w:val="24"/>
           <w:szCs w:val="24"/>
         </w:rPr>
-        <w:t xml:space="preserve">形式不一样，但它们本质上都是名词性的东西。</w:t>
+        <w:t xml:space="preserve">好，形式不一样，但它们本质上都是名词性的东西。</w:t>
       </w:r>
     </w:p>
     <w:p>
@@ -2016,7 +2254,21 @@
           <w:sz w:val="24"/>
           <w:szCs w:val="24"/>
         </w:rPr>
-        <w:t xml:space="preserve">刚才课前测第一题，我提了一句「中心词」，说完就过去了。现在我们把它讲透。</w:t>
+        <w:t xml:space="preserve">刚才课前测第一题，我提了一句「中心词」。</w:t>
+      </w:r>
+    </w:p>
+    <w:p>
+      <w:pPr>
+        <w:spacing w:after="160" w:line="380"/>
+        <w:ind w:firstLine="480"/>
+      </w:pPr>
+      <w:r>
+        <w:rPr>
+          <w:rFonts w:ascii="SimSun" w:cs="SimSun" w:eastAsia="SimSun" w:hAnsi="SimSun"/>
+          <w:sz w:val="24"/>
+          <w:szCs w:val="24"/>
+        </w:rPr>
+        <w:t xml:space="preserve">说完就过去了。现在我们把它讲透。</w:t>
       </w:r>
     </w:p>
     <w:p>
@@ -2044,7 +2296,7 @@
           <w:sz w:val="24"/>
           <w:szCs w:val="24"/>
         </w:rPr>
-        <w:t xml:space="preserve">很多同学一看主语这么长一串，就懵了，不知道该看哪一块。</w:t>
+        <w:t xml:space="preserve">那很多同学一看主语这么长一串，就懵了，不知道该看哪一块。</w:t>
       </w:r>
     </w:p>
     <w:p>
@@ -2072,7 +2324,21 @@
           <w:sz w:val="24"/>
           <w:szCs w:val="24"/>
         </w:rPr>
-        <w:t xml:space="preserve">这个中心词就是那个真正的名词，剩下的都是给它化妆的。</w:t>
+        <w:t xml:space="preserve">这个中心词就是那个真正的名词。</w:t>
+      </w:r>
+    </w:p>
+    <w:p>
+      <w:pPr>
+        <w:spacing w:after="160" w:line="380"/>
+        <w:ind w:firstLine="480"/>
+      </w:pPr>
+      <w:r>
+        <w:rPr>
+          <w:rFonts w:ascii="SimSun" w:cs="SimSun" w:eastAsia="SimSun" w:hAnsi="SimSun"/>
+          <w:sz w:val="24"/>
+          <w:szCs w:val="24"/>
+        </w:rPr>
+        <w:t xml:space="preserve">剩下的都是给它化妆的。</w:t>
       </w:r>
     </w:p>
     <w:p>
@@ -2114,7 +2380,7 @@
           <w:sz w:val="24"/>
           <w:szCs w:val="24"/>
         </w:rPr>
-        <w:t xml:space="preserve">两个都是定语，两个说白了都是形容词。所以中心词是 teacher。</w:t>
+        <w:t xml:space="preserve">来，两个都是定语，两个说白了都是形容词。所以中心词是 teacher。</w:t>
       </w:r>
     </w:p>
     <w:p>
@@ -2156,6 +2422,20 @@
           <w:sz w:val="24"/>
           <w:szCs w:val="24"/>
         </w:rPr>
+        <w:t xml:space="preserve">别绕。</w:t>
+      </w:r>
+    </w:p>
+    <w:p>
+      <w:pPr>
+        <w:spacing w:after="160" w:line="380"/>
+        <w:ind w:firstLine="480"/>
+      </w:pPr>
+      <w:r>
+        <w:rPr>
+          <w:rFonts w:ascii="SimSun" w:cs="SimSun" w:eastAsia="SimSun" w:hAnsi="SimSun"/>
+          <w:sz w:val="24"/>
+          <w:szCs w:val="24"/>
+        </w:rPr>
         <w:t xml:space="preserve">第一句，The boy in the blue coat is my brother.</w:t>
       </w:r>
     </w:p>
@@ -2170,7 +2450,7 @@
           <w:sz w:val="24"/>
           <w:szCs w:val="24"/>
         </w:rPr>
-        <w:t xml:space="preserve">这里的 in the blue coat 贴在名词 boy 后面，修饰的是 boy，那它就是定语，说白了就是形容词，告诉你是哪个男孩。</w:t>
+        <w:t xml:space="preserve">接着说，这里的 in the blue coat 贴在名词 boy 后面，修饰的是 boy，那它就是定语，说白了就是形容词，告诉你是哪个男孩。</w:t>
       </w:r>
     </w:p>
     <w:p>
@@ -2254,7 +2534,7 @@
           <w:sz w:val="24"/>
           <w:szCs w:val="24"/>
         </w:rPr>
-        <w:t xml:space="preserve">你看，同一个 in the park 这样的介词短语，贴在名词后面修饰名词，它就是定语，相当于形容词；用来修饰动词，它就是状语，相当于副词。</w:t>
+        <w:t xml:space="preserve">再看，你看，同一个 in the park 这样的介词短语，贴在名词后面修饰名词，它就是定语，相当于形容词；用来修饰动词，它就是状语，相当于副词。</w:t>
       </w:r>
     </w:p>
     <w:p>
@@ -2324,7 +2604,35 @@
           <w:sz w:val="24"/>
           <w:szCs w:val="24"/>
         </w:rPr>
-        <w:t xml:space="preserve">只要它在修饰这个名词，它就是形容词的活儿，你一律划掉。</w:t>
+        <w:t xml:space="preserve">往下走。</w:t>
+      </w:r>
+    </w:p>
+    <w:p>
+      <w:pPr>
+        <w:spacing w:after="160" w:line="380"/>
+        <w:ind w:firstLine="480"/>
+      </w:pPr>
+      <w:r>
+        <w:rPr>
+          <w:rFonts w:ascii="SimSun" w:cs="SimSun" w:eastAsia="SimSun" w:hAnsi="SimSun"/>
+          <w:sz w:val="24"/>
+          <w:szCs w:val="24"/>
+        </w:rPr>
+        <w:t xml:space="preserve">所以只要它在修饰这个名词。</w:t>
+      </w:r>
+    </w:p>
+    <w:p>
+      <w:pPr>
+        <w:spacing w:after="160" w:line="380"/>
+        <w:ind w:firstLine="480"/>
+      </w:pPr>
+      <w:r>
+        <w:rPr>
+          <w:rFonts w:ascii="SimSun" w:cs="SimSun" w:eastAsia="SimSun" w:hAnsi="SimSun"/>
+          <w:sz w:val="24"/>
+          <w:szCs w:val="24"/>
+        </w:rPr>
+        <w:t xml:space="preserve">它就是形容词的活儿，你一律划掉。</w:t>
       </w:r>
     </w:p>
     <w:p>
@@ -2394,7 +2702,7 @@
           <w:sz w:val="24"/>
           <w:szCs w:val="24"/>
         </w:rPr>
-        <w:t xml:space="preserve">刚才课前测第四题就是最典型的坑：The number of the visitors to this museum is growing fast.</w:t>
+        <w:t xml:space="preserve">不过刚才课前测第四题就是最典型的坑：The number of the visitors to this museum is growing fast.</w:t>
       </w:r>
     </w:p>
     <w:p>
@@ -2422,7 +2730,21 @@
           <w:sz w:val="24"/>
           <w:szCs w:val="24"/>
         </w:rPr>
-        <w:t xml:space="preserve">为什么？因为主语的中心词是 The number，数量，是单数，后面那一串全是修饰它的。</w:t>
+        <w:t xml:space="preserve">为什么？因为主语的中心词是 The number，数量，是单数。</w:t>
+      </w:r>
+    </w:p>
+    <w:p>
+      <w:pPr>
+        <w:spacing w:after="160" w:line="380"/>
+        <w:ind w:firstLine="480"/>
+      </w:pPr>
+      <w:r>
+        <w:rPr>
+          <w:rFonts w:ascii="SimSun" w:cs="SimSun" w:eastAsia="SimSun" w:hAnsi="SimSun"/>
+          <w:sz w:val="24"/>
+          <w:szCs w:val="24"/>
+        </w:rPr>
+        <w:t xml:space="preserve">后面那一串全是修饰它的。</w:t>
       </w:r>
     </w:p>
     <w:p>
@@ -2492,7 +2814,7 @@
           <w:sz w:val="24"/>
           <w:szCs w:val="24"/>
         </w:rPr>
-        <w:t xml:space="preserve">主语回答的是谁，谓语回答的是怎么样。</w:t>
+        <w:t xml:space="preserve">这样一来，主语回答的是谁，谓语回答的是怎么样。</w:t>
       </w:r>
     </w:p>
     <w:p>
@@ -2576,7 +2898,7 @@
           <w:sz w:val="24"/>
           <w:szCs w:val="24"/>
         </w:rPr>
-        <w:t xml:space="preserve">这一点上节课我们已经讲过了，今天再确认一遍，因为它太重要了。</w:t>
+        <w:t xml:space="preserve">换句话说，这一点上节课我们已经讲过了，今天再确认一遍，因为它太重要了。</w:t>
       </w:r>
     </w:p>
     <w:p>
@@ -2632,7 +2954,21 @@
           <w:sz w:val="24"/>
           <w:szCs w:val="24"/>
         </w:rPr>
-        <w:t xml:space="preserve">为什么？因为只有谓语才有资格带时态，也只有谓语才能决定整句话是过去、现在还是将来。</w:t>
+        <w:t xml:space="preserve">你看，为什么？因为只有谓语才有资格带时态。</w:t>
+      </w:r>
+    </w:p>
+    <w:p>
+      <w:pPr>
+        <w:spacing w:after="160" w:line="380"/>
+        <w:ind w:firstLine="480"/>
+      </w:pPr>
+      <w:r>
+        <w:rPr>
+          <w:rFonts w:ascii="SimSun" w:cs="SimSun" w:eastAsia="SimSun" w:hAnsi="SimSun"/>
+          <w:sz w:val="24"/>
+          <w:szCs w:val="24"/>
+        </w:rPr>
+        <w:t xml:space="preserve">也只有谓语才能决定整句话是过去、现在还是将来。</w:t>
       </w:r>
     </w:p>
     <w:p>
@@ -2702,21 +3038,49 @@
           <w:sz w:val="24"/>
           <w:szCs w:val="24"/>
         </w:rPr>
-        <w:t xml:space="preserve">最简单的是一个实义动词直接当谓语。</w:t>
-      </w:r>
-    </w:p>
-    <w:p>
-      <w:pPr>
-        <w:spacing w:after="160" w:line="380"/>
-        <w:ind w:firstLine="480"/>
-      </w:pPr>
-      <w:r>
-        <w:rPr>
-          <w:rFonts w:ascii="SimSun" w:cs="SimSun" w:eastAsia="SimSun" w:hAnsi="SimSun"/>
-          <w:sz w:val="24"/>
-          <w:szCs w:val="24"/>
-        </w:rPr>
-        <w:t xml:space="preserve">He runs every morning，runs 带着第三人称单数的 s，是一般现在时，所以它就是谓语。一个词搞定。</w:t>
+        <w:t xml:space="preserve">好，最简单的是一个实义动词直接当谓语。</w:t>
+      </w:r>
+    </w:p>
+    <w:p>
+      <w:pPr>
+        <w:spacing w:after="160" w:line="380"/>
+        <w:ind w:firstLine="480"/>
+      </w:pPr>
+      <w:r>
+        <w:rPr>
+          <w:rFonts w:ascii="SimSun" w:cs="SimSun" w:eastAsia="SimSun" w:hAnsi="SimSun"/>
+          <w:sz w:val="24"/>
+          <w:szCs w:val="24"/>
+        </w:rPr>
+        <w:t xml:space="preserve">就这样。</w:t>
+      </w:r>
+    </w:p>
+    <w:p>
+      <w:pPr>
+        <w:spacing w:after="160" w:line="380"/>
+        <w:ind w:firstLine="480"/>
+      </w:pPr>
+      <w:r>
+        <w:rPr>
+          <w:rFonts w:ascii="SimSun" w:cs="SimSun" w:eastAsia="SimSun" w:hAnsi="SimSun"/>
+          <w:sz w:val="24"/>
+          <w:szCs w:val="24"/>
+        </w:rPr>
+        <w:t xml:space="preserve">He runs every morning，runs 带着第三人称单数的 s，是一般现在时。</w:t>
+      </w:r>
+    </w:p>
+    <w:p>
+      <w:pPr>
+        <w:spacing w:after="160" w:line="380"/>
+        <w:ind w:firstLine="480"/>
+      </w:pPr>
+      <w:r>
+        <w:rPr>
+          <w:rFonts w:ascii="SimSun" w:cs="SimSun" w:eastAsia="SimSun" w:hAnsi="SimSun"/>
+          <w:sz w:val="24"/>
+          <w:szCs w:val="24"/>
+        </w:rPr>
+        <w:t xml:space="preserve">所以它就是谓语。一个词搞定。</w:t>
       </w:r>
     </w:p>
     <w:p>
@@ -2744,7 +3108,7 @@
           <w:sz w:val="24"/>
           <w:szCs w:val="24"/>
         </w:rPr>
-        <w:t xml:space="preserve">She is a teacher，谓语部分是 is a teacher，你光说一个 is，意思是不完整的。</w:t>
+        <w:t xml:space="preserve">那She is a teacher，谓语部分是 is a teacher，你光说一个 is，意思是不完整的。</w:t>
       </w:r>
     </w:p>
     <w:p>
@@ -2786,7 +3150,7 @@
           <w:sz w:val="24"/>
           <w:szCs w:val="24"/>
         </w:rPr>
-        <w:t xml:space="preserve">还有一种是情态动词加动词原形。You must finish it today，谓语是 must finish。</w:t>
+        <w:t xml:space="preserve">来，还有一种是情态动词加动词原形。You must finish it today，谓语是 must finish。</w:t>
       </w:r>
     </w:p>
     <w:p>
@@ -2828,6 +3192,20 @@
           <w:sz w:val="24"/>
           <w:szCs w:val="24"/>
         </w:rPr>
+        <w:t xml:space="preserve">记住它。</w:t>
+      </w:r>
+    </w:p>
+    <w:p>
+      <w:pPr>
+        <w:spacing w:after="160" w:line="380"/>
+        <w:ind w:firstLine="480"/>
+      </w:pPr>
+      <w:r>
+        <w:rPr>
+          <w:rFonts w:ascii="SimSun" w:cs="SimSun" w:eastAsia="SimSun" w:hAnsi="SimSun"/>
+          <w:sz w:val="24"/>
+          <w:szCs w:val="24"/>
+        </w:rPr>
         <w:t xml:space="preserve">你想想，所有的进行时、完成时、被动语态、疑问句、否定句，全靠它。</w:t>
       </w:r>
     </w:p>
@@ -2870,7 +3248,21 @@
           <w:sz w:val="24"/>
           <w:szCs w:val="24"/>
         </w:rPr>
-        <w:t xml:space="preserve">你只要记住一件事：谓语可能是一个词，也可能是一串词，但这一串里面，必然有一个部分是带着时态的。</w:t>
+        <w:t xml:space="preserve">接着说，你只要记住一件事：谓语可能是一个词，也可能是一串词，但这一串里面。</w:t>
+      </w:r>
+    </w:p>
+    <w:p>
+      <w:pPr>
+        <w:spacing w:after="160" w:line="380"/>
+        <w:ind w:firstLine="480"/>
+      </w:pPr>
+      <w:r>
+        <w:rPr>
+          <w:rFonts w:ascii="SimSun" w:cs="SimSun" w:eastAsia="SimSun" w:hAnsi="SimSun"/>
+          <w:sz w:val="24"/>
+          <w:szCs w:val="24"/>
+        </w:rPr>
+        <w:t xml:space="preserve">必然有一个部分是带着时态的。</w:t>
       </w:r>
     </w:p>
     <w:p>
@@ -2912,7 +3304,7 @@
           <w:sz w:val="24"/>
           <w:szCs w:val="24"/>
         </w:rPr>
-        <w:t xml:space="preserve">主语是单数第三人称，谓语就用单数形式；主语是复数，谓语就用复数形式。</w:t>
+        <w:t xml:space="preserve">你想想，主语是单数第三人称，谓语就用单数形式；主语是复数，谓语就用复数形式。</w:t>
       </w:r>
     </w:p>
     <w:p>
@@ -2954,7 +3346,35 @@
           <w:sz w:val="24"/>
           <w:szCs w:val="24"/>
         </w:rPr>
-        <w:t xml:space="preserve">这条规矩在高考语法填空里年年考，而且能考得很复杂，我们后面有三节课专门讲它的各种情况。</w:t>
+        <w:t xml:space="preserve">这条规矩在高考语法填空里年年考，而且能考得很复杂。</w:t>
+      </w:r>
+    </w:p>
+    <w:p>
+      <w:pPr>
+        <w:spacing w:after="160" w:line="380"/>
+        <w:ind w:firstLine="480"/>
+      </w:pPr>
+      <w:r>
+        <w:rPr>
+          <w:rFonts w:ascii="SimSun" w:cs="SimSun" w:eastAsia="SimSun" w:hAnsi="SimSun"/>
+          <w:sz w:val="24"/>
+          <w:szCs w:val="24"/>
+        </w:rPr>
+        <w:t xml:space="preserve">我们后面有三节课专门讲它的各种情况。</w:t>
+      </w:r>
+    </w:p>
+    <w:p>
+      <w:pPr>
+        <w:spacing w:after="160" w:line="380"/>
+        <w:ind w:firstLine="480"/>
+      </w:pPr>
+      <w:r>
+        <w:rPr>
+          <w:rFonts w:ascii="SimSun" w:cs="SimSun" w:eastAsia="SimSun" w:hAnsi="SimSun"/>
+          <w:sz w:val="24"/>
+          <w:szCs w:val="24"/>
+        </w:rPr>
+        <w:t xml:space="preserve">停。</w:t>
       </w:r>
     </w:p>
     <w:p>
@@ -3024,7 +3444,21 @@
           <w:sz w:val="24"/>
           <w:szCs w:val="24"/>
         </w:rPr>
-        <w:t xml:space="preserve">如果你在一个句子里看见了两个动词，那必然有一个不是谓语。</w:t>
+        <w:t xml:space="preserve">再看，如果你在一个句子里看见了两个动词。</w:t>
+      </w:r>
+    </w:p>
+    <w:p>
+      <w:pPr>
+        <w:spacing w:after="160" w:line="380"/>
+        <w:ind w:firstLine="480"/>
+      </w:pPr>
+      <w:r>
+        <w:rPr>
+          <w:rFonts w:ascii="SimSun" w:cs="SimSun" w:eastAsia="SimSun" w:hAnsi="SimSun"/>
+          <w:sz w:val="24"/>
+          <w:szCs w:val="24"/>
+        </w:rPr>
+        <w:t xml:space="preserve">那必然有一个不是谓语。</w:t>
       </w:r>
     </w:p>
     <w:p>
@@ -3080,21 +3514,21 @@
           <w:sz w:val="24"/>
           <w:szCs w:val="24"/>
         </w:rPr>
-        <w:t xml:space="preserve">说明这不是一个简单句。它是并列句，是两个简单句被并列连词 and 连起来了。</w:t>
-      </w:r>
-    </w:p>
-    <w:p>
-      <w:pPr>
-        <w:spacing w:after="160" w:line="380"/>
-        <w:ind w:firstLine="480"/>
-      </w:pPr>
-      <w:r>
-        <w:rPr>
-          <w:rFonts w:ascii="SimSun" w:cs="SimSun" w:eastAsia="SimSun" w:hAnsi="SimSun"/>
-          <w:sz w:val="24"/>
-          <w:szCs w:val="24"/>
-        </w:rPr>
-        <w:t xml:space="preserve">这个 and 上节课我们说过，它是并列连词，不是引导词。</w:t>
+        <w:t xml:space="preserve">你注意，说明这不是一个简单句。它是并列句，是两个简单句被并列连词 and 连起来了。</w:t>
+      </w:r>
+    </w:p>
+    <w:p>
+      <w:pPr>
+        <w:spacing w:after="160" w:line="380"/>
+        <w:ind w:firstLine="480"/>
+      </w:pPr>
+      <w:r>
+        <w:rPr>
+          <w:rFonts w:ascii="SimSun" w:cs="SimSun" w:eastAsia="SimSun" w:hAnsi="SimSun"/>
+          <w:sz w:val="24"/>
+          <w:szCs w:val="24"/>
+        </w:rPr>
+        <w:t xml:space="preserve">所以这个 and 上节课我们说过，它是并列连词，不是引导词。</w:t>
       </w:r>
     </w:p>
     <w:p>
@@ -3248,7 +3682,21 @@
           <w:sz w:val="24"/>
           <w:szCs w:val="24"/>
         </w:rPr>
-        <w:t xml:space="preserve">这个坑在语法填空里每年都有人踩，你可别是其中之一。</w:t>
+        <w:t xml:space="preserve">不过这个坑在语法填空里每年都有人踩。</w:t>
+      </w:r>
+    </w:p>
+    <w:p>
+      <w:pPr>
+        <w:spacing w:after="160" w:line="380"/>
+        <w:ind w:firstLine="480"/>
+      </w:pPr>
+      <w:r>
+        <w:rPr>
+          <w:rFonts w:ascii="SimSun" w:cs="SimSun" w:eastAsia="SimSun" w:hAnsi="SimSun"/>
+          <w:sz w:val="24"/>
+          <w:szCs w:val="24"/>
+        </w:rPr>
+        <w:t xml:space="preserve">你可别是其中之一。</w:t>
       </w:r>
     </w:p>
     <w:p>
@@ -3432,6 +3880,34 @@
           <w:sz w:val="24"/>
           <w:szCs w:val="24"/>
         </w:rPr>
+        <w:t xml:space="preserve">你自己再念一遍看看。</w:t>
+      </w:r>
+    </w:p>
+    <w:p>
+      <w:pPr>
+        <w:spacing w:after="160" w:line="380"/>
+        <w:ind w:firstLine="480"/>
+      </w:pPr>
+      <w:r>
+        <w:rPr>
+          <w:rFonts w:ascii="SimSun" w:cs="SimSun" w:eastAsia="SimSun" w:hAnsi="SimSun"/>
+          <w:sz w:val="24"/>
+          <w:szCs w:val="24"/>
+        </w:rPr>
+        <w:t xml:space="preserve">这里你别急着往下。</w:t>
+      </w:r>
+    </w:p>
+    <w:p>
+      <w:pPr>
+        <w:spacing w:after="160" w:line="380"/>
+        <w:ind w:firstLine="480"/>
+      </w:pPr>
+      <w:r>
+        <w:rPr>
+          <w:rFonts w:ascii="SimSun" w:cs="SimSun" w:eastAsia="SimSun" w:hAnsi="SimSun"/>
+          <w:sz w:val="24"/>
+          <w:szCs w:val="24"/>
+        </w:rPr>
         <w:t xml:space="preserve">想十秒，写完再往下听。</w:t>
       </w:r>
     </w:p>
@@ -3742,7 +4218,21 @@
           <w:sz w:val="24"/>
           <w:szCs w:val="24"/>
         </w:rPr>
-        <w:t xml:space="preserve">今天讲了不少，我给你收一收。你不用全记，抓住五句话。</w:t>
+        <w:t xml:space="preserve">这样一来，今天讲了不少。</w:t>
+      </w:r>
+    </w:p>
+    <w:p>
+      <w:pPr>
+        <w:spacing w:after="160" w:line="380"/>
+        <w:ind w:firstLine="480"/>
+      </w:pPr>
+      <w:r>
+        <w:rPr>
+          <w:rFonts w:ascii="SimSun" w:cs="SimSun" w:eastAsia="SimSun" w:hAnsi="SimSun"/>
+          <w:sz w:val="24"/>
+          <w:szCs w:val="24"/>
+        </w:rPr>
+        <w:t xml:space="preserve">我给你收一收。你不用全记，抓住五句话。</w:t>
       </w:r>
     </w:p>
     <w:p>
@@ -3770,7 +4260,21 @@
           <w:sz w:val="24"/>
           <w:szCs w:val="24"/>
         </w:rPr>
-        <w:t xml:space="preserve">能当主语的是名词、代词、动名词和不定式，都是名词性的东西。</w:t>
+        <w:t xml:space="preserve">能当主语的是名词、代词、动名词和不定式。</w:t>
+      </w:r>
+    </w:p>
+    <w:p>
+      <w:pPr>
+        <w:spacing w:after="160" w:line="380"/>
+        <w:ind w:firstLine="480"/>
+      </w:pPr>
+      <w:r>
+        <w:rPr>
+          <w:rFonts w:ascii="SimSun" w:cs="SimSun" w:eastAsia="SimSun" w:hAnsi="SimSun"/>
+          <w:sz w:val="24"/>
+          <w:szCs w:val="24"/>
+        </w:rPr>
+        <w:t xml:space="preserve">都是名词性的东西。</w:t>
       </w:r>
     </w:p>
     <w:p>
@@ -3798,7 +4302,7 @@
           <w:sz w:val="24"/>
           <w:szCs w:val="24"/>
         </w:rPr>
-        <w:t xml:space="preserve">碰到长主语，你先把形容词、介词短语这些修饰成分全划掉，剩下的那个名词才是中心词，谓语跟着它走。</w:t>
+        <w:t xml:space="preserve">换句话说，碰到长主语，你先把形容词、介词短语这些修饰成分全划掉，剩下的那个名词才是中心词，谓语跟着它走。</w:t>
       </w:r>
     </w:p>
     <w:p>
@@ -3840,7 +4344,7 @@
           <w:sz w:val="24"/>
           <w:szCs w:val="24"/>
         </w:rPr>
-        <w:t xml:space="preserve">长成 to do、doing、done 的，你看不出时候，那就是非谓语。</w:t>
+        <w:t xml:space="preserve">好，长成 to do、doing、done 的，你看不出时候，那就是非谓语。</w:t>
       </w:r>
     </w:p>
     <w:p>
@@ -3882,7 +4386,21 @@
           <w:sz w:val="24"/>
           <w:szCs w:val="24"/>
         </w:rPr>
-        <w:t xml:space="preserve">第五句。一个简单句只有一个谓语。你看见两个带时态的动词，那就是并列句，不是简单句。</w:t>
+        <w:t xml:space="preserve">那第五句。一个简单句只有一个谓语。你看见两个带时态的动词。</w:t>
+      </w:r>
+    </w:p>
+    <w:p>
+      <w:pPr>
+        <w:spacing w:after="160" w:line="380"/>
+        <w:ind w:firstLine="480"/>
+      </w:pPr>
+      <w:r>
+        <w:rPr>
+          <w:rFonts w:ascii="SimSun" w:cs="SimSun" w:eastAsia="SimSun" w:hAnsi="SimSun"/>
+          <w:sz w:val="24"/>
+          <w:szCs w:val="24"/>
+        </w:rPr>
+        <w:t xml:space="preserve">那就是并列句，不是简单句。</w:t>
       </w:r>
     </w:p>
     <w:p>
@@ -3910,6 +4428,20 @@
           <w:sz w:val="24"/>
           <w:szCs w:val="24"/>
         </w:rPr>
+        <w:t xml:space="preserve">对。</w:t>
+      </w:r>
+    </w:p>
+    <w:p>
+      <w:pPr>
+        <w:spacing w:after="160" w:line="380"/>
+        <w:ind w:firstLine="480"/>
+      </w:pPr>
+      <w:r>
+        <w:rPr>
+          <w:rFonts w:ascii="SimSun" w:cs="SimSun" w:eastAsia="SimSun" w:hAnsi="SimSun"/>
+          <w:sz w:val="24"/>
+          <w:szCs w:val="24"/>
+        </w:rPr>
         <w:t xml:space="preserve">你把这句话背下来：主语宾语表语干的是名词的活儿，定语干的是形容词的活儿，状语干的是副词的活儿。</w:t>
       </w:r>
     </w:p>
@@ -3924,21 +4456,35 @@
           <w:sz w:val="24"/>
           <w:szCs w:val="24"/>
         </w:rPr>
-        <w:t xml:space="preserve">以后碰到任何一块看不懂的成分，你就问自己一句：它在修饰谁？</w:t>
-      </w:r>
-    </w:p>
-    <w:p>
-      <w:pPr>
-        <w:spacing w:after="160" w:line="380"/>
-        <w:ind w:firstLine="480"/>
-      </w:pPr>
-      <w:r>
-        <w:rPr>
-          <w:rFonts w:ascii="SimSun" w:cs="SimSun" w:eastAsia="SimSun" w:hAnsi="SimSun"/>
-          <w:sz w:val="24"/>
-          <w:szCs w:val="24"/>
-        </w:rPr>
-        <w:t xml:space="preserve">修饰名词，它就是形容词；修饰动词，它就是副词。</w:t>
+        <w:t xml:space="preserve">以后碰到任何一块看不懂的成分。</w:t>
+      </w:r>
+    </w:p>
+    <w:p>
+      <w:pPr>
+        <w:spacing w:after="160" w:line="380"/>
+        <w:ind w:firstLine="480"/>
+      </w:pPr>
+      <w:r>
+        <w:rPr>
+          <w:rFonts w:ascii="SimSun" w:cs="SimSun" w:eastAsia="SimSun" w:hAnsi="SimSun"/>
+          <w:sz w:val="24"/>
+          <w:szCs w:val="24"/>
+        </w:rPr>
+        <w:t xml:space="preserve">你就问自己一句：它在修饰谁？</w:t>
+      </w:r>
+    </w:p>
+    <w:p>
+      <w:pPr>
+        <w:spacing w:after="160" w:line="380"/>
+        <w:ind w:firstLine="480"/>
+      </w:pPr>
+      <w:r>
+        <w:rPr>
+          <w:rFonts w:ascii="SimSun" w:cs="SimSun" w:eastAsia="SimSun" w:hAnsi="SimSun"/>
+          <w:sz w:val="24"/>
+          <w:szCs w:val="24"/>
+        </w:rPr>
+        <w:t xml:space="preserve">来，修饰名词，它就是形容词；修饰动词，它就是副词。</w:t>
       </w:r>
     </w:p>
     <w:p>
@@ -4392,6 +4938,34 @@
           <w:sz w:val="24"/>
           <w:szCs w:val="24"/>
         </w:rPr>
+        <w:t xml:space="preserve">are 是 be 动词的复数现在时形式，带的是一般现在时；written 长成 done 的样子，看不出时候。</w:t>
+      </w:r>
+    </w:p>
+    <w:p>
+      <w:pPr>
+        <w:spacing w:after="160" w:line="380"/>
+        <w:ind w:firstLine="480"/>
+      </w:pPr>
+      <w:r>
+        <w:rPr>
+          <w:rFonts w:ascii="SimSun" w:cs="SimSun" w:eastAsia="SimSun" w:hAnsi="SimSun"/>
+          <w:sz w:val="24"/>
+          <w:szCs w:val="24"/>
+        </w:rPr>
+        <w:t xml:space="preserve">很简单。</w:t>
+      </w:r>
+    </w:p>
+    <w:p>
+      <w:pPr>
+        <w:spacing w:after="160" w:line="380"/>
+        <w:ind w:firstLine="480"/>
+      </w:pPr>
+      <w:r>
+        <w:rPr>
+          <w:rFonts w:ascii="SimSun" w:cs="SimSun" w:eastAsia="SimSun" w:hAnsi="SimSun"/>
+          <w:sz w:val="24"/>
+          <w:szCs w:val="24"/>
+        </w:rPr>
         <w:t xml:space="preserve">written 长成 done 的样子，你从它身上看不出是过去还是现在，所以它不带时态，是非谓语。</w:t>
       </w:r>
     </w:p>
@@ -4563,6 +5137,20 @@
           <w:sz w:val="24"/>
           <w:szCs w:val="24"/>
         </w:rPr>
+        <w:t xml:space="preserve">这个点你要记牢。</w:t>
+      </w:r>
+    </w:p>
+    <w:p>
+      <w:pPr>
+        <w:spacing w:after="160" w:line="380"/>
+        <w:ind w:firstLine="480"/>
+      </w:pPr>
+      <w:r>
+        <w:rPr>
+          <w:rFonts w:ascii="SimSun" w:cs="SimSun" w:eastAsia="SimSun" w:hAnsi="SimSun"/>
+          <w:sz w:val="24"/>
+          <w:szCs w:val="24"/>
+        </w:rPr>
         <w:t xml:space="preserve">选择题，先圈一个再说。</w:t>
       </w:r>
     </w:p>
@@ -5071,7 +5659,21 @@
           <w:sz w:val="24"/>
           <w:szCs w:val="24"/>
         </w:rPr>
-        <w:t xml:space="preserve">是不是全是同一套流程：先找带时态的动词定谓语，再剥掉修饰成分找中心词。</w:t>
+        <w:t xml:space="preserve">接着说，是不是全是同一套流程：先找带时态的动词定谓语。</w:t>
+      </w:r>
+    </w:p>
+    <w:p>
+      <w:pPr>
+        <w:spacing w:after="160" w:line="380"/>
+        <w:ind w:firstLine="480"/>
+      </w:pPr>
+      <w:r>
+        <w:rPr>
+          <w:rFonts w:ascii="SimSun" w:cs="SimSun" w:eastAsia="SimSun" w:hAnsi="SimSun"/>
+          <w:sz w:val="24"/>
+          <w:szCs w:val="24"/>
+        </w:rPr>
+        <w:t xml:space="preserve">再剥掉修饰成分找中心词。</w:t>
       </w:r>
     </w:p>
     <w:p>
@@ -5113,7 +5715,21 @@
           <w:sz w:val="24"/>
           <w:szCs w:val="24"/>
         </w:rPr>
-        <w:t xml:space="preserve">第一，看到长主语，你先把修饰成分划掉找中心词，再决定谓语用单数还是复数。</w:t>
+        <w:t xml:space="preserve">第一，看到长主语，你先把修饰成分划掉找中心词。</w:t>
+      </w:r>
+    </w:p>
+    <w:p>
+      <w:pPr>
+        <w:spacing w:after="160" w:line="380"/>
+        <w:ind w:firstLine="480"/>
+      </w:pPr>
+      <w:r>
+        <w:rPr>
+          <w:rFonts w:ascii="SimSun" w:cs="SimSun" w:eastAsia="SimSun" w:hAnsi="SimSun"/>
+          <w:sz w:val="24"/>
+          <w:szCs w:val="24"/>
+        </w:rPr>
+        <w:t xml:space="preserve">再决定谓语用单数还是复数。</w:t>
       </w:r>
     </w:p>
     <w:p>
@@ -5141,7 +5757,21 @@
           <w:sz w:val="24"/>
           <w:szCs w:val="24"/>
         </w:rPr>
-        <w:t xml:space="preserve">第二，看到一个句子里有两个动词，你先看哪个变过形、能看出时候。</w:t>
+        <w:t xml:space="preserve">不难。</w:t>
+      </w:r>
+    </w:p>
+    <w:p>
+      <w:pPr>
+        <w:spacing w:after="160" w:line="380"/>
+        <w:ind w:firstLine="480"/>
+      </w:pPr>
+      <w:r>
+        <w:rPr>
+          <w:rFonts w:ascii="SimSun" w:cs="SimSun" w:eastAsia="SimSun" w:hAnsi="SimSun"/>
+          <w:sz w:val="24"/>
+          <w:szCs w:val="24"/>
+        </w:rPr>
+        <w:t xml:space="preserve">再看，第二，看到一个句子里有两个动词，你先看哪个变过形、能看出时候。</w:t>
       </w:r>
     </w:p>
     <w:p>
@@ -5183,21 +5813,35 @@
           <w:sz w:val="24"/>
           <w:szCs w:val="24"/>
         </w:rPr>
-        <w:t xml:space="preserve">今天我们认识了句子的骨架。可骨架立起来了，谓语后面还能跟东西——跟什么，决定了这个句子长什么样。</w:t>
-      </w:r>
-    </w:p>
-    <w:p>
-      <w:pPr>
-        <w:spacing w:after="160" w:line="380"/>
-        <w:ind w:firstLine="480"/>
-      </w:pPr>
-      <w:r>
-        <w:rPr>
-          <w:rFonts w:ascii="SimSun" w:cs="SimSun" w:eastAsia="SimSun" w:hAnsi="SimSun"/>
-          <w:sz w:val="24"/>
-          <w:szCs w:val="24"/>
-        </w:rPr>
-        <w:t xml:space="preserve">宾语、表语、宾语补足语——这就是下节课的内容。下节课见。</w:t>
+        <w:t xml:space="preserve">今天我们认识了句子的骨架。可骨架立起来了，谓语后面还能跟东西——跟什么。</w:t>
+      </w:r>
+    </w:p>
+    <w:p>
+      <w:pPr>
+        <w:spacing w:after="160" w:line="380"/>
+        <w:ind w:firstLine="480"/>
+      </w:pPr>
+      <w:r>
+        <w:rPr>
+          <w:rFonts w:ascii="SimSun" w:cs="SimSun" w:eastAsia="SimSun" w:hAnsi="SimSun"/>
+          <w:sz w:val="24"/>
+          <w:szCs w:val="24"/>
+        </w:rPr>
+        <w:t xml:space="preserve">决定了这个句子长什么样。</w:t>
+      </w:r>
+    </w:p>
+    <w:p>
+      <w:pPr>
+        <w:spacing w:after="160" w:line="380"/>
+        <w:ind w:firstLine="480"/>
+      </w:pPr>
+      <w:r>
+        <w:rPr>
+          <w:rFonts w:ascii="SimSun" w:cs="SimSun" w:eastAsia="SimSun" w:hAnsi="SimSun"/>
+          <w:sz w:val="24"/>
+          <w:szCs w:val="24"/>
+        </w:rPr>
+        <w:t xml:space="preserve">所以宾语、表语、宾语补足语——这就是下节课的内容。下节课见。</w:t>
       </w:r>
     </w:p>
     <w:sectPr>

--- a/docs/Level1/高中英语语法切片-Level1-第02课-主语与谓语.docx
+++ b/docs/Level1/高中英语语法切片-Level1-第02课-主语与谓语.docx
@@ -4048,7 +4048,7 @@
           <w:sz w:val="24"/>
           <w:szCs w:val="24"/>
         </w:rPr>
-        <w:t xml:space="preserve">第二道例题，这回我不提示。</w:t>
+        <w:t xml:space="preserve">第二道例题，这次你自己来。</w:t>
       </w:r>
     </w:p>
     <w:p>

--- a/docs/Level1/高中英语语法切片-Level1-第02课-主语与谓语.docx
+++ b/docs/Level1/高中英语语法切片-Level1-第02课-主语与谓语.docx
@@ -155,6 +155,20 @@
           <w:sz w:val="24"/>
           <w:szCs w:val="24"/>
         </w:rPr>
+        <w:t xml:space="preserve">你回想一下第一课——我们那时候讲的是单词本身属于哪一类，今天讲的是它进句子以后干什么活。</w:t>
+      </w:r>
+    </w:p>
+    <w:p>
+      <w:pPr>
+        <w:spacing w:after="160" w:line="380"/>
+        <w:ind w:firstLine="480"/>
+      </w:pPr>
+      <w:r>
+        <w:rPr>
+          <w:rFonts w:ascii="SimSun" w:cs="SimSun" w:eastAsia="SimSun" w:hAnsi="SimSun"/>
+          <w:sz w:val="24"/>
+          <w:szCs w:val="24"/>
+        </w:rPr>
         <w:t xml:space="preserve">词类，相当于一个人的专业；句子成分。</w:t>
       </w:r>
     </w:p>
@@ -2086,7 +2100,7 @@
           <w:sz w:val="24"/>
           <w:szCs w:val="24"/>
         </w:rPr>
-        <w:t xml:space="preserve">还记得上节课那条铁律吗——主语位置是名词性成分。</w:t>
+        <w:t xml:space="preserve">还记得第一课那条铁律吗——主语位置是名词性成分。</w:t>
       </w:r>
     </w:p>
     <w:p>

--- a/docs/Level1/高中英语语法切片-Level1-第02课-主语与谓语.docx
+++ b/docs/Level1/高中英语语法切片-Level1-第02课-主语与谓语.docx
@@ -2548,7 +2548,7 @@
           <w:sz w:val="24"/>
           <w:szCs w:val="24"/>
         </w:rPr>
-        <w:t xml:space="preserve">再看，你看，同一个 in the park 这样的介词短语，贴在名词后面修饰名词，它就是定语，相当于形容词；用来修饰动词，它就是状语，相当于副词。</w:t>
+        <w:t xml:space="preserve">你再看，同一个 in the park 这样的介词短语，贴在名词后面修饰名词，它就是定语，相当于形容词；用来修饰动词，它就是状语，相当于副词。</w:t>
       </w:r>
     </w:p>
     <w:p>
@@ -5673,7 +5673,7 @@
           <w:sz w:val="24"/>
           <w:szCs w:val="24"/>
         </w:rPr>
-        <w:t xml:space="preserve">接着说，是不是全是同一套流程：先找带时态的动词定谓语。</w:t>
+        <w:t xml:space="preserve">你看，是不是全是同一套流程：先找带时态的动词定谓语。</w:t>
       </w:r>
     </w:p>
     <w:p>

--- a/docs/Level1/高中英语语法切片-Level1-第02课-主语与谓语.docx
+++ b/docs/Level1/高中英语语法切片-Level1-第02课-主语与谓语.docx
@@ -477,7 +477,7 @@
           <w:sz w:val="24"/>
           <w:szCs w:val="24"/>
         </w:rPr>
-        <w:t xml:space="preserve">为什么说它俩最重要？</w:t>
+        <w:t xml:space="preserve">为什么说它俩最重要呢？</w:t>
       </w:r>
     </w:p>
     <w:p>
@@ -703,7 +703,7 @@
           <w:sz w:val="24"/>
           <w:szCs w:val="24"/>
         </w:rPr>
-        <w:t xml:space="preserve">为什么？因为谓语好认，它带时态。</w:t>
+        <w:t xml:space="preserve">那为什么呢？因为谓语好认，它带时态。</w:t>
       </w:r>
     </w:p>
     <w:p>
@@ -829,7 +829,7 @@
           <w:sz w:val="24"/>
           <w:szCs w:val="24"/>
         </w:rPr>
-        <w:t xml:space="preserve">所以你看，in the blue coat 在这里就是定语。说白了它就是一个形容词，介词短语版本的形容词。</w:t>
+        <w:t xml:space="preserve">所以你看啊，in the blue coat 在这里就是定语。说白了它就是一个形容词，介词短语版本的形容词。</w:t>
       </w:r>
     </w:p>
     <w:p>
@@ -1594,7 +1594,7 @@
           <w:sz w:val="24"/>
           <w:szCs w:val="24"/>
         </w:rPr>
-        <w:t xml:space="preserve">先问：哪一个带时态？</w:t>
+        <w:t xml:space="preserve">先问：哪一个带时态呢？</w:t>
       </w:r>
     </w:p>
     <w:p>
@@ -1636,7 +1636,7 @@
           <w:sz w:val="24"/>
           <w:szCs w:val="24"/>
         </w:rPr>
-        <w:t xml:space="preserve">可问题来了：真正的动作是哪个？</w:t>
+        <w:t xml:space="preserve">可问题来了：真正的动作是哪个呢？</w:t>
       </w:r>
     </w:p>
     <w:p>
@@ -1820,21 +1820,21 @@
           <w:sz w:val="24"/>
           <w:szCs w:val="24"/>
         </w:rPr>
-        <w:t xml:space="preserve">这句话里的动词形式有 must 和 hand。哪个带时态？</w:t>
-      </w:r>
-    </w:p>
-    <w:p>
-      <w:pPr>
-        <w:spacing w:after="160" w:line="380"/>
-        <w:ind w:firstLine="480"/>
-      </w:pPr>
-      <w:r>
-        <w:rPr>
-          <w:rFonts w:ascii="SimSun" w:cs="SimSun" w:eastAsia="SimSun" w:hAnsi="SimSun"/>
-          <w:sz w:val="24"/>
-          <w:szCs w:val="24"/>
-        </w:rPr>
-        <w:t xml:space="preserve">你看，must 是情态动词，它本身就带着语气和时态，表示现在必须。而 hand 是原形，光看它看不出时候。</w:t>
+        <w:t xml:space="preserve">这句话里的动词形式有 must 和 hand。哪个带时态呢？</w:t>
+      </w:r>
+    </w:p>
+    <w:p>
+      <w:pPr>
+        <w:spacing w:after="160" w:line="380"/>
+        <w:ind w:firstLine="480"/>
+      </w:pPr>
+      <w:r>
+        <w:rPr>
+          <w:rFonts w:ascii="SimSun" w:cs="SimSun" w:eastAsia="SimSun" w:hAnsi="SimSun"/>
+          <w:sz w:val="24"/>
+          <w:szCs w:val="24"/>
+        </w:rPr>
+        <w:t xml:space="preserve">你看啊，must 是情态动词，它本身就带着语气和时态，表示现在必须。而 hand 是原形，光看它看不出时候。</w:t>
       </w:r>
     </w:p>
     <w:p>
@@ -1960,6 +1960,20 @@
           <w:sz w:val="24"/>
           <w:szCs w:val="24"/>
         </w:rPr>
+        <w:t xml:space="preserve">对了，补一句：这一条你现在可能觉得没什么，等考试碰上你就知道值钱了。</w:t>
+      </w:r>
+    </w:p>
+    <w:p>
+      <w:pPr>
+        <w:spacing w:after="160" w:line="380"/>
+        <w:ind w:firstLine="480"/>
+      </w:pPr>
+      <w:r>
+        <w:rPr>
+          <w:rFonts w:ascii="SimSun" w:cs="SimSun" w:eastAsia="SimSun" w:hAnsi="SimSun"/>
+          <w:sz w:val="24"/>
+          <w:szCs w:val="24"/>
+        </w:rPr>
         <w:t xml:space="preserve">这样一来，错了两道以上不用慌，今天讲完你就全通了。</w:t>
       </w:r>
     </w:p>
@@ -2086,7 +2100,7 @@
           <w:sz w:val="24"/>
           <w:szCs w:val="24"/>
         </w:rPr>
-        <w:t xml:space="preserve">那什么样的东西能当主语？</w:t>
+        <w:t xml:space="preserve">那什么样的东西能当主语呢？</w:t>
       </w:r>
     </w:p>
     <w:p>
@@ -2674,7 +2688,7 @@
           <w:sz w:val="24"/>
           <w:szCs w:val="24"/>
         </w:rPr>
-        <w:t xml:space="preserve">那这有什么用？</w:t>
+        <w:t xml:space="preserve">那这有什么用呢？</w:t>
       </w:r>
     </w:p>
     <w:p>
@@ -2744,7 +2758,7 @@
           <w:sz w:val="24"/>
           <w:szCs w:val="24"/>
         </w:rPr>
-        <w:t xml:space="preserve">为什么？因为主语的中心词是 The number，数量，是单数。</w:t>
+        <w:t xml:space="preserve">那为什么呢？因为主语的中心词是 The number，数量，是单数。</w:t>
       </w:r>
     </w:p>
     <w:p>
@@ -2800,7 +2814,7 @@
           <w:sz w:val="24"/>
           <w:szCs w:val="24"/>
         </w:rPr>
-        <w:t xml:space="preserve">谓语是干什么用的？</w:t>
+        <w:t xml:space="preserve">谓语是干什么用的呢？</w:t>
       </w:r>
     </w:p>
     <w:p>
@@ -2898,21 +2912,21 @@
           <w:sz w:val="24"/>
           <w:szCs w:val="24"/>
         </w:rPr>
-        <w:t xml:space="preserve">那怎么找谓语？</w:t>
-      </w:r>
-    </w:p>
-    <w:p>
-      <w:pPr>
-        <w:spacing w:after="160" w:line="380"/>
-        <w:ind w:firstLine="480"/>
-      </w:pPr>
-      <w:r>
-        <w:rPr>
-          <w:rFonts w:ascii="SimSun" w:cs="SimSun" w:eastAsia="SimSun" w:hAnsi="SimSun"/>
-          <w:sz w:val="24"/>
-          <w:szCs w:val="24"/>
-        </w:rPr>
-        <w:t xml:space="preserve">换句话说，这一点上节课我们已经讲过了，今天再确认一遍，因为它太重要了。</w:t>
+        <w:t xml:space="preserve">那怎么找谓语呢？</w:t>
+      </w:r>
+    </w:p>
+    <w:p>
+      <w:pPr>
+        <w:spacing w:after="160" w:line="380"/>
+        <w:ind w:firstLine="480"/>
+      </w:pPr>
+      <w:r>
+        <w:rPr>
+          <w:rFonts w:ascii="SimSun" w:cs="SimSun" w:eastAsia="SimSun" w:hAnsi="SimSun"/>
+          <w:sz w:val="24"/>
+          <w:szCs w:val="24"/>
+        </w:rPr>
+        <w:t xml:space="preserve">换句话说，这一点啊，上节课我们已经讲过了，今天再确认一遍，因为它太重要了。</w:t>
       </w:r>
     </w:p>
     <w:p>
@@ -2968,7 +2982,7 @@
           <w:sz w:val="24"/>
           <w:szCs w:val="24"/>
         </w:rPr>
-        <w:t xml:space="preserve">你看，为什么？因为只有谓语才有资格带时态。</w:t>
+        <w:t xml:space="preserve">你看，那为什么呢？因为只有谓语才有资格带时态。</w:t>
       </w:r>
     </w:p>
     <w:p>
@@ -3318,7 +3332,7 @@
           <w:sz w:val="24"/>
           <w:szCs w:val="24"/>
         </w:rPr>
-        <w:t xml:space="preserve">你想想，主语是单数第三人称，谓语就用单数形式；主语是复数，谓语就用复数形式。</w:t>
+        <w:t xml:space="preserve">你想想啊，主语是单数第三人称，谓语就用单数形式；主语是复数，谓语就用复数形式。</w:t>
       </w:r>
     </w:p>
     <w:p>
@@ -3346,7 +3360,7 @@
           <w:sz w:val="24"/>
           <w:szCs w:val="24"/>
         </w:rPr>
-        <w:t xml:space="preserve">They like music，主语是 They，复数，like 就不加 s。就这么简单。</w:t>
+        <w:t xml:space="preserve">They like music，主语是 They，复数，like 就不加 s。就这么简单，是吧。</w:t>
       </w:r>
     </w:p>
     <w:p>
@@ -3514,7 +3528,7 @@
           <w:sz w:val="24"/>
           <w:szCs w:val="24"/>
         </w:rPr>
-        <w:t xml:space="preserve">那说明什么？</w:t>
+        <w:t xml:space="preserve">那说明什么呢？</w:t>
       </w:r>
     </w:p>
     <w:p>
@@ -3626,7 +3640,7 @@
           <w:sz w:val="24"/>
           <w:szCs w:val="24"/>
         </w:rPr>
-        <w:t xml:space="preserve">我给你排三个最容易出错的地方。</w:t>
+        <w:t xml:space="preserve">我跟你说，我给你排三个最容易出错的地方。</w:t>
       </w:r>
     </w:p>
     <w:p>
@@ -3822,7 +3836,21 @@
           <w:sz w:val="24"/>
           <w:szCs w:val="24"/>
         </w:rPr>
-        <w:t xml:space="preserve">方法讲完了。</w:t>
+        <w:t xml:space="preserve">方法讲完了。顺带提一句，这套方法不只今天用，后面的课我们还会反复拿它出来。</w:t>
+      </w:r>
+    </w:p>
+    <w:p>
+      <w:pPr>
+        <w:spacing w:after="160" w:line="380"/>
+        <w:ind w:firstLine="480"/>
+      </w:pPr>
+      <w:r>
+        <w:rPr>
+          <w:rFonts w:ascii="SimSun" w:cs="SimSun" w:eastAsia="SimSun" w:hAnsi="SimSun"/>
+          <w:sz w:val="24"/>
+          <w:szCs w:val="24"/>
+        </w:rPr>
+        <w:t xml:space="preserve">我插一句啊，这一块要是听得有点晕，你先往下走，做完题回头再听一遍。</w:t>
       </w:r>
     </w:p>
     <w:p>
@@ -4246,7 +4274,7 @@
           <w:sz w:val="24"/>
           <w:szCs w:val="24"/>
         </w:rPr>
-        <w:t xml:space="preserve">我给你收一收。你不用全记，抓住五句话。</w:t>
+        <w:t xml:space="preserve">我跟你说，我给你收一收。你不用全记，抓住五句话。</w:t>
       </w:r>
     </w:p>
     <w:p>
@@ -4386,7 +4414,7 @@
           <w:sz w:val="24"/>
           <w:szCs w:val="24"/>
         </w:rPr>
-        <w:t xml:space="preserve">但你记住，这一串里必然有一个带时态的部分。</w:t>
+        <w:t xml:space="preserve">但你记住啊，这一串里必然有一个带时态的部分。</w:t>
       </w:r>
     </w:p>
     <w:p>
@@ -4484,7 +4512,7 @@
           <w:sz w:val="24"/>
           <w:szCs w:val="24"/>
         </w:rPr>
-        <w:t xml:space="preserve">你就问自己一句：它在修饰谁？</w:t>
+        <w:t xml:space="preserve">你就问自己一句：它在修饰谁呢？</w:t>
       </w:r>
     </w:p>
     <w:p>
@@ -4512,7 +4540,7 @@
           <w:sz w:val="24"/>
           <w:szCs w:val="24"/>
         </w:rPr>
-        <w:t xml:space="preserve">道理讲完了。</w:t>
+        <w:t xml:space="preserve">道理讲完了。对了，我再多说一句——上面这些你要是一遍记不住，别硬背，回头把题再做一遍，做熟了自然就记住了。</w:t>
       </w:r>
     </w:p>
     <w:p>
@@ -4541,6 +4569,20 @@
           <w:szCs w:val="24"/>
         </w:rPr>
         <w:t xml:space="preserve">下面六道随堂练习。每道先自己做，做完再听。</w:t>
+      </w:r>
+    </w:p>
+    <w:p>
+      <w:pPr>
+        <w:spacing w:after="160" w:line="380"/>
+        <w:ind w:firstLine="480"/>
+      </w:pPr>
+      <w:r>
+        <w:rPr>
+          <w:rFonts w:ascii="SimSun" w:cs="SimSun" w:eastAsia="SimSun" w:hAnsi="SimSun"/>
+          <w:sz w:val="24"/>
+          <w:szCs w:val="24"/>
+        </w:rPr>
+        <w:t xml:space="preserve">顺带提一嘴，这个点跟前面学的是连着的，你别孤立地记。</w:t>
       </w:r>
     </w:p>
     <w:p>
@@ -4796,7 +4838,7 @@
           <w:sz w:val="24"/>
           <w:szCs w:val="24"/>
         </w:rPr>
-        <w:t xml:space="preserve">你注意，动名词短语作主语的时候，不管里面有多少个词，它表达的是一件事，算单数。</w:t>
+        <w:t xml:space="preserve">你注意啊，动名词短语作主语的时候，不管里面有多少个词，它表达的是一件事，算单数。</w:t>
       </w:r>
     </w:p>
     <w:p>
@@ -5673,7 +5715,7 @@
           <w:sz w:val="24"/>
           <w:szCs w:val="24"/>
         </w:rPr>
-        <w:t xml:space="preserve">你看，是不是全是同一套流程：先找带时态的动词定谓语。</w:t>
+        <w:t xml:space="preserve">你看啊，是不是全是同一套流程：先找带时态的动词定谓语。</w:t>
       </w:r>
     </w:p>
     <w:p>

--- a/docs/Level1/高中英语语法切片-Level1-第02课-主语与谓语.docx
+++ b/docs/Level1/高中英语语法切片-Level1-第02课-主语与谓语.docx
@@ -393,7 +393,7 @@
           <w:sz w:val="24"/>
           <w:szCs w:val="24"/>
         </w:rPr>
-        <w:t xml:space="preserve">你把这个对应关系记住：主语宾语表语等于名词，定语等于形容词，状语等于副词。</w:t>
+        <w:t xml:space="preserve">你把这个对应关系记住。主语宾语表语等于名词。定语等于形容词。状语等于副词。</w:t>
       </w:r>
     </w:p>
     <w:p>
@@ -2562,7 +2562,35 @@
           <w:sz w:val="24"/>
           <w:szCs w:val="24"/>
         </w:rPr>
-        <w:t xml:space="preserve">你再看，同一个 in the park 这样的介词短语，贴在名词后面修饰名词，它就是定语，相当于形容词；用来修饰动词，它就是状语，相当于副词。</w:t>
+        <w:t xml:space="preserve">你再看，同一个 in the park 这样的介词短语。</w:t>
+      </w:r>
+    </w:p>
+    <w:p>
+      <w:pPr>
+        <w:spacing w:after="160" w:line="380"/>
+        <w:ind w:firstLine="480"/>
+      </w:pPr>
+      <w:r>
+        <w:rPr>
+          <w:rFonts w:ascii="SimSun" w:cs="SimSun" w:eastAsia="SimSun" w:hAnsi="SimSun"/>
+          <w:sz w:val="24"/>
+          <w:szCs w:val="24"/>
+        </w:rPr>
+        <w:t xml:space="preserve">贴在名词后面修饰名词，它就是定语，相当于形容词。</w:t>
+      </w:r>
+    </w:p>
+    <w:p>
+      <w:pPr>
+        <w:spacing w:after="160" w:line="380"/>
+        <w:ind w:firstLine="480"/>
+      </w:pPr>
+      <w:r>
+        <w:rPr>
+          <w:rFonts w:ascii="SimSun" w:cs="SimSun" w:eastAsia="SimSun" w:hAnsi="SimSun"/>
+          <w:sz w:val="24"/>
+          <w:szCs w:val="24"/>
+        </w:rPr>
+        <w:t xml:space="preserve">可它要是用来修饰动词，那就是状语，相当于副词。</w:t>
       </w:r>
     </w:p>
     <w:p>
@@ -2590,7 +2618,7 @@
           <w:sz w:val="24"/>
           <w:szCs w:val="24"/>
         </w:rPr>
-        <w:t xml:space="preserve">修饰名词就是形容词的活儿，修饰动词就是副词的活儿。</w:t>
+        <w:t xml:space="preserve">修饰名词，那是形容词的活儿。修饰动词，那是副词的活儿。</w:t>
       </w:r>
     </w:p>
     <w:p>
@@ -4344,7 +4372,21 @@
           <w:sz w:val="24"/>
           <w:szCs w:val="24"/>
         </w:rPr>
-        <w:t xml:space="preserve">换句话说，碰到长主语，你先把形容词、介词短语这些修饰成分全划掉，剩下的那个名词才是中心词，谓语跟着它走。</w:t>
+        <w:t xml:space="preserve">换句话说，碰到长主语，你先把形容词、介词短语这些修饰成分全划掉。</w:t>
+      </w:r>
+    </w:p>
+    <w:p>
+      <w:pPr>
+        <w:spacing w:after="160" w:line="380"/>
+        <w:ind w:firstLine="480"/>
+      </w:pPr>
+      <w:r>
+        <w:rPr>
+          <w:rFonts w:ascii="SimSun" w:cs="SimSun" w:eastAsia="SimSun" w:hAnsi="SimSun"/>
+          <w:sz w:val="24"/>
+          <w:szCs w:val="24"/>
+        </w:rPr>
+        <w:t xml:space="preserve">剩下的那个名词才是中心词，谓语跟着它走。</w:t>
       </w:r>
     </w:p>
     <w:p>
@@ -4484,7 +4526,7 @@
           <w:sz w:val="24"/>
           <w:szCs w:val="24"/>
         </w:rPr>
-        <w:t xml:space="preserve">你把这句话背下来：主语宾语表语干的是名词的活儿，定语干的是形容词的活儿，状语干的是副词的活儿。</w:t>
+        <w:t xml:space="preserve">你把这句话背下来。主语宾语表语干名词的活儿。定语干形容词的活儿。状语干副词的活儿。</w:t>
       </w:r>
     </w:p>
     <w:p>
@@ -4526,7 +4568,7 @@
           <w:sz w:val="24"/>
           <w:szCs w:val="24"/>
         </w:rPr>
-        <w:t xml:space="preserve">来，修饰名词，它就是形容词；修饰动词，它就是副词。</w:t>
+        <w:t xml:space="preserve">来，修饰名词，那就是形容词。修饰动词，那就是副词。</w:t>
       </w:r>
     </w:p>
     <w:p>
@@ -5419,7 +5461,7 @@
           <w:sz w:val="24"/>
           <w:szCs w:val="24"/>
         </w:rPr>
-        <w:t xml:space="preserve">不定式短语作主语，跟动名词短语一样，表达的是一件事，算单数。</w:t>
+        <w:t xml:space="preserve">不定式短语作主语，跟动名词短语一样。它表达的是一件事，算单数。</w:t>
       </w:r>
     </w:p>
     <w:p>

--- a/docs/Level1/高中英语语法切片-Level1-第02课-主语与谓语.docx
+++ b/docs/Level1/高中英语语法切片-Level1-第02课-主语与谓语.docx
@@ -141,7 +141,7 @@
           <w:sz w:val="24"/>
           <w:szCs w:val="24"/>
         </w:rPr>
-        <w:t xml:space="preserve">我打个不太严谨但很好懂的比方。</w:t>
+        <w:t xml:space="preserve">我打个不太严谨但很好懂的比方啊。</w:t>
       </w:r>
     </w:p>
     <w:p>
@@ -689,7 +689,7 @@
           <w:sz w:val="24"/>
           <w:szCs w:val="24"/>
         </w:rPr>
-        <w:t xml:space="preserve">圈好了吗？好，我教你一个顺序：先找谓语，再找主语。</w:t>
+        <w:t xml:space="preserve">圈好了吗？我教你一个顺序，你记着：先找谓语，再找主语。</w:t>
       </w:r>
     </w:p>
     <w:p>
@@ -717,7 +717,7 @@
           <w:sz w:val="24"/>
           <w:szCs w:val="24"/>
         </w:rPr>
-        <w:t xml:space="preserve">往后扫一眼——won。这是 win 的过去式，它变过形了。</w:t>
+        <w:t xml:space="preserve">你往后扫一眼——won。看见了吧，这是 win 的过去式，它变过形了。</w:t>
       </w:r>
     </w:p>
     <w:p>
@@ -759,7 +759,7 @@
           <w:sz w:val="24"/>
           <w:szCs w:val="24"/>
         </w:rPr>
-        <w:t xml:space="preserve">谓语一找到，谓语前面那一整块自然就是主语。</w:t>
+        <w:t xml:space="preserve">谓语一找到，前面那一整块自然就是主语。就这么简单。</w:t>
       </w:r>
     </w:p>
     <w:p>
@@ -943,7 +943,7 @@
           <w:sz w:val="24"/>
           <w:szCs w:val="24"/>
         </w:rPr>
-        <w:t xml:space="preserve">写好了吗？还是老办法，先找带时态的动词。</w:t>
+        <w:t xml:space="preserve">写好了吗？还是老办法——先找带时态的动词。</w:t>
       </w:r>
     </w:p>
     <w:p>
@@ -1170,7 +1170,7 @@
           <w:sz w:val="24"/>
           <w:szCs w:val="24"/>
         </w:rPr>
-        <w:t xml:space="preserve">圈好了吗？我们一项一项看。</w:t>
+        <w:t xml:space="preserve">圈好了吗？我们一项一项看，你跟着我。</w:t>
       </w:r>
     </w:p>
     <w:p>
@@ -1354,7 +1354,7 @@
           <w:sz w:val="24"/>
           <w:szCs w:val="24"/>
         </w:rPr>
-        <w:t xml:space="preserve">我们仔细看。</w:t>
+        <w:t xml:space="preserve">我们仔细看啊。</w:t>
       </w:r>
     </w:p>
     <w:p>
@@ -1424,7 +1424,21 @@
           <w:sz w:val="24"/>
           <w:szCs w:val="24"/>
         </w:rPr>
-        <w:t xml:space="preserve">两层形容词全剥掉，剩下什么？The number，数量。</w:t>
+        <w:t xml:space="preserve">两层形容词全剥掉，剩下什么？</w:t>
+      </w:r>
+    </w:p>
+    <w:p>
+      <w:pPr>
+        <w:spacing w:after="160" w:line="380"/>
+        <w:ind w:firstLine="480"/>
+      </w:pPr>
+      <w:r>
+        <w:rPr>
+          <w:rFonts w:ascii="SimSun" w:cs="SimSun" w:eastAsia="SimSun" w:hAnsi="SimSun"/>
+          <w:sz w:val="24"/>
+          <w:szCs w:val="24"/>
+        </w:rPr>
+        <w:t xml:space="preserve">The number，数量。就这两个词。</w:t>
       </w:r>
     </w:p>
     <w:p>
@@ -2254,7 +2268,21 @@
           <w:sz w:val="24"/>
           <w:szCs w:val="24"/>
         </w:rPr>
-        <w:t xml:space="preserve">接下来是今天最重要的一个点，也是最容易失分的一个点。</w:t>
+        <w:t xml:space="preserve">好，说完主语，我们说第二块：主语中心词。</w:t>
+      </w:r>
+    </w:p>
+    <w:p>
+      <w:pPr>
+        <w:spacing w:after="160" w:line="380"/>
+        <w:ind w:firstLine="480"/>
+      </w:pPr>
+      <w:r>
+        <w:rPr>
+          <w:rFonts w:ascii="SimSun" w:cs="SimSun" w:eastAsia="SimSun" w:hAnsi="SimSun"/>
+          <w:sz w:val="24"/>
+          <w:szCs w:val="24"/>
+        </w:rPr>
+        <w:t xml:space="preserve">这是今天最重要的一个点，也是最容易失分的一个点。</w:t>
       </w:r>
     </w:p>
     <w:p>
@@ -2366,6 +2394,48 @@
           <w:sz w:val="24"/>
           <w:szCs w:val="24"/>
         </w:rPr>
+        <w:t xml:space="preserve">剩下的呢？都是给它化妆的。</w:t>
+      </w:r>
+    </w:p>
+    <w:p>
+      <w:pPr>
+        <w:spacing w:after="160" w:line="380"/>
+        <w:ind w:firstLine="480"/>
+      </w:pPr>
+      <w:r>
+        <w:rPr>
+          <w:rFonts w:ascii="SimSun" w:cs="SimSun" w:eastAsia="SimSun" w:hAnsi="SimSun"/>
+          <w:sz w:val="24"/>
+          <w:szCs w:val="24"/>
+        </w:rPr>
+        <w:t xml:space="preserve">你想想化妆这件事——粉底、口红、假睫毛，加多少都行，可底下那张脸没变。</w:t>
+      </w:r>
+    </w:p>
+    <w:p>
+      <w:pPr>
+        <w:spacing w:after="160" w:line="380"/>
+        <w:ind w:firstLine="480"/>
+      </w:pPr>
+      <w:r>
+        <w:rPr>
+          <w:rFonts w:ascii="SimSun" w:cs="SimSun" w:eastAsia="SimSun" w:hAnsi="SimSun"/>
+          <w:sz w:val="24"/>
+          <w:szCs w:val="24"/>
+        </w:rPr>
+        <w:t xml:space="preserve">谓语认的是那张脸，不是妆。</w:t>
+      </w:r>
+    </w:p>
+    <w:p>
+      <w:pPr>
+        <w:spacing w:after="160" w:line="380"/>
+        <w:ind w:firstLine="480"/>
+      </w:pPr>
+      <w:r>
+        <w:rPr>
+          <w:rFonts w:ascii="SimSun" w:cs="SimSun" w:eastAsia="SimSun" w:hAnsi="SimSun"/>
+          <w:sz w:val="24"/>
+          <w:szCs w:val="24"/>
+        </w:rPr>
         <w:t xml:space="preserve">剩下的都是给它化妆的。</w:t>
       </w:r>
     </w:p>
@@ -2632,7 +2702,21 @@
           <w:sz w:val="24"/>
           <w:szCs w:val="24"/>
         </w:rPr>
-        <w:t xml:space="preserve">所以找中心词的操作就一句话：把所有当定语的东西全划掉。</w:t>
+        <w:t xml:space="preserve">所以找中心词的操作就一句话：把妆全卸了。</w:t>
+      </w:r>
+    </w:p>
+    <w:p>
+      <w:pPr>
+        <w:spacing w:after="160" w:line="380"/>
+        <w:ind w:firstLine="480"/>
+      </w:pPr>
+      <w:r>
+        <w:rPr>
+          <w:rFonts w:ascii="SimSun" w:cs="SimSun" w:eastAsia="SimSun" w:hAnsi="SimSun"/>
+          <w:sz w:val="24"/>
+          <w:szCs w:val="24"/>
+        </w:rPr>
+        <w:t xml:space="preserve">把所有当定语的东西全划掉。</w:t>
       </w:r>
     </w:p>
     <w:p>
@@ -2730,7 +2814,7 @@
           <w:sz w:val="24"/>
           <w:szCs w:val="24"/>
         </w:rPr>
-        <w:t xml:space="preserve">用处太大了。</w:t>
+        <w:t xml:space="preserve">用处大了去了。</w:t>
       </w:r>
     </w:p>
     <w:p>
@@ -2968,7 +3052,7 @@
           <w:sz w:val="24"/>
           <w:szCs w:val="24"/>
         </w:rPr>
-        <w:t xml:space="preserve">看它带不带时态。</w:t>
+        <w:t xml:space="preserve">看它带不带时态。就这一条。</w:t>
       </w:r>
     </w:p>
     <w:p>
@@ -3332,7 +3416,21 @@
           <w:sz w:val="24"/>
           <w:szCs w:val="24"/>
         </w:rPr>
-        <w:t xml:space="preserve">那主语和谓语之间还有一条规矩，叫主谓一致。</w:t>
+        <w:t xml:space="preserve">最后说第四块，主谓一致。</w:t>
+      </w:r>
+    </w:p>
+    <w:p>
+      <w:pPr>
+        <w:spacing w:after="160" w:line="380"/>
+        <w:ind w:firstLine="480"/>
+      </w:pPr>
+      <w:r>
+        <w:rPr>
+          <w:rFonts w:ascii="SimSun" w:cs="SimSun" w:eastAsia="SimSun" w:hAnsi="SimSun"/>
+          <w:sz w:val="24"/>
+          <w:szCs w:val="24"/>
+        </w:rPr>
+        <w:t xml:space="preserve">这条规矩说的是：谓语的形式要跟着主语走。</w:t>
       </w:r>
     </w:p>
     <w:p>
@@ -3486,7 +3584,21 @@
           <w:sz w:val="24"/>
           <w:szCs w:val="24"/>
         </w:rPr>
-        <w:t xml:space="preserve">这句话反过来用，威力特别大。</w:t>
+        <w:t xml:space="preserve">这句话反过来用，威力特别大，你听好。</w:t>
+      </w:r>
+    </w:p>
+    <w:p>
+      <w:pPr>
+        <w:spacing w:after="160" w:line="380"/>
+        <w:ind w:firstLine="480"/>
+      </w:pPr>
+      <w:r>
+        <w:rPr>
+          <w:rFonts w:ascii="SimSun" w:cs="SimSun" w:eastAsia="SimSun" w:hAnsi="SimSun"/>
+          <w:sz w:val="24"/>
+          <w:szCs w:val="24"/>
+        </w:rPr>
+        <w:t xml:space="preserve">停。</w:t>
       </w:r>
     </w:p>
     <w:p>
@@ -3850,7 +3962,7 @@
           <w:sz w:val="24"/>
           <w:szCs w:val="24"/>
         </w:rPr>
-        <w:t xml:space="preserve">你不能因为看不见就说它没有。</w:t>
+        <w:t xml:space="preserve">你不能因为看不见就说它没有，对不对。</w:t>
       </w:r>
     </w:p>
     <w:p>
@@ -4696,7 +4808,7 @@
           <w:sz w:val="24"/>
           <w:szCs w:val="24"/>
         </w:rPr>
-        <w:t xml:space="preserve">圈好了吗？先找带时态的动词。</w:t>
+        <w:t xml:space="preserve">圈好了吗？先找带时态的动词。这一步别跳。</w:t>
       </w:r>
     </w:p>
     <w:p>
@@ -4752,7 +4864,7 @@
           <w:sz w:val="24"/>
           <w:szCs w:val="24"/>
         </w:rPr>
-        <w:t xml:space="preserve">是形容词就划掉，剩下 The girl，中心词是 girl，单数。</w:t>
+        <w:t xml:space="preserve">是形容词就划掉。剩下什么？The girl。中心词是 girl，单数。</w:t>
       </w:r>
     </w:p>
     <w:p>

--- a/docs/Level1/高中英语语法切片-Level1-第02课-主语与谓语.docx
+++ b/docs/Level1/高中英语语法切片-Level1-第02课-主语与谓语.docx
@@ -689,7 +689,7 @@
           <w:sz w:val="24"/>
           <w:szCs w:val="24"/>
         </w:rPr>
-        <w:t xml:space="preserve">圈好了吗？我教你一个顺序，你记着：先找谓语，再找主语。</w:t>
+        <w:t xml:space="preserve">圈好了吗？我们按一个顺序来，你记着：先找谓语，再找主语。</w:t>
       </w:r>
     </w:p>
     <w:p>
@@ -3780,7 +3780,7 @@
           <w:sz w:val="24"/>
           <w:szCs w:val="24"/>
         </w:rPr>
-        <w:t xml:space="preserve">我跟你说，我给你排三个最容易出错的地方。</w:t>
+        <w:t xml:space="preserve">我们来看排三个最容易出错的地方。</w:t>
       </w:r>
     </w:p>
     <w:p>
@@ -4414,7 +4414,7 @@
           <w:sz w:val="24"/>
           <w:szCs w:val="24"/>
         </w:rPr>
-        <w:t xml:space="preserve">我跟你说，我给你收一收。你不用全记，抓住五句话。</w:t>
+        <w:t xml:space="preserve">我们来看收一收。你不用全记，抓住五句话。</w:t>
       </w:r>
     </w:p>
     <w:p>
